--- a/fuentes/CFA9_228146_DU.docx
+++ b/fuentes/CFA9_228146_DU.docx
@@ -1,6 +1,6 @@
 
 <file path=word/document.xml><?xml version="1.0" encoding="utf-8"?>
-<w:document xmlns:wpc="http://schemas.microsoft.com/office/word/2010/wordprocessingCanvas" xmlns:cx="http://schemas.microsoft.com/office/drawing/2014/chartex" xmlns:cx1="http://schemas.microsoft.com/office/drawing/2015/9/8/chartex" xmlns:cx2="http://schemas.microsoft.com/office/drawing/2015/10/21/chartex" xmlns:cx3="http://schemas.microsoft.com/office/drawing/2016/5/9/chartex" xmlns:cx4="http://schemas.microsoft.com/office/drawing/2016/5/10/chartex" xmlns:cx5="http://schemas.microsoft.com/office/drawing/2016/5/11/chartex" xmlns:cx6="http://schemas.microsoft.com/office/drawing/2016/5/12/chartex" xmlns:cx7="http://schemas.microsoft.com/office/drawing/2016/5/13/chartex" xmlns:cx8="http://schemas.microsoft.com/office/drawing/2016/5/14/chartex" xmlns:mc="http://schemas.openxmlformats.org/markup-compatibility/2006" xmlns:aink="http://schemas.microsoft.com/office/drawing/2016/ink" xmlns:am3d="http://schemas.microsoft.com/office/drawing/2017/model3d" xmlns:o="urn:schemas-microsoft-com:office:office" xmlns:r="http://schemas.openxmlformats.org/officeDocument/2006/relationships" xmlns:m="http://schemas.openxmlformats.org/officeDocument/2006/math" xmlns:v="urn:schemas-microsoft-com:vml" xmlns:wp14="http://schemas.microsoft.com/office/word/2010/wordprocessingDrawing" xmlns:wp="http://schemas.openxmlformats.org/drawingml/2006/wordprocessingDrawing" xmlns:w10="urn:schemas-microsoft-com:office:word" xmlns:w="http://schemas.openxmlformats.org/wordprocessingml/2006/main" xmlns:w14="http://schemas.microsoft.com/office/word/2010/wordml" xmlns:w15="http://schemas.microsoft.com/office/word/2012/wordml" xmlns:w16cex="http://schemas.microsoft.com/office/word/2018/wordml/cex" xmlns:w16cid="http://schemas.microsoft.com/office/word/2016/wordml/cid" xmlns:w16="http://schemas.microsoft.com/office/word/2018/wordml" xmlns:w16sdtdh="http://schemas.microsoft.com/office/word/2020/wordml/sdtdatahash" xmlns:w16se="http://schemas.microsoft.com/office/word/2015/wordml/symex" xmlns:wpg="http://schemas.microsoft.com/office/word/2010/wordprocessingGroup" xmlns:wpi="http://schemas.microsoft.com/office/word/2010/wordprocessingInk" xmlns:wne="http://schemas.microsoft.com/office/word/2006/wordml" xmlns:wps="http://schemas.microsoft.com/office/word/2010/wordprocessingShape" mc:Ignorable="w14 w15 w16se w16cid w16 w16cex w16sdtdh wp14">
+<w:document xmlns:wpc="http://schemas.microsoft.com/office/word/2010/wordprocessingCanvas" xmlns:cx="http://schemas.microsoft.com/office/drawing/2014/chartex" xmlns:cx1="http://schemas.microsoft.com/office/drawing/2015/9/8/chartex" xmlns:cx2="http://schemas.microsoft.com/office/drawing/2015/10/21/chartex" xmlns:cx3="http://schemas.microsoft.com/office/drawing/2016/5/9/chartex" xmlns:cx4="http://schemas.microsoft.com/office/drawing/2016/5/10/chartex" xmlns:cx5="http://schemas.microsoft.com/office/drawing/2016/5/11/chartex" xmlns:cx6="http://schemas.microsoft.com/office/drawing/2016/5/12/chartex" xmlns:cx7="http://schemas.microsoft.com/office/drawing/2016/5/13/chartex" xmlns:cx8="http://schemas.microsoft.com/office/drawing/2016/5/14/chartex" xmlns:mc="http://schemas.openxmlformats.org/markup-compatibility/2006" xmlns:aink="http://schemas.microsoft.com/office/drawing/2016/ink" xmlns:am3d="http://schemas.microsoft.com/office/drawing/2017/model3d" xmlns:o="urn:schemas-microsoft-com:office:office" xmlns:r="http://schemas.openxmlformats.org/officeDocument/2006/relationships" xmlns:m="http://schemas.openxmlformats.org/officeDocument/2006/math" xmlns:v="urn:schemas-microsoft-com:vml" xmlns:wp14="http://schemas.microsoft.com/office/word/2010/wordprocessingDrawing" xmlns:wp="http://schemas.openxmlformats.org/drawingml/2006/wordprocessingDrawing" xmlns:w10="urn:schemas-microsoft-com:office:word" xmlns:w="http://schemas.openxmlformats.org/wordprocessingml/2006/main" xmlns:w14="http://schemas.microsoft.com/office/word/2010/wordml" xmlns:w15="http://schemas.microsoft.com/office/word/2012/wordml" xmlns:w16cid="http://schemas.microsoft.com/office/word/2016/wordml/cid" xmlns:w16se="http://schemas.microsoft.com/office/word/2015/wordml/symex" xmlns:wpg="http://schemas.microsoft.com/office/word/2010/wordprocessingGroup" xmlns:wpi="http://schemas.microsoft.com/office/word/2010/wordprocessingInk" xmlns:wne="http://schemas.microsoft.com/office/word/2006/wordml" xmlns:wps="http://schemas.microsoft.com/office/word/2010/wordprocessingShape" mc:Ignorable="w14 w15 w16se w16cid wp14">
   <w:body>
     <w:p>
       <w:r>
@@ -213,7 +213,7 @@
               </wp:anchor>
             </w:drawing>
           </mc:Choice>
-          <mc:Fallback>
+          <mc:Fallback xmlns:w16cex="http://schemas.microsoft.com/office/word/2018/wordml/cex" xmlns:w16="http://schemas.microsoft.com/office/word/2018/wordml" xmlns:w16sdtdh="http://schemas.microsoft.com/office/word/2020/wordml/sdtdatahash">
             <w:pict>
               <v:rect w14:anchorId="5C6229C9" id="Rectángulo 4" o:spid="_x0000_s1026" style="position:absolute;margin-left:-55.7pt;margin-top:29pt;width:613.85pt;height:204pt;z-index:-251659776;visibility:visible;mso-wrap-style:square;mso-width-percent:0;mso-height-percent:0;mso-wrap-distance-left:9pt;mso-wrap-distance-top:0;mso-wrap-distance-right:9pt;mso-wrap-distance-bottom:0;mso-position-horizontal:absolute;mso-position-horizontal-relative:text;mso-position-vertical:absolute;mso-position-vertical-relative:text;mso-width-percent:0;mso-height-percent:0;mso-width-relative:page;mso-height-relative:margin;v-text-anchor:middle" o:gfxdata="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" fillcolor="#00314d" stroked="f" strokeweight="1pt"/>
             </w:pict>
@@ -336,7 +336,7 @@
                 <v:stroke joinstyle="miter"/>
                 <v:path gradientshapeok="t" o:connecttype="rect"/>
               </v:shapetype>
-              <v:shape id="Cuadro de texto 2" o:spid="_x0000_s1026" type="#_x0000_t202" alt="&quot;&quot;" style="position:absolute;left:0;text-align:left;margin-left:-20.7pt;margin-top:22pt;width:488.95pt;height:146.25pt;z-index:251657728;visibility:visible;mso-wrap-style:square;mso-width-percent:0;mso-height-percent:0;mso-wrap-distance-left:9pt;mso-wrap-distance-top:3.6pt;mso-wrap-distance-right:9pt;mso-wrap-distance-bottom:3.6pt;mso-position-horizontal:absolute;mso-position-horizontal-relative:text;mso-position-vertical:absolute;mso-position-vertical-relative:text;mso-width-percent:0;mso-height-percent:0;mso-width-relative:margin;mso-height-relative:margin;v-text-anchor:top" o:gfxdata="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" filled="f" stroked="f">
+              <v:shape id="Cuadro de texto 2" o:spid="_x0000_s1026" type="#_x0000_t202" style="position:absolute;left:0;text-align:left;margin-left:-20.7pt;margin-top:22pt;width:488.95pt;height:146.25pt;z-index:251657728;visibility:visible;mso-wrap-style:square;mso-width-percent:0;mso-height-percent:0;mso-wrap-distance-left:9pt;mso-wrap-distance-top:3.6pt;mso-wrap-distance-right:9pt;mso-wrap-distance-bottom:3.6pt;mso-position-horizontal:absolute;mso-position-horizontal-relative:text;mso-position-vertical:absolute;mso-position-vertical-relative:text;mso-width-percent:0;mso-height-percent:0;mso-width-relative:margin;mso-height-relative:margin;v-text-anchor:top" o:gfxdata="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" filled="f" stroked="f">
                 <v:textbox>
                   <w:txbxContent>
                     <w:p>
@@ -2191,7 +2191,7 @@
             <w:noProof/>
             <w:webHidden/>
           </w:rPr>
-          <w:t>52</w:t>
+          <w:t>51</w:t>
         </w:r>
         <w:r>
           <w:rPr>
@@ -2853,7 +2853,7 @@
             <w:noProof/>
             <w:webHidden/>
           </w:rPr>
-          <w:t>69</w:t>
+          <w:t>70</w:t>
         </w:r>
         <w:r>
           <w:rPr>
@@ -3589,7 +3589,6 @@
     <w:p>
       <w:pPr>
         <w:pStyle w:val="Video"/>
-        <w:jc w:val="left"/>
       </w:pPr>
       <w:r>
         <w:t xml:space="preserve">Desarrollo </w:t>
@@ -3614,7 +3613,7 @@
           <w:noProof/>
         </w:rPr>
         <w:drawing>
-          <wp:inline distT="0" distB="0" distL="0" distR="0" wp14:anchorId="736444B0" wp14:editId="0335E0E1">
+          <wp:inline distT="0" distB="0" distL="0" distR="0" wp14:anchorId="736444B0" wp14:editId="7792069E">
             <wp:extent cx="4680000" cy="2631600"/>
             <wp:effectExtent l="0" t="0" r="6350" b="0"/>
             <wp:docPr id="5" name="Imagen 5">
@@ -3723,7 +3722,6 @@
           </w:tcPr>
           <w:p>
             <w:pPr>
-              <w:ind w:firstLine="0"/>
               <w:rPr>
                 <w:b/>
               </w:rPr>
@@ -3898,7 +3896,6 @@
         <w:t>El desarrollo de Internet es el resultado de múltiples investigaciones realizadas desde la década de 1960, orientadas a mejorar la comunicación entre computadores.</w:t>
       </w:r>
     </w:p>
-    <w:p/>
     <w:p>
       <w:r>
         <w:t>Entre los principales aportes históricos se destacan:</w:t>
@@ -3943,6 +3940,7 @@
         <w:rPr>
           <w:b/>
         </w:rPr>
+        <w:lastRenderedPageBreak/>
         <w:t>Lawrence Roberts</w:t>
       </w:r>
     </w:p>
@@ -4546,13 +4544,6 @@
       </w:r>
     </w:p>
     <w:p>
-      <w:pPr>
-        <w:pStyle w:val="Prrafodelista"/>
-        <w:numPr>
-          <w:ilvl w:val="0"/>
-          <w:numId w:val="10"/>
-        </w:numPr>
-      </w:pPr>
       <w:r>
         <w:t xml:space="preserve">Un </w:t>
       </w:r>
@@ -4567,13 +4558,6 @@
       </w:r>
     </w:p>
     <w:p>
-      <w:pPr>
-        <w:pStyle w:val="Prrafodelista"/>
-        <w:numPr>
-          <w:ilvl w:val="0"/>
-          <w:numId w:val="10"/>
-        </w:numPr>
-      </w:pPr>
       <w:r>
         <w:t xml:space="preserve">En entornos domésticos y empresariales, el </w:t>
       </w:r>
@@ -4596,13 +4580,6 @@
       </w:r>
     </w:p>
     <w:p>
-      <w:pPr>
-        <w:pStyle w:val="Prrafodelista"/>
-        <w:numPr>
-          <w:ilvl w:val="0"/>
-          <w:numId w:val="10"/>
-        </w:numPr>
-      </w:pPr>
       <w:r>
         <w:t xml:space="preserve">Entre sus principales funciones se encuentran el enrutamiento de paquetes de datos mediante tablas de rutas, la asignación de direcciones IP a los dispositivos conectados a la red mediante protocolos como DHCP y la implementación de mecanismos básicos de seguridad, como la traducción de direcciones de red (NAT) o </w:t>
       </w:r>
@@ -4617,13 +4594,6 @@
       </w:r>
     </w:p>
     <w:p>
-      <w:pPr>
-        <w:pStyle w:val="Prrafodelista"/>
-        <w:numPr>
-          <w:ilvl w:val="0"/>
-          <w:numId w:val="10"/>
-        </w:numPr>
-      </w:pPr>
       <w:r>
         <w:t xml:space="preserve">Existen diferentes tipos de </w:t>
       </w:r>
@@ -4691,6 +4661,7 @@
         <w:t xml:space="preserve"> y punto de acceso inalámbrico.</w:t>
       </w:r>
     </w:p>
+    <w:p/>
     <w:p/>
     <w:p>
       <w:pPr>
@@ -4707,29 +4678,16 @@
         <w:rPr>
           <w:b/>
         </w:rPr>
+        <w:lastRenderedPageBreak/>
         <w:t>Antenas</w:t>
       </w:r>
     </w:p>
     <w:p>
-      <w:pPr>
-        <w:pStyle w:val="Prrafodelista"/>
-        <w:numPr>
-          <w:ilvl w:val="0"/>
-          <w:numId w:val="11"/>
-        </w:numPr>
-      </w:pPr>
       <w:r>
         <w:t>Las antenas son dispositivos diseñados para emitir o recibir ondas electromagnéticas, permitiendo la transmisión de información a través del aire mediante señales inalámbricas. Su función consiste en convertir la energía eléctrica en ondas de radio y, a su vez, transformar las ondas recibidas nuevamente en señales eléctricas que pueden ser interpretadas por los dispositivos de comunicación.</w:t>
       </w:r>
     </w:p>
     <w:p>
-      <w:pPr>
-        <w:pStyle w:val="Prrafodelista"/>
-        <w:numPr>
-          <w:ilvl w:val="0"/>
-          <w:numId w:val="11"/>
-        </w:numPr>
-      </w:pPr>
       <w:r>
         <w:t xml:space="preserve">En el contexto de Internet, las antenas son fundamentales para las redes inalámbricas, ya que permiten distribuir la señal en entornos donde no es posible utilizar cableado físico o donde se requiere cobertura en amplias áreas geográficas. Estas se emplean en redes </w:t>
       </w:r>
@@ -4743,13 +4701,6 @@
       </w:r>
     </w:p>
     <w:p>
-      <w:pPr>
-        <w:pStyle w:val="Prrafodelista"/>
-        <w:numPr>
-          <w:ilvl w:val="0"/>
-          <w:numId w:val="11"/>
-        </w:numPr>
-      </w:pPr>
       <w:r>
         <w:t xml:space="preserve">Las antenas pueden clasificarse según su forma de propagación de la señal. Las antenas omnidireccionales transmiten la señal en todas las direcciones y suelen utilizarse en redes domésticas o en espacios interiores. Las antenas direccionales, como las antenas parabólicas o </w:t>
       </w:r>
@@ -4763,19 +4714,8 @@
       </w:r>
     </w:p>
     <w:p>
-      <w:pPr>
-        <w:pStyle w:val="Prrafodelista"/>
-        <w:numPr>
-          <w:ilvl w:val="0"/>
-          <w:numId w:val="11"/>
-        </w:numPr>
-      </w:pPr>
-      <w:r>
-        <w:t xml:space="preserve">Entre sus características técnicas más relevantes se encuentran la ganancia, que indica el alcance o intensidad de la señal; la frecuencia de </w:t>
-      </w:r>
-      <w:r>
-        <w:lastRenderedPageBreak/>
-        <w:t>operación, como 2.4 GHz, 5 GHz o 6 GHz; y la polarización, que corresponde a la orientación de las ondas electromagnéticas transmitidas.</w:t>
+      <w:r>
+        <w:t>Entre sus características técnicas más relevantes se encuentran la ganancia, que indica el alcance o intensidad de la señal; la frecuencia de operación, como 2.4 GHz, 5 GHz o 6 GHz; y la polarización, que corresponde a la orientación de las ondas electromagnéticas transmitidas.</w:t>
       </w:r>
     </w:p>
     <w:p/>
@@ -4794,29 +4734,16 @@
         <w:rPr>
           <w:b/>
         </w:rPr>
+        <w:lastRenderedPageBreak/>
         <w:t>Servidores</w:t>
       </w:r>
     </w:p>
     <w:p>
-      <w:pPr>
-        <w:pStyle w:val="Prrafodelista"/>
-        <w:numPr>
-          <w:ilvl w:val="0"/>
-          <w:numId w:val="12"/>
-        </w:numPr>
-      </w:pPr>
       <w:r>
         <w:t>Los servidores son equipos informáticos de alto rendimiento diseñados para proporcionar recursos, datos o servicios a otros dispositivos dentro de una red. Estos equipos almacenan información y ejecutan aplicaciones que pueden ser solicitadas por los usuarios a través de Internet.</w:t>
       </w:r>
     </w:p>
     <w:p>
-      <w:pPr>
-        <w:pStyle w:val="Prrafodelista"/>
-        <w:numPr>
-          <w:ilvl w:val="0"/>
-          <w:numId w:val="12"/>
-        </w:numPr>
-      </w:pPr>
       <w:r>
         <w:t xml:space="preserve">Cuando un usuario accede a una página </w:t>
       </w:r>
@@ -4831,13 +4758,6 @@
       </w:r>
     </w:p>
     <w:p>
-      <w:pPr>
-        <w:pStyle w:val="Prrafodelista"/>
-        <w:numPr>
-          <w:ilvl w:val="0"/>
-          <w:numId w:val="12"/>
-        </w:numPr>
-      </w:pPr>
       <w:r>
         <w:t xml:space="preserve">Los servidores pueden desempeñar diferentes funciones dependiendo del servicio que ofrecen. Los servidores </w:t>
       </w:r>
@@ -4861,13 +4781,6 @@
       </w:r>
     </w:p>
     <w:p>
-      <w:pPr>
-        <w:pStyle w:val="Prrafodelista"/>
-        <w:numPr>
-          <w:ilvl w:val="0"/>
-          <w:numId w:val="12"/>
-        </w:numPr>
-      </w:pPr>
       <w:r>
         <w:t xml:space="preserve">Estos equipos suelen contar con </w:t>
       </w:r>
@@ -4878,30 +4791,26 @@
         <w:t>hardware</w:t>
       </w:r>
       <w:r>
-        <w:t xml:space="preserve"> especializado que garantiza un funcionamiento continuo y estable. Entre sus características más importantes se encuentran procesadores de alto rendimiento, memoria </w:t>
-      </w:r>
+        <w:t xml:space="preserve"> especializado que garantiza un funcionamiento continuo y estable. Entre sus características más importantes se encuentran procesadores de alto rendimiento, memoria con corrección de errores (ECC), sistemas de almacenamiento redundante y fuentes de alimentación duplicadas. Estas características permiten mantener los servicios disponibles de forma permanente, asegurando que las aplicaciones, sitios </w:t>
+      </w:r>
+      <w:r>
+        <w:rPr>
+          <w:rStyle w:val="Extranjerismo"/>
+        </w:rPr>
+        <w:t>web</w:t>
+      </w:r>
+      <w:r>
+        <w:t xml:space="preserve"> y plataformas digitales puedan operar las veinticuatro horas del día.</w:t>
+      </w:r>
+    </w:p>
+    <w:p>
       <w:r>
         <w:lastRenderedPageBreak/>
-        <w:t xml:space="preserve">con corrección de errores (ECC), sistemas de almacenamiento redundante y fuentes de alimentación duplicadas. Estas características permiten mantener los servicios disponibles de forma permanente, asegurando que las aplicaciones, sitios </w:t>
-      </w:r>
-      <w:r>
-        <w:rPr>
-          <w:rStyle w:val="Extranjerismo"/>
-        </w:rPr>
-        <w:t>web</w:t>
-      </w:r>
-      <w:r>
-        <w:t xml:space="preserve"> y plataformas digitales puedan operar las veinticuatro horas del día.</w:t>
+        <w:t>En la actualidad, muchos de estos servidores se encuentran alojados en centros de datos o en infraestructuras de computación en la nube, lo que permite escalar los servicios y distribuir las cargas de trabajo entre múltiples sistemas. Sin embargo, aunque la infraestructura pueda estar virtualizada, los principios de funcionamiento de estos elementos físicos continúan siendo fundamentales para el funcionamiento de Internet y para la prestación de servicios digitales.</w:t>
       </w:r>
     </w:p>
     <w:p/>
     <w:p>
-      <w:r>
-        <w:t>En la actualidad, muchos de estos servidores se encuentran alojados en centros de datos o en infraestructuras de computación en la nube, lo que permite escalar los servicios y distribuir las cargas de trabajo entre múltiples sistemas. Sin embargo, aunque la infraestructura pueda estar virtualizada, los principios de funcionamiento de estos elementos físicos continúan siendo fundamentales para el funcionamiento de Internet y para la prestación de servicios digitales.</w:t>
-      </w:r>
-    </w:p>
-    <w:p/>
-    <w:p>
       <w:pPr>
         <w:pStyle w:val="Ttulo2"/>
       </w:pPr>
@@ -4918,11 +4827,7 @@
     </w:p>
     <w:p>
       <w:r>
-        <w:t xml:space="preserve">Los elementos lógicos permiten identificar los dispositivos dentro de la red, establecer canales de comunicación entre aplicaciones y definir los estándares mediante los cuales se transmiten los datos. Entre los principales elementos lógicos </w:t>
-      </w:r>
-      <w:r>
-        <w:lastRenderedPageBreak/>
-        <w:t>utilizados en Internet se encuentran las direcciones IP, los puertos de comunicación y los protocolos de red.</w:t>
+        <w:t>Los elementos lógicos permiten identificar los dispositivos dentro de la red, establecer canales de comunicación entre aplicaciones y definir los estándares mediante los cuales se transmiten los datos. Entre los principales elementos lógicos utilizados en Internet se encuentran las direcciones IP, los puertos de comunicación y los protocolos de red.</w:t>
       </w:r>
     </w:p>
     <w:p/>
@@ -4935,25 +4840,16 @@
         </w:numPr>
         <w:rPr>
           <w:b/>
-          <w:bCs/>
         </w:rPr>
       </w:pPr>
       <w:r>
         <w:rPr>
           <w:b/>
-          <w:bCs/>
         </w:rPr>
         <w:t>Dirección IP</w:t>
       </w:r>
     </w:p>
     <w:p>
-      <w:pPr>
-        <w:pStyle w:val="Prrafodelista"/>
-        <w:numPr>
-          <w:ilvl w:val="0"/>
-          <w:numId w:val="14"/>
-        </w:numPr>
-      </w:pPr>
       <w:r>
         <w:t xml:space="preserve">La dirección IP (Internet </w:t>
       </w:r>
@@ -4963,66 +4859,35 @@
       </w:r>
       <w:proofErr w:type="spellEnd"/>
       <w:r>
-        <w:t>) es un identificador numérico único asignado a cada dispositivo conectado a una red que utiliza el protocolo IP. Su función principal es permitir la identificación y localización de los equipos dentro de la red, facilitando el envío y la recepción de información entre diferentes sistemas.</w:t>
-      </w:r>
-    </w:p>
-    <w:p>
-      <w:pPr>
-        <w:pStyle w:val="Prrafodelista"/>
-        <w:numPr>
-          <w:ilvl w:val="0"/>
-          <w:numId w:val="14"/>
-        </w:numPr>
-      </w:pPr>
+        <w:t xml:space="preserve">) es un identificador numérico único asignado a cada dispositivo conectado a una red que utiliza el protocolo IP. Su función principal es </w:t>
+      </w:r>
+      <w:r>
+        <w:lastRenderedPageBreak/>
+        <w:t>permitir la identificación y localización de los equipos dentro de la red, facilitando el envío y la recepción de información entre diferentes sistemas.</w:t>
+      </w:r>
+    </w:p>
+    <w:p>
       <w:r>
         <w:t>Cada dispositivo conectado a Internet, como computadores, servidores, teléfonos móviles o dispositivos inteligentes, requiere una dirección IP para poder comunicarse con otros equipos. Esta dirección funciona de manera similar a una dirección postal, ya que permite que los paquetes de datos lleguen al destino correcto dentro de la red.</w:t>
       </w:r>
     </w:p>
     <w:p>
-      <w:pPr>
-        <w:pStyle w:val="Prrafodelista"/>
-        <w:numPr>
-          <w:ilvl w:val="0"/>
-          <w:numId w:val="14"/>
-        </w:numPr>
-      </w:pPr>
       <w:r>
         <w:t>Las direcciones IP pueden presentarse en diferentes formatos. El más común es IPv4, que utiliza una combinación de cuatro números separados por puntos.</w:t>
       </w:r>
     </w:p>
     <w:p>
-      <w:pPr>
-        <w:pStyle w:val="Prrafodelista"/>
-        <w:numPr>
-          <w:ilvl w:val="0"/>
-          <w:numId w:val="14"/>
-        </w:numPr>
-      </w:pPr>
-      <w:r>
+      <w:r>
+        <w:tab/>
         <w:t>Ejemplo de dirección IPv4: 192.168.1.10</w:t>
       </w:r>
     </w:p>
     <w:p>
-      <w:pPr>
-        <w:pStyle w:val="Prrafodelista"/>
-        <w:numPr>
-          <w:ilvl w:val="0"/>
-          <w:numId w:val="14"/>
-        </w:numPr>
-      </w:pPr>
       <w:r>
         <w:t>En la actualidad también se utiliza IPv6, un formato más reciente que permite una mayor cantidad de direcciones disponibles para soportar el crecimiento de los dispositivos conectados a Internet.</w:t>
       </w:r>
     </w:p>
-    <w:p>
-      <w:pPr>
-        <w:spacing w:before="0" w:after="0" w:line="240" w:lineRule="auto"/>
-        <w:ind w:firstLine="0"/>
-      </w:pPr>
-      <w:r>
-        <w:br w:type="page"/>
-      </w:r>
-    </w:p>
+    <w:p/>
     <w:p>
       <w:pPr>
         <w:pStyle w:val="Prrafodelista"/>
@@ -5032,51 +4897,28 @@
         </w:numPr>
         <w:rPr>
           <w:b/>
-          <w:bCs/>
         </w:rPr>
       </w:pPr>
       <w:r>
         <w:rPr>
           <w:b/>
-          <w:bCs/>
-        </w:rPr>
+        </w:rPr>
+        <w:t>Puertos</w:t>
+      </w:r>
+    </w:p>
+    <w:p>
+      <w:r>
+        <w:t>Los puertos son canales de comunicación que permiten que diferentes aplicaciones o servicios puedan intercambiar información dentro de un mismo dispositivo conectado a la red. Cada puerto se identifica mediante un número y actúa como un punto específico de entrada o salida para los datos.</w:t>
+      </w:r>
+    </w:p>
+    <w:p>
+      <w:r>
+        <w:t>Cuando un dispositivo recibe información desde Internet, el número de puerto indica a qué aplicación o servicio debe entregarse esa información. De esta manera, un mismo equipo puede ejecutar simultáneamente varios servicios de red sin interferencias entre ellos.</w:t>
+      </w:r>
+    </w:p>
+    <w:p>
+      <w:r>
         <w:lastRenderedPageBreak/>
-        <w:t>Puertos</w:t>
-      </w:r>
-    </w:p>
-    <w:p>
-      <w:pPr>
-        <w:pStyle w:val="Prrafodelista"/>
-        <w:numPr>
-          <w:ilvl w:val="0"/>
-          <w:numId w:val="14"/>
-        </w:numPr>
-      </w:pPr>
-      <w:r>
-        <w:t>Los puertos son canales de comunicación que permiten que diferentes aplicaciones o servicios puedan intercambiar información dentro de un mismo dispositivo conectado a la red. Cada puerto se identifica mediante un número y actúa como un punto específico de entrada o salida para los datos.</w:t>
-      </w:r>
-    </w:p>
-    <w:p>
-      <w:pPr>
-        <w:pStyle w:val="Prrafodelista"/>
-        <w:numPr>
-          <w:ilvl w:val="0"/>
-          <w:numId w:val="14"/>
-        </w:numPr>
-      </w:pPr>
-      <w:r>
-        <w:t>Cuando un dispositivo recibe información desde Internet, el número de puerto indica a qué aplicación o servicio debe entregarse esa información. De esta manera, un mismo equipo puede ejecutar simultáneamente varios servicios de red sin interferencias entre ellos.</w:t>
-      </w:r>
-    </w:p>
-    <w:p>
-      <w:pPr>
-        <w:pStyle w:val="Prrafodelista"/>
-        <w:numPr>
-          <w:ilvl w:val="0"/>
-          <w:numId w:val="14"/>
-        </w:numPr>
-      </w:pPr>
-      <w:r>
         <w:t>Algunos puertos son utilizados de manera estándar por servicios ampliamente conocidos en Internet.</w:t>
       </w:r>
     </w:p>
@@ -5229,17 +5071,11 @@
     </w:tbl>
     <w:p/>
     <w:p>
-      <w:pPr>
-        <w:pStyle w:val="Prrafodelista"/>
-        <w:numPr>
-          <w:ilvl w:val="0"/>
-          <w:numId w:val="14"/>
-        </w:numPr>
-      </w:pPr>
       <w:r>
         <w:t>El uso de puertos permite organizar el tráfico de datos dentro de los dispositivos y garantizar que cada servicio pueda funcionar correctamente dentro de la infraestructura de red.</w:t>
       </w:r>
     </w:p>
+    <w:p/>
     <w:p>
       <w:pPr>
         <w:pStyle w:val="Prrafodelista"/>
@@ -5249,111 +5085,81 @@
         </w:numPr>
         <w:rPr>
           <w:b/>
-          <w:bCs/>
         </w:rPr>
       </w:pPr>
       <w:r>
         <w:rPr>
           <w:b/>
-          <w:bCs/>
-        </w:rPr>
+        </w:rPr>
+        <w:t>Protocolos de red</w:t>
+      </w:r>
+    </w:p>
+    <w:p>
+      <w:r>
+        <w:t xml:space="preserve">Los protocolos de red son conjuntos de reglas y estándares que definen cómo se transmiten, reciben y procesan los datos entre los dispositivos conectados a Internet. Estos protocolos garantizan que sistemas con diferentes tipos de </w:t>
+      </w:r>
+      <w:r>
+        <w:rPr>
+          <w:rStyle w:val="Extranjerismo"/>
+        </w:rPr>
+        <w:t>hardware</w:t>
+      </w:r>
+      <w:r>
+        <w:t xml:space="preserve">, </w:t>
+      </w:r>
+      <w:r>
+        <w:rPr>
+          <w:rStyle w:val="Extranjerismo"/>
+        </w:rPr>
+        <w:t>software</w:t>
+      </w:r>
+      <w:r>
+        <w:t xml:space="preserve"> y fabricantes puedan comunicarse entre sí de forma compatible.</w:t>
+      </w:r>
+    </w:p>
+    <w:p>
+      <w:r>
+        <w:t>La comunicación en Internet se basa principalmente en la familia de protocolos TCP/IP, que constituye el fundamento de la transmisión de datos en la red. El protocolo TCP (</w:t>
+      </w:r>
+      <w:proofErr w:type="spellStart"/>
+      <w:r>
+        <w:t>Transmission</w:t>
+      </w:r>
+      <w:proofErr w:type="spellEnd"/>
+      <w:r>
+        <w:t xml:space="preserve"> Control </w:t>
+      </w:r>
+      <w:proofErr w:type="spellStart"/>
+      <w:r>
+        <w:t>Protocol</w:t>
+      </w:r>
+      <w:proofErr w:type="spellEnd"/>
+      <w:r>
+        <w:t xml:space="preserve">) se encarga de dividir la información en paquetes, </w:t>
+      </w:r>
+      <w:r>
         <w:lastRenderedPageBreak/>
-        <w:t>Protocolos de red</w:t>
-      </w:r>
-    </w:p>
-    <w:p>
-      <w:pPr>
-        <w:pStyle w:val="Prrafodelista"/>
-        <w:numPr>
-          <w:ilvl w:val="0"/>
-          <w:numId w:val="14"/>
-        </w:numPr>
-      </w:pPr>
-      <w:r>
-        <w:t xml:space="preserve">Los protocolos de red son conjuntos de reglas y estándares que definen cómo se transmiten, reciben y procesan los datos entre los dispositivos conectados a Internet. Estos protocolos garantizan que sistemas con diferentes tipos de </w:t>
-      </w:r>
-      <w:r>
-        <w:rPr>
-          <w:rStyle w:val="Extranjerismo"/>
-        </w:rPr>
-        <w:t>hardware</w:t>
-      </w:r>
-      <w:r>
-        <w:t xml:space="preserve">, </w:t>
-      </w:r>
-      <w:r>
-        <w:rPr>
-          <w:rStyle w:val="Extranjerismo"/>
-        </w:rPr>
-        <w:t>software</w:t>
-      </w:r>
-      <w:r>
-        <w:t xml:space="preserve"> y fabricantes puedan comunicarse entre sí de forma compatible.</w:t>
-      </w:r>
-    </w:p>
-    <w:p>
-      <w:pPr>
-        <w:pStyle w:val="Prrafodelista"/>
-        <w:numPr>
-          <w:ilvl w:val="0"/>
-          <w:numId w:val="14"/>
-        </w:numPr>
-      </w:pPr>
-      <w:r>
-        <w:t>La comunicación en Internet se basa principalmente en la familia de protocolos TCP/IP, que constituye el fundamento de la transmisión de datos en la red. El protocolo TCP (</w:t>
+        <w:t xml:space="preserve">controlar su envío y verificar que los datos lleguen correctamente al destino. Por su parte, el protocolo IP (Internet </w:t>
       </w:r>
       <w:proofErr w:type="spellStart"/>
       <w:r>
-        <w:t>Transmission</w:t>
+        <w:t>Protocol</w:t>
       </w:r>
       <w:proofErr w:type="spellEnd"/>
       <w:r>
-        <w:t xml:space="preserve"> Control </w:t>
-      </w:r>
-      <w:proofErr w:type="spellStart"/>
-      <w:r>
-        <w:t>Protocol</w:t>
-      </w:r>
-      <w:proofErr w:type="spellEnd"/>
-      <w:r>
-        <w:t xml:space="preserve">) se encarga de dividir la información en paquetes, controlar su envío y verificar que los datos lleguen correctamente al destino. Por su parte, el protocolo IP (Internet </w:t>
-      </w:r>
-      <w:proofErr w:type="spellStart"/>
-      <w:r>
-        <w:t>Protocol</w:t>
-      </w:r>
-      <w:proofErr w:type="spellEnd"/>
-      <w:r>
         <w:t>) se encarga de dirigir los paquetes hacia la dirección correcta dentro de la red.</w:t>
       </w:r>
     </w:p>
     <w:p>
-      <w:pPr>
-        <w:pStyle w:val="Prrafodelista"/>
-        <w:numPr>
-          <w:ilvl w:val="0"/>
-          <w:numId w:val="14"/>
-        </w:numPr>
-      </w:pPr>
       <w:r>
         <w:t>Además de TCP/IP, existen otros protocolos que permiten el funcionamiento de diversos servicios y aplicaciones en Internet.</w:t>
       </w:r>
     </w:p>
     <w:p>
       <w:pPr>
-        <w:spacing w:before="0" w:after="0" w:line="240" w:lineRule="auto"/>
-        <w:ind w:firstLine="0"/>
-      </w:pPr>
-      <w:r>
-        <w:br w:type="page"/>
-      </w:r>
-    </w:p>
-    <w:p>
-      <w:pPr>
         <w:pStyle w:val="Tabla"/>
       </w:pPr>
       <w:r>
-        <w:lastRenderedPageBreak/>
         <w:t>Protocolos fundamentales para servicios y aplicaciones</w:t>
       </w:r>
     </w:p>
@@ -5364,8 +5170,8 @@
         <w:tblLook w:val="04A0" w:firstRow="1" w:lastRow="0" w:firstColumn="1" w:lastColumn="0" w:noHBand="0" w:noVBand="1"/>
       </w:tblPr>
       <w:tblGrid>
-        <w:gridCol w:w="4981"/>
-        <w:gridCol w:w="4981"/>
+        <w:gridCol w:w="4248"/>
+        <w:gridCol w:w="5714"/>
       </w:tblGrid>
       <w:tr>
         <w:trPr>
@@ -5374,7 +5180,7 @@
         </w:trPr>
         <w:tc>
           <w:tcPr>
-            <w:tcW w:w="4981" w:type="dxa"/>
+            <w:tcW w:w="4248" w:type="dxa"/>
           </w:tcPr>
           <w:p>
             <w:pPr>
@@ -5387,7 +5193,7 @@
         </w:tc>
         <w:tc>
           <w:tcPr>
-            <w:tcW w:w="4981" w:type="dxa"/>
+            <w:tcW w:w="5714" w:type="dxa"/>
           </w:tcPr>
           <w:p>
             <w:pPr>
@@ -5405,7 +5211,7 @@
         </w:trPr>
         <w:tc>
           <w:tcPr>
-            <w:tcW w:w="4981" w:type="dxa"/>
+            <w:tcW w:w="4248" w:type="dxa"/>
           </w:tcPr>
           <w:p>
             <w:pPr>
@@ -5418,7 +5224,7 @@
         </w:tc>
         <w:tc>
           <w:tcPr>
-            <w:tcW w:w="4981" w:type="dxa"/>
+            <w:tcW w:w="5714" w:type="dxa"/>
           </w:tcPr>
           <w:p>
             <w:pPr>
@@ -5442,7 +5248,7 @@
       <w:tr>
         <w:tc>
           <w:tcPr>
-            <w:tcW w:w="4981" w:type="dxa"/>
+            <w:tcW w:w="4248" w:type="dxa"/>
           </w:tcPr>
           <w:p>
             <w:pPr>
@@ -5455,7 +5261,7 @@
         </w:tc>
         <w:tc>
           <w:tcPr>
-            <w:tcW w:w="4981" w:type="dxa"/>
+            <w:tcW w:w="5714" w:type="dxa"/>
           </w:tcPr>
           <w:p>
             <w:pPr>
@@ -5482,7 +5288,7 @@
         </w:trPr>
         <w:tc>
           <w:tcPr>
-            <w:tcW w:w="4981" w:type="dxa"/>
+            <w:tcW w:w="4248" w:type="dxa"/>
           </w:tcPr>
           <w:p>
             <w:pPr>
@@ -5495,7 +5301,7 @@
         </w:tc>
         <w:tc>
           <w:tcPr>
-            <w:tcW w:w="4981" w:type="dxa"/>
+            <w:tcW w:w="5714" w:type="dxa"/>
           </w:tcPr>
           <w:p>
             <w:pPr>
@@ -5510,7 +5316,7 @@
       <w:tr>
         <w:tc>
           <w:tcPr>
-            <w:tcW w:w="4981" w:type="dxa"/>
+            <w:tcW w:w="4248" w:type="dxa"/>
           </w:tcPr>
           <w:p>
             <w:pPr>
@@ -5523,7 +5329,7 @@
         </w:tc>
         <w:tc>
           <w:tcPr>
-            <w:tcW w:w="4981" w:type="dxa"/>
+            <w:tcW w:w="5714" w:type="dxa"/>
           </w:tcPr>
           <w:p>
             <w:pPr>
@@ -5558,6 +5364,7 @@
       </w:pPr>
       <w:bookmarkStart w:id="8" w:name="_Toc230076300"/>
       <w:r>
+        <w:lastRenderedPageBreak/>
         <w:t>Tipos de conectividad en redes</w:t>
       </w:r>
       <w:bookmarkEnd w:id="8"/>
@@ -5567,10 +5374,8 @@
         <w:t>La conectividad en redes se refiere a la capacidad que tienen los dispositivos para establecer comunicación entre sí y acceder a los recursos disponibles en Internet. Esta conectividad depende del medio de transmisión utilizado, la infraestructura disponible y las tecnologías empleadas para transportar la información.</w:t>
       </w:r>
     </w:p>
-    <w:p/>
-    <w:p>
-      <w:r>
-        <w:lastRenderedPageBreak/>
+    <w:p>
+      <w:r>
         <w:t>La calidad de la conexión puede variar según factores como el ancho de banda, la latencia, la estabilidad del enlace y la distancia entre los dispositivos conectados. Estos aspectos influyen directamente en el rendimiento de aplicaciones, plataformas digitales y servicios en línea.</w:t>
       </w:r>
     </w:p>
@@ -5579,7 +5384,6 @@
         <w:t>Actualmente existen diferentes tipos de conectividad que permiten a los usuarios y a las organizaciones acceder a Internet desde diversos entornos.</w:t>
       </w:r>
     </w:p>
-    <w:p/>
     <w:p>
       <w:pPr>
         <w:pStyle w:val="Prrafodelista"/>
@@ -5594,11 +5398,15 @@
         </w:rPr>
         <w:t>Conectividad por cable o banda ancha</w:t>
       </w:r>
-      <w:r>
-        <w:t>: la banda ancha por cable es una de las formas más utilizadas para acceder a Internet en hogares y empresas. Utiliza infraestructuras de cable coaxial o fibra óptica para transmitir grandes volúmenes de datos a alta velocidad.</w:t>
-      </w:r>
-    </w:p>
-    <w:p/>
+    </w:p>
+    <w:p>
+      <w:r>
+        <w:t>L</w:t>
+      </w:r>
+      <w:r>
+        <w:t>a banda ancha por cable es una de las formas más utilizadas para acceder a Internet en hogares y empresas. Utiliza infraestructuras de cable coaxial o fibra óptica para transmitir grandes volúmenes de datos a alta velocidad.</w:t>
+      </w:r>
+    </w:p>
     <w:p>
       <w:pPr>
         <w:pStyle w:val="Figura"/>
@@ -5613,9 +5421,9 @@
           <w:noProof/>
         </w:rPr>
         <w:drawing>
-          <wp:inline distT="0" distB="0" distL="0" distR="0" wp14:anchorId="08EA4C25" wp14:editId="6ADDEA5A">
-            <wp:extent cx="5523838" cy="2040827"/>
-            <wp:effectExtent l="0" t="0" r="1270" b="0"/>
+          <wp:inline distT="0" distB="0" distL="0" distR="0" wp14:anchorId="08EA4C25" wp14:editId="04F1DEAD">
+            <wp:extent cx="4817441" cy="1779842"/>
+            <wp:effectExtent l="0" t="0" r="2540" b="0"/>
             <wp:docPr id="7" name="Imagen 7" descr="En la figura 1 se presenta un cable coaxial compuesto por un conductor central rodeado por una capa aislante, una malla metálica de protección y una cubierta exterior protectora."/>
             <wp:cNvGraphicFramePr>
               <a:graphicFrameLocks xmlns:a="http://schemas.openxmlformats.org/drawingml/2006/main" noChangeAspect="1"/>
@@ -5645,7 +5453,7 @@
                   <pic:spPr bwMode="auto">
                     <a:xfrm>
                       <a:off x="0" y="0"/>
-                      <a:ext cx="5557193" cy="2053150"/>
+                      <a:ext cx="4892226" cy="1807472"/>
                     </a:xfrm>
                     <a:prstGeom prst="rect">
                       <a:avLst/>
@@ -5680,7 +5488,6 @@
         <w:t xml:space="preserve"> (2026).</w:t>
       </w:r>
     </w:p>
-    <w:p/>
     <w:p>
       <w:r>
         <w:lastRenderedPageBreak/>
@@ -5702,8 +5509,13 @@
         </w:rPr>
         <w:t>Conexiones DSL</w:t>
       </w:r>
-      <w:r>
-        <w:t xml:space="preserve">: las conexiones DSL (Digital </w:t>
+    </w:p>
+    <w:p>
+      <w:r>
+        <w:t>L</w:t>
+      </w:r>
+      <w:r>
+        <w:t xml:space="preserve">as conexiones DSL (Digital </w:t>
       </w:r>
       <w:proofErr w:type="spellStart"/>
       <w:r>
@@ -5813,8 +5625,13 @@
         </w:rPr>
         <w:t>Internet por fibra óptica</w:t>
       </w:r>
-      <w:r>
-        <w:t>: la fibra óptica es una de las tecnologías de conectividad más avanzadas en la actualidad. Utiliza cables de vidrio o plástico que transmiten información mediante impulsos de luz, lo que permite alcanzar velocidades de transmisión muy elevadas y una menor latencia en comparación con otros medios de transmisión.</w:t>
+    </w:p>
+    <w:p>
+      <w:r>
+        <w:t>L</w:t>
+      </w:r>
+      <w:r>
+        <w:t>a fibra óptica es una de las tecnologías de conectividad más avanzadas en la actualidad. Utiliza cables de vidrio o plástico que transmiten información mediante impulsos de luz, lo que permite alcanzar velocidades de transmisión muy elevadas y una menor latencia en comparación con otros medios de transmisión.</w:t>
       </w:r>
     </w:p>
     <w:p/>
@@ -5925,8 +5742,13 @@
         </w:rPr>
         <w:t>Redes móviles</w:t>
       </w:r>
-      <w:r>
-        <w:t>: permiten el acceso a Internet mediante tecnologías de comunicación celular. Estas redes utilizan infraestructuras de antenas y estaciones base que transmiten señales inalámbricas hacia dispositivos como teléfonos inteligentes, tabletas y módems portátiles.</w:t>
+    </w:p>
+    <w:p>
+      <w:r>
+        <w:t>P</w:t>
+      </w:r>
+      <w:r>
+        <w:t>ermiten el acceso a Internet mediante tecnologías de comunicación celular. Estas redes utilizan infraestructuras de antenas y estaciones base que transmiten señales inalámbricas hacia dispositivos como teléfonos inteligentes, tabletas y módems portátiles.</w:t>
       </w:r>
     </w:p>
     <w:p/>
@@ -6036,8 +5858,13 @@
         </w:rPr>
         <w:t>Internet por satélite</w:t>
       </w:r>
-      <w:r>
-        <w:t>: el acceso a Internet por satélite se utiliza principalmente en regiones donde las infraestructuras terrestres de telecomunicaciones son limitadas o inexistentes. En este sistema, los datos se transmiten entre el dispositivo del usuario y un satélite ubicado en órbita terrestre, el cual se comunica con estaciones terrestres conectadas a Internet.</w:t>
+    </w:p>
+    <w:p>
+      <w:r>
+        <w:t>E</w:t>
+      </w:r>
+      <w:r>
+        <w:t>l acceso a Internet por satélite se utiliza principalmente en regiones donde las infraestructuras terrestres de telecomunicaciones son limitadas o inexistentes. En este sistema, los datos se transmiten entre el dispositivo del usuario y un satélite ubicado en órbita terrestre, el cual se comunica con estaciones terrestres conectadas a Internet.</w:t>
       </w:r>
     </w:p>
     <w:p/>
@@ -6153,8 +5980,13 @@
         </w:rPr>
         <w:t>-Fi</w:t>
       </w:r>
-      <w:r>
-        <w:t xml:space="preserve">: es una tecnología que permite conectar dispositivos a Internet de forma inalámbrica dentro de un área determinada, como hogares, oficinas, universidades o espacios públicos. Esta tecnología utiliza ondas de radio para transmitir la información entre el </w:t>
+    </w:p>
+    <w:p>
+      <w:r>
+        <w:t>E</w:t>
+      </w:r>
+      <w:r>
+        <w:t xml:space="preserve">s una tecnología que permite conectar dispositivos a Internet de forma inalámbrica dentro de un área determinada, como hogares, oficinas, universidades o espacios públicos. Esta tecnología utiliza ondas de radio para transmitir la información entre el </w:t>
       </w:r>
       <w:r>
         <w:rPr>
@@ -6968,8 +6800,10 @@
         </w:rPr>
         <w:t>HTML y CSS</w:t>
       </w:r>
-      <w:r>
-        <w:t>: HTML (</w:t>
+    </w:p>
+    <w:p>
+      <w:r>
+        <w:t>HTML (</w:t>
       </w:r>
       <w:proofErr w:type="spellStart"/>
       <w:r>
@@ -7006,10 +6840,6 @@
       </w:r>
     </w:p>
     <w:p>
-      <w:pPr>
-        <w:pStyle w:val="Prrafodelista"/>
-        <w:ind w:left="1429" w:firstLine="0"/>
-      </w:pPr>
       <w:r>
         <w:t xml:space="preserve">Aunque HTML no se considera un lenguaje de programación en sentido estricto, es fundamental para el desarrollo </w:t>
       </w:r>
@@ -7118,8 +6948,10 @@
         <w:t>), un lenguaje de estilo que permite definir la presentación visual de los elementos.</w:t>
       </w:r>
     </w:p>
-    <w:p>
-      <w:r>
+    <w:p/>
+    <w:p>
+      <w:r>
+        <w:lastRenderedPageBreak/>
         <w:t>CSS permite controlar aspectos como:</w:t>
       </w:r>
     </w:p>
@@ -7132,7 +6964,6 @@
         </w:numPr>
       </w:pPr>
       <w:r>
-        <w:lastRenderedPageBreak/>
         <w:t>Colores y fondos.</w:t>
       </w:r>
     </w:p>
@@ -7217,8 +7048,13 @@
         </w:rPr>
         <w:t>JavaScript</w:t>
       </w:r>
-      <w:r>
-        <w:t xml:space="preserve">: es uno de los lenguajes de programación más importantes del desarrollo </w:t>
+    </w:p>
+    <w:p>
+      <w:r>
+        <w:t>E</w:t>
+      </w:r>
+      <w:r>
+        <w:t xml:space="preserve">s uno de los lenguajes de programación más importantes del desarrollo </w:t>
       </w:r>
       <w:r>
         <w:rPr>
@@ -7251,6 +7087,7 @@
           <w:ilvl w:val="0"/>
           <w:numId w:val="20"/>
         </w:numPr>
+        <w:ind w:left="1276"/>
       </w:pPr>
       <w:r>
         <w:t>Validación de formularios.</w:t>
@@ -7263,6 +7100,7 @@
           <w:ilvl w:val="0"/>
           <w:numId w:val="20"/>
         </w:numPr>
+        <w:ind w:left="1276"/>
       </w:pPr>
       <w:r>
         <w:t>Actualización dinámica de contenido.</w:t>
@@ -7275,6 +7113,7 @@
           <w:ilvl w:val="0"/>
           <w:numId w:val="20"/>
         </w:numPr>
+        <w:ind w:left="1276"/>
       </w:pPr>
       <w:r>
         <w:t>Animaciones e interacciones.</w:t>
@@ -7287,6 +7126,7 @@
           <w:ilvl w:val="0"/>
           <w:numId w:val="20"/>
         </w:numPr>
+        <w:ind w:left="1276"/>
       </w:pPr>
       <w:r>
         <w:t xml:space="preserve">Comunicación con servidores mediante </w:t>
@@ -7304,12 +7144,11 @@
       <w:r>
         <w:t xml:space="preserve">El ecosistema de JavaScript incluye diversas bibliotecas y </w:t>
       </w:r>
-      <w:r>
-        <w:rPr>
-          <w:rStyle w:val="Extranjerismo"/>
-        </w:rPr>
+      <w:proofErr w:type="spellStart"/>
+      <w:r>
         <w:t>frameworks</w:t>
       </w:r>
+      <w:proofErr w:type="spellEnd"/>
       <w:r>
         <w:t xml:space="preserve"> que facilitan el desarrollo de aplicaciones </w:t>
       </w:r>
@@ -7345,6 +7184,7 @@
       </w:pPr>
       <w:proofErr w:type="spellStart"/>
       <w:r>
+        <w:lastRenderedPageBreak/>
         <w:t>React</w:t>
       </w:r>
       <w:proofErr w:type="spellEnd"/>
@@ -7361,15 +7201,13 @@
         </w:numPr>
       </w:pPr>
       <w:r>
-        <w:lastRenderedPageBreak/>
         <w:t xml:space="preserve">Angular, </w:t>
       </w:r>
-      <w:r>
-        <w:rPr>
-          <w:rStyle w:val="Extranjerismo"/>
-        </w:rPr>
+      <w:proofErr w:type="spellStart"/>
+      <w:r>
         <w:t>framework</w:t>
       </w:r>
+      <w:proofErr w:type="spellEnd"/>
       <w:r>
         <w:t xml:space="preserve"> desarrollado por Google para crear aplicaciones </w:t>
       </w:r>
@@ -7403,8 +7241,13 @@
         </w:rPr>
         <w:t>Python</w:t>
       </w:r>
-      <w:r>
-        <w:t xml:space="preserve">: es un lenguaje de programación de propósito general ampliamente utilizado en desarrollo </w:t>
+    </w:p>
+    <w:p>
+      <w:r>
+        <w:t>E</w:t>
+      </w:r>
+      <w:r>
+        <w:t xml:space="preserve">s un lenguaje de programación de propósito general ampliamente utilizado en desarrollo </w:t>
       </w:r>
       <w:r>
         <w:rPr>
@@ -7426,16 +7269,6 @@
       </w:r>
     </w:p>
     <w:p>
-      <w:pPr>
-        <w:pStyle w:val="Prrafodelista"/>
-        <w:ind w:left="1429" w:firstLine="0"/>
-      </w:pPr>
-    </w:p>
-    <w:p>
-      <w:pPr>
-        <w:pStyle w:val="Prrafodelista"/>
-        <w:ind w:left="1429" w:firstLine="0"/>
-      </w:pPr>
       <w:r>
         <w:t xml:space="preserve">Se caracteriza por su sintaxis clara y legible, lo que facilita la comprensión del código y el trabajo colaborativo entre desarrolladores. </w:t>
       </w:r>
@@ -7444,12 +7277,11 @@
       <w:r>
         <w:t xml:space="preserve">Entre los </w:t>
       </w:r>
-      <w:r>
-        <w:rPr>
-          <w:rStyle w:val="Extranjerismo"/>
-        </w:rPr>
+      <w:proofErr w:type="spellStart"/>
+      <w:r>
         <w:t>frameworks</w:t>
       </w:r>
+      <w:proofErr w:type="spellEnd"/>
       <w:r>
         <w:t xml:space="preserve"> más utilizados para desarrollo </w:t>
       </w:r>
@@ -7474,14 +7306,13 @@
       <w:r>
         <w:t xml:space="preserve">Django, </w:t>
       </w:r>
-      <w:r>
-        <w:rPr>
-          <w:rStyle w:val="Extranjerismo"/>
-        </w:rPr>
-        <w:t xml:space="preserve">framework </w:t>
-      </w:r>
-      <w:r>
-        <w:t xml:space="preserve">completo que facilita el desarrollo rápido de aplicaciones </w:t>
+      <w:proofErr w:type="spellStart"/>
+      <w:r>
+        <w:t>framework</w:t>
+      </w:r>
+      <w:proofErr w:type="spellEnd"/>
+      <w:r>
+        <w:t xml:space="preserve"> completo que facilita el desarrollo rápido de aplicaciones </w:t>
       </w:r>
       <w:r>
         <w:rPr>
@@ -7509,12 +7340,11 @@
       <w:r>
         <w:t xml:space="preserve">, </w:t>
       </w:r>
-      <w:r>
-        <w:rPr>
-          <w:rStyle w:val="Extranjerismo"/>
-        </w:rPr>
+      <w:proofErr w:type="spellStart"/>
+      <w:r>
         <w:t>microframework</w:t>
       </w:r>
+      <w:proofErr w:type="spellEnd"/>
       <w:r>
         <w:t xml:space="preserve"> ligero y flexible.</w:t>
       </w:r>
@@ -7535,30 +7365,30 @@
       <w:r>
         <w:t xml:space="preserve">, </w:t>
       </w:r>
+      <w:proofErr w:type="spellStart"/>
+      <w:r>
+        <w:t>framework</w:t>
+      </w:r>
+      <w:proofErr w:type="spellEnd"/>
+      <w:r>
+        <w:t xml:space="preserve"> adaptable a proyectos de distintos tamaños.</w:t>
+      </w:r>
+    </w:p>
+    <w:p>
+      <w:r>
+        <w:t xml:space="preserve">Python permite desarrollar aplicaciones </w:t>
+      </w:r>
       <w:r>
         <w:rPr>
           <w:rStyle w:val="Extranjerismo"/>
         </w:rPr>
-        <w:t>framework</w:t>
-      </w:r>
-      <w:r>
-        <w:t xml:space="preserve"> adaptable a proyectos de distintos tamaños.</w:t>
-      </w:r>
-    </w:p>
-    <w:p>
-      <w:r>
-        <w:t xml:space="preserve">Python permite desarrollar aplicaciones </w:t>
-      </w:r>
-      <w:r>
-        <w:rPr>
-          <w:rStyle w:val="Extranjerismo"/>
-        </w:rPr>
         <w:t>web</w:t>
       </w:r>
       <w:r>
         <w:t xml:space="preserve"> escalables y eficientes, por lo que es ampliamente utilizado en plataformas digitales y servicios en la nube.</w:t>
       </w:r>
     </w:p>
+    <w:p/>
     <w:p/>
     <w:p>
       <w:pPr>
@@ -7572,6 +7402,7 @@
         <w:rPr>
           <w:b/>
         </w:rPr>
+        <w:lastRenderedPageBreak/>
         <w:t>PHP (</w:t>
       </w:r>
       <w:proofErr w:type="spellStart"/>
@@ -7600,10 +7431,15 @@
         <w:rPr>
           <w:b/>
         </w:rPr>
-        <w:t>):</w:t>
-      </w:r>
-      <w:r>
-        <w:t xml:space="preserve"> es un lenguaje de programación ampliamente utilizado para el desarrollo de aplicaciones </w:t>
+        <w:t>)</w:t>
+      </w:r>
+    </w:p>
+    <w:p>
+      <w:r>
+        <w:t>E</w:t>
+      </w:r>
+      <w:r>
+        <w:t xml:space="preserve">s un lenguaje de programación ampliamente utilizado para el desarrollo de aplicaciones </w:t>
       </w:r>
       <w:r>
         <w:rPr>
@@ -7616,16 +7452,6 @@
       </w:r>
     </w:p>
     <w:p>
-      <w:pPr>
-        <w:pStyle w:val="Prrafodelista"/>
-        <w:ind w:left="1429" w:firstLine="0"/>
-      </w:pPr>
-    </w:p>
-    <w:p>
-      <w:pPr>
-        <w:pStyle w:val="Prrafodelista"/>
-        <w:ind w:left="1429" w:firstLine="0"/>
-      </w:pPr>
       <w:r>
         <w:t xml:space="preserve">Este lenguaje permite generar contenido dinámico en páginas </w:t>
       </w:r>
@@ -7641,14 +7467,13 @@
     </w:p>
     <w:p>
       <w:r>
-        <w:t>Entre los</w:t>
-      </w:r>
-      <w:r>
-        <w:rPr>
-          <w:rStyle w:val="Extranjerismo"/>
-        </w:rPr>
-        <w:t xml:space="preserve"> frameworks</w:t>
-      </w:r>
+        <w:t xml:space="preserve">Entre los </w:t>
+      </w:r>
+      <w:proofErr w:type="spellStart"/>
+      <w:r>
+        <w:t>frameworks</w:t>
+      </w:r>
+      <w:proofErr w:type="spellEnd"/>
       <w:r>
         <w:t xml:space="preserve"> más utilizados en PHP se encuentran:</w:t>
       </w:r>
@@ -7681,14 +7506,13 @@
       <w:r>
         <w:t xml:space="preserve">, </w:t>
       </w:r>
-      <w:r>
-        <w:rPr>
-          <w:rStyle w:val="Extranjerismo"/>
-        </w:rPr>
-        <w:t xml:space="preserve">framework </w:t>
-      </w:r>
-      <w:r>
-        <w:t>modular orientado a proyectos complejos.</w:t>
+      <w:proofErr w:type="spellStart"/>
+      <w:r>
+        <w:t>framework</w:t>
+      </w:r>
+      <w:proofErr w:type="spellEnd"/>
+      <w:r>
+        <w:t xml:space="preserve"> modular orientado a proyectos complejos.</w:t>
       </w:r>
     </w:p>
     <w:p>
@@ -7705,14 +7529,13 @@
       </w:r>
       <w:proofErr w:type="spellEnd"/>
       <w:r>
-        <w:t>,</w:t>
-      </w:r>
-      <w:r>
-        <w:rPr>
-          <w:rStyle w:val="Extranjerismo"/>
-        </w:rPr>
-        <w:t xml:space="preserve"> framework</w:t>
-      </w:r>
+        <w:t xml:space="preserve">, </w:t>
+      </w:r>
+      <w:proofErr w:type="spellStart"/>
+      <w:r>
+        <w:t>framework</w:t>
+      </w:r>
+      <w:proofErr w:type="spellEnd"/>
       <w:r>
         <w:t xml:space="preserve"> ligero de alto rendimiento.</w:t>
       </w:r>
@@ -7743,12 +7566,16 @@
       <w:r>
         <w:rPr>
           <w:b/>
-          <w:bCs/>
-        </w:rPr>
-        <w:t xml:space="preserve">Ruby: </w:t>
-      </w:r>
-      <w:r>
-        <w:t xml:space="preserve">es un lenguaje de programación orientado a objetos que destaca por su simplicidad y productividad en el desarrollo de </w:t>
+        </w:rPr>
+        <w:t>Ruby</w:t>
+      </w:r>
+    </w:p>
+    <w:p>
+      <w:r>
+        <w:t>E</w:t>
+      </w:r>
+      <w:r>
+        <w:t xml:space="preserve">s un lenguaje de programación orientado a objetos que destaca por su simplicidad y productividad en el desarrollo de </w:t>
       </w:r>
       <w:r>
         <w:rPr>
@@ -7761,16 +7588,6 @@
       </w:r>
     </w:p>
     <w:p>
-      <w:pPr>
-        <w:pStyle w:val="Prrafodelista"/>
-        <w:ind w:left="1429" w:firstLine="0"/>
-      </w:pPr>
-    </w:p>
-    <w:p>
-      <w:pPr>
-        <w:pStyle w:val="Prrafodelista"/>
-        <w:ind w:left="1429" w:firstLine="0"/>
-      </w:pPr>
       <w:r>
         <w:t xml:space="preserve">Su principal herramienta para desarrollo </w:t>
       </w:r>
@@ -7799,17 +7616,15 @@
       <w:r>
         <w:t xml:space="preserve">, un </w:t>
       </w:r>
-      <w:r>
-        <w:rPr>
-          <w:rStyle w:val="Extranjerismo"/>
-        </w:rPr>
-        <w:t xml:space="preserve">framework </w:t>
-      </w:r>
-      <w:r>
-        <w:t>que facilita la creación rápida de aplicaciones mediante el patrón de arquitectura Modelo-Vista-Controlador (MVC).</w:t>
-      </w:r>
-    </w:p>
-    <w:p/>
+      <w:proofErr w:type="spellStart"/>
+      <w:r>
+        <w:t>framework</w:t>
+      </w:r>
+      <w:proofErr w:type="spellEnd"/>
+      <w:r>
+        <w:t xml:space="preserve"> que facilita la creación rápida de aplicaciones mediante el patrón de arquitectura Modelo-Vista-Controlador (MVC).</w:t>
+      </w:r>
+    </w:p>
     <w:p>
       <w:r>
         <w:t>Ruby se caracteriza por:</w:t>
@@ -7848,6 +7663,7 @@
         </w:numPr>
       </w:pPr>
       <w:r>
+        <w:lastRenderedPageBreak/>
         <w:t>Fuerte comunidad de desarrolladores.</w:t>
       </w:r>
     </w:p>
@@ -7866,21 +7682,16 @@
         </w:rPr>
         <w:t>Java</w:t>
       </w:r>
-      <w:r>
-        <w:t>: es un lenguaje de programación robusto y altamente escalable utilizado en aplicaciones empresariales y sistemas de gran tamaño.</w:t>
-      </w:r>
-    </w:p>
-    <w:p>
-      <w:pPr>
-        <w:pStyle w:val="Prrafodelista"/>
-        <w:ind w:left="1429" w:firstLine="0"/>
-      </w:pPr>
-    </w:p>
-    <w:p>
-      <w:pPr>
-        <w:pStyle w:val="Prrafodelista"/>
-        <w:ind w:left="1429" w:firstLine="0"/>
-      </w:pPr>
+    </w:p>
+    <w:p>
+      <w:r>
+        <w:t>E</w:t>
+      </w:r>
+      <w:r>
+        <w:t>s un lenguaje de programación robusto y altamente escalable utilizado en aplicaciones empresariales y sistemas de gran tamaño.</w:t>
+      </w:r>
+    </w:p>
+    <w:p>
       <w:r>
         <w:t xml:space="preserve">En el desarrollo </w:t>
       </w:r>
@@ -7904,14 +7715,13 @@
     </w:p>
     <w:p>
       <w:r>
-        <w:t>Entre sus</w:t>
-      </w:r>
-      <w:r>
-        <w:rPr>
-          <w:rStyle w:val="Extranjerismo"/>
-        </w:rPr>
-        <w:t xml:space="preserve"> frameworks</w:t>
-      </w:r>
+        <w:t xml:space="preserve">Entre sus </w:t>
+      </w:r>
+      <w:proofErr w:type="spellStart"/>
+      <w:r>
+        <w:t>frameworks</w:t>
+      </w:r>
+      <w:proofErr w:type="spellEnd"/>
       <w:r>
         <w:t xml:space="preserve"> más utilizados se encuentran:</w:t>
       </w:r>
@@ -7942,16 +7752,34 @@
       </w:r>
       <w:proofErr w:type="spellEnd"/>
       <w:r>
-        <w:t xml:space="preserve"> Faces (JSF),</w:t>
+        <w:t xml:space="preserve"> Faces (JSF), </w:t>
+      </w:r>
+      <w:proofErr w:type="spellStart"/>
+      <w:r>
+        <w:t>framework</w:t>
+      </w:r>
+      <w:proofErr w:type="spellEnd"/>
+      <w:r>
+        <w:t xml:space="preserve"> para el desarrollo de interfaces </w:t>
       </w:r>
       <w:r>
         <w:rPr>
           <w:rStyle w:val="Extranjerismo"/>
         </w:rPr>
-        <w:t xml:space="preserve"> framework</w:t>
-      </w:r>
-      <w:r>
-        <w:t xml:space="preserve"> para el desarrollo de interfaces </w:t>
+        <w:t>web</w:t>
+      </w:r>
+      <w:r>
+        <w:t xml:space="preserve"> basadas en componentes.</w:t>
+      </w:r>
+    </w:p>
+    <w:p>
+      <w:r>
+        <w:t>Java destaca por su portabilidad, seguridad y capacidad para manejar aplicaciones de gran escala.</w:t>
+      </w:r>
+    </w:p>
+    <w:p>
+      <w:r>
+        <w:t xml:space="preserve">La diversidad de lenguajes y tecnologías utilizadas en el desarrollo </w:t>
       </w:r>
       <w:r>
         <w:rPr>
@@ -7960,17 +7788,7 @@
         <w:t>web</w:t>
       </w:r>
       <w:r>
-        <w:t xml:space="preserve"> basadas en componentes.</w:t>
-      </w:r>
-    </w:p>
-    <w:p>
-      <w:r>
-        <w:t>Java destaca por su portabilidad, seguridad y capacidad para manejar aplicaciones de gran escala.</w:t>
-      </w:r>
-    </w:p>
-    <w:p>
-      <w:r>
-        <w:t xml:space="preserve">La diversidad de lenguajes y tecnologías utilizadas en el desarrollo </w:t>
+        <w:t xml:space="preserve"> responde a los diferentes roles que cada uno cumple dentro de una aplicación. Mientras algunos se orientan a la estructura y presentación de la interfaz, otros se enfocan en la lógica de interacción o en el procesamiento de datos en el servidor. A continuación, se presenta un panorama general de algunas tecnologías ampliamente utilizadas en el desarrollo </w:t>
       </w:r>
       <w:r>
         <w:rPr>
@@ -7979,27 +7797,10 @@
         <w:t>web</w:t>
       </w:r>
       <w:r>
-        <w:t xml:space="preserve"> responde a los diferentes roles que cada uno cumple dentro de una aplicación. Mientras algunos se orientan a la estructura y presentación de la interfaz, otros se enfocan en la lógica de interacción o en el procesamiento de datos en el servidor. A continuación, se presenta un panorama general de algunas tecnologías ampliamente utilizadas en el desarrollo </w:t>
-      </w:r>
-      <w:r>
-        <w:rPr>
-          <w:rStyle w:val="Extranjerismo"/>
-        </w:rPr>
-        <w:t>web</w:t>
-      </w:r>
-      <w:r>
         <w:t xml:space="preserve"> y sus principales funciones.</w:t>
       </w:r>
     </w:p>
-    <w:p>
-      <w:pPr>
-        <w:spacing w:before="0" w:after="0" w:line="240" w:lineRule="auto"/>
-        <w:ind w:firstLine="0"/>
-      </w:pPr>
-      <w:r>
-        <w:br w:type="page"/>
-      </w:r>
-    </w:p>
+    <w:p/>
     <w:p>
       <w:pPr>
         <w:pStyle w:val="Tabla"/>
@@ -8068,14 +7869,13 @@
             <w:r>
               <w:t xml:space="preserve">Ejemplos o </w:t>
             </w:r>
-            <w:r>
-              <w:rPr>
-                <w:rStyle w:val="Extranjerismo"/>
-              </w:rPr>
-              <w:t xml:space="preserve">frameworks </w:t>
-            </w:r>
-            <w:r>
-              <w:t>asociados</w:t>
+            <w:proofErr w:type="spellStart"/>
+            <w:r>
+              <w:t>frameworks</w:t>
+            </w:r>
+            <w:proofErr w:type="spellEnd"/>
+            <w:r>
+              <w:t xml:space="preserve"> asociados</w:t>
             </w:r>
           </w:p>
         </w:tc>
@@ -8943,7 +8743,6 @@
         <w:t>Estas estructuras permiten organizar grandes volúmenes de información, facilitar la búsqueda y manipulación de datos y representar elementos del mundo real como usuarios, productos o transacciones.</w:t>
       </w:r>
     </w:p>
-    <w:p/>
     <w:p>
       <w:r>
         <w:t>Ejemplo aplicado en un sistema empresarial</w:t>
@@ -8954,7 +8753,6 @@
         <w:t>En un sistema de inventario es posible observar cómo se combinan los tipos de datos y las estructuras para representar información:</w:t>
       </w:r>
     </w:p>
-    <w:p/>
     <w:p>
       <w:r>
         <w:t>Tipos de datos:</w:t>
@@ -8997,8 +8795,10 @@
       </w:r>
     </w:p>
     <w:p/>
-    <w:p>
-      <w:r>
+    <w:p/>
+    <w:p>
+      <w:r>
+        <w:lastRenderedPageBreak/>
         <w:t>Estructura de datos</w:t>
       </w:r>
     </w:p>
@@ -9014,38 +8814,39 @@
         <w:t>Producto = {nombre, precio, cantidad}</w:t>
       </w:r>
     </w:p>
+    <w:p>
+      <w:r>
+        <w:t>En este caso, la estructura “Producto” agrupa varios datos relacionados, lo que permite gestionar de forma organizada la información dentro del sistema.</w:t>
+      </w:r>
+    </w:p>
     <w:p/>
     <w:p>
-      <w:r>
-        <w:t>En este caso, la estructura “Producto” agrupa varios datos relacionados, lo que permite gestionar de forma organizada la información dentro del sistema.</w:t>
+      <w:pPr>
+        <w:pStyle w:val="Ttulo2"/>
+      </w:pPr>
+      <w:bookmarkStart w:id="13" w:name="_Toc230076305"/>
+      <w:r>
+        <w:t>Estructuras de selección y estructuras de repetición</w:t>
+      </w:r>
+      <w:bookmarkEnd w:id="13"/>
+    </w:p>
+    <w:p>
+      <w:r>
+        <w:t>En programación, las estructuras de control permiten definir el flujo de ejecución de un programa. Estas estructuras determinan el orden en que se ejecutan las instrucciones y permiten que el sistema tome decisiones o repita acciones según determinadas condiciones.</w:t>
+      </w:r>
+    </w:p>
+    <w:p>
+      <w:r>
+        <w:t>Existen dos tipos principales de estructuras de control utilizadas en la mayoría de lenguajes de programación: estructuras de selección, que permiten elegir entre diferentes caminos de ejecución, y estructuras de repetición, que permiten ejecutar un conjunto de instrucciones varias veces.</w:t>
+      </w:r>
+    </w:p>
+    <w:p>
+      <w:r>
+        <w:t>Las estructuras de selección, también llamadas estructuras condicionales, permiten que el programa evalúe una condición y determine qué conjunto de instrucciones debe ejecutarse.</w:t>
       </w:r>
     </w:p>
     <w:p/>
-    <w:p>
-      <w:pPr>
-        <w:pStyle w:val="Ttulo2"/>
-      </w:pPr>
-      <w:bookmarkStart w:id="13" w:name="_Toc230076305"/>
-      <w:r>
-        <w:t>Estructuras de selección y estructuras de repetición</w:t>
-      </w:r>
-      <w:bookmarkEnd w:id="13"/>
-    </w:p>
-    <w:p>
-      <w:r>
-        <w:t>En programación, las estructuras de control permiten definir el flujo de ejecución de un programa. Estas estructuras determinan el orden en que se ejecutan las instrucciones y permiten que el sistema tome decisiones o repita acciones según determinadas condiciones.</w:t>
-      </w:r>
-    </w:p>
-    <w:p>
-      <w:r>
-        <w:t>Existen dos tipos principales de estructuras de control utilizadas en la mayoría de lenguajes de programación: estructuras de selección, que permiten elegir entre diferentes caminos de ejecución, y estructuras de repetición, que permiten ejecutar un conjunto de instrucciones varias veces.</w:t>
-      </w:r>
-    </w:p>
-    <w:p>
-      <w:r>
-        <w:t>Las estructuras de selección, también llamadas estructuras condicionales, permiten que el programa evalúe una condición y determine qué conjunto de instrucciones debe ejecutarse.</w:t>
-      </w:r>
-    </w:p>
+    <w:p/>
     <w:p/>
     <w:p/>
     <w:p>
@@ -9222,8 +9023,13 @@
             <w:pPr>
               <w:ind w:firstLine="0"/>
             </w:pPr>
-            <w:r>
-              <w:t>switch / case</w:t>
+            <w:proofErr w:type="spellStart"/>
+            <w:r>
+              <w:t>switch</w:t>
+            </w:r>
+            <w:proofErr w:type="spellEnd"/>
+            <w:r>
+              <w:t xml:space="preserve"> / case</w:t>
             </w:r>
           </w:p>
         </w:tc>
@@ -9904,7 +9710,6 @@
         <w:t>Las aplicaciones pueden interactuar con los servicios sin conocer los detalles internos de su implementación.</w:t>
       </w:r>
     </w:p>
-    <w:p/>
     <w:p>
       <w:r>
         <w:t xml:space="preserve">En muchas implementaciones de SOA se emplea un bus de servicios empresariales (ESB), que funciona como un componente intermediario encargado de gestionar la comunicación entre los diferentes servicios. Este elemento facilita tareas </w:t>
@@ -10005,12 +9810,8 @@
       </w:r>
     </w:p>
     <w:p>
-      <w:pPr>
-        <w:spacing w:before="0" w:after="0" w:line="240" w:lineRule="auto"/>
-        <w:ind w:firstLine="0"/>
-      </w:pPr>
-      <w:r>
-        <w:br w:type="page"/>
+      <w:r>
+        <w:t>Es el contenedor principal del mensaje SOAP. Define la estructura del documento y especifica cómo debe interpretarse el mensaje.</w:t>
       </w:r>
     </w:p>
     <w:p>
@@ -10022,39 +9823,35 @@
         </w:numPr>
         <w:rPr>
           <w:b/>
-          <w:bCs/>
         </w:rPr>
       </w:pPr>
       <w:r>
         <w:rPr>
           <w:b/>
-          <w:bCs/>
         </w:rPr>
         <w:lastRenderedPageBreak/>
-        <w:t>Sobre (</w:t>
-      </w:r>
-      <w:r>
-        <w:rPr>
-          <w:rStyle w:val="Extranjerismo"/>
+        <w:t>Cabecera (</w:t>
+      </w:r>
+      <w:proofErr w:type="spellStart"/>
+      <w:r>
+        <w:rPr>
           <w:b/>
-          <w:bCs/>
-        </w:rPr>
-        <w:t>Envelope</w:t>
-      </w:r>
+        </w:rPr>
+        <w:t>Header</w:t>
+      </w:r>
+      <w:proofErr w:type="spellEnd"/>
       <w:r>
         <w:rPr>
           <w:b/>
-          <w:bCs/>
         </w:rPr>
         <w:t>)</w:t>
       </w:r>
     </w:p>
     <w:p>
       <w:r>
-        <w:t>Es el contenedor principal del mensaje SOAP. Define la estructura del documento y especifica cómo debe interpretarse el mensaje.</w:t>
-      </w:r>
-    </w:p>
-    <w:p/>
+        <w:t>Contiene información adicional de control, como aspectos relacionados con seguridad, autenticación o calidad del servicio.</w:t>
+      </w:r>
+    </w:p>
     <w:p>
       <w:pPr>
         <w:pStyle w:val="Prrafodelista"/>
@@ -10070,26 +9867,69 @@
         <w:rPr>
           <w:b/>
         </w:rPr>
-        <w:t>Cabecera (</w:t>
+        <w:t>Cuerpo (</w:t>
+      </w:r>
+      <w:proofErr w:type="spellStart"/>
+      <w:r>
+        <w:rPr>
+          <w:b/>
+        </w:rPr>
+        <w:t>Body</w:t>
+      </w:r>
+      <w:proofErr w:type="spellEnd"/>
+      <w:r>
+        <w:rPr>
+          <w:b/>
+        </w:rPr>
+        <w:t>)</w:t>
+      </w:r>
+    </w:p>
+    <w:p>
+      <w:r>
+        <w:t>Incluye los datos o la solicitud que se envía al servicio, así como los parámetros necesarios para ejecutar una operación específica.</w:t>
+      </w:r>
+    </w:p>
+    <w:p>
+      <w:r>
+        <w:t xml:space="preserve">En los servicios SOAP también se utilizan contratos formales de servicio, comúnmente descritos mediante WSDL (Web </w:t>
+      </w:r>
+      <w:proofErr w:type="spellStart"/>
+      <w:r>
+        <w:t>Services</w:t>
+      </w:r>
+      <w:proofErr w:type="spellEnd"/>
+      <w:r>
+        <w:t xml:space="preserve"> </w:t>
+      </w:r>
+      <w:proofErr w:type="spellStart"/>
+      <w:r>
+        <w:t>Description</w:t>
+      </w:r>
+      <w:proofErr w:type="spellEnd"/>
+      <w:r>
+        <w:t xml:space="preserve"> </w:t>
+      </w:r>
+      <w:proofErr w:type="spellStart"/>
+      <w:r>
+        <w:t>Language</w:t>
+      </w:r>
+      <w:proofErr w:type="spellEnd"/>
+      <w:r>
+        <w:t>). Este lenguaje permite definir la estructura del servicio, las operaciones disponibles, los parámetros requeridos y la forma en que las aplicaciones pueden interactuar con él.</w:t>
+      </w:r>
+    </w:p>
+    <w:p>
+      <w:r>
+        <w:t xml:space="preserve">Entre las características más importantes de los servicios </w:t>
       </w:r>
       <w:r>
         <w:rPr>
           <w:rStyle w:val="Extranjerismo"/>
-          <w:b/>
-          <w:bCs/>
-        </w:rPr>
-        <w:t>Header</w:t>
-      </w:r>
-      <w:r>
-        <w:rPr>
-          <w:b/>
-        </w:rPr>
-        <w:t>)</w:t>
-      </w:r>
-    </w:p>
-    <w:p>
-      <w:r>
-        <w:t>Contiene información adicional de control, como aspectos relacionados con seguridad, autenticación o calidad del servicio.</w:t>
+        </w:rPr>
+        <w:t>web</w:t>
+      </w:r>
+      <w:r>
+        <w:t xml:space="preserve"> SOAP se destacan las siguientes:</w:t>
       </w:r>
     </w:p>
     <w:p>
@@ -10099,78 +9939,9 @@
           <w:ilvl w:val="0"/>
           <w:numId w:val="33"/>
         </w:numPr>
-        <w:rPr>
-          <w:b/>
-        </w:rPr>
-      </w:pPr>
-      <w:r>
-        <w:rPr>
-          <w:b/>
-        </w:rPr>
-        <w:t>Cuerpo (</w:t>
-      </w:r>
-      <w:r>
-        <w:rPr>
-          <w:rStyle w:val="Extranjerismo"/>
-          <w:b/>
-          <w:bCs/>
-        </w:rPr>
-        <w:t>Body</w:t>
-      </w:r>
-      <w:r>
-        <w:rPr>
-          <w:b/>
-        </w:rPr>
-        <w:t>)</w:t>
-      </w:r>
-    </w:p>
-    <w:p>
-      <w:r>
-        <w:t>Incluye los datos o la solicitud que se envía al servicio, así como los parámetros necesarios para ejecutar una operación específica.</w:t>
-      </w:r>
-    </w:p>
-    <w:p/>
-    <w:p>
-      <w:r>
-        <w:t xml:space="preserve">En los servicios SOAP también se utilizan contratos formales de servicio, comúnmente descritos mediante WSDL (Web </w:t>
-      </w:r>
-      <w:proofErr w:type="spellStart"/>
-      <w:r>
-        <w:t>Services</w:t>
-      </w:r>
-      <w:proofErr w:type="spellEnd"/>
-      <w:r>
-        <w:t xml:space="preserve"> </w:t>
-      </w:r>
-      <w:proofErr w:type="spellStart"/>
-      <w:r>
-        <w:t>Description</w:t>
-      </w:r>
-      <w:proofErr w:type="spellEnd"/>
-      <w:r>
-        <w:t xml:space="preserve"> </w:t>
-      </w:r>
-      <w:proofErr w:type="spellStart"/>
-      <w:r>
-        <w:t>Language</w:t>
-      </w:r>
-      <w:proofErr w:type="spellEnd"/>
-      <w:r>
-        <w:t>). Este lenguaje permite definir la estructura del servicio, las operaciones disponibles, los parámetros requeridos y la forma en que las aplicaciones pueden interactuar con él.</w:t>
-      </w:r>
-    </w:p>
-    <w:p>
-      <w:r>
-        <w:t xml:space="preserve">Entre las características más importantes de los servicios </w:t>
-      </w:r>
-      <w:r>
-        <w:rPr>
-          <w:rStyle w:val="Extranjerismo"/>
-        </w:rPr>
-        <w:t>web</w:t>
-      </w:r>
-      <w:r>
-        <w:t xml:space="preserve"> SOAP se destacan las siguientes:</w:t>
+      </w:pPr>
+      <w:r>
+        <w:t>Mensajería estructurada basada en XML, que garantiza una comunicación clara entre aplicaciones.</w:t>
       </w:r>
     </w:p>
     <w:p>
@@ -10182,7 +9953,7 @@
         </w:numPr>
       </w:pPr>
       <w:r>
-        <w:t>Mensajería estructurada basada en XML, que garantiza una comunicación clara entre aplicaciones.</w:t>
+        <w:t>Interoperabilidad entre diferentes plataformas y lenguajes de programación.</w:t>
       </w:r>
     </w:p>
     <w:p>
@@ -10194,7 +9965,7 @@
         </w:numPr>
       </w:pPr>
       <w:r>
-        <w:t>Interoperabilidad entre diferentes plataformas y lenguajes de programación.</w:t>
+        <w:t>Uso de contratos formales de servicio, que describen de manera precisa cómo debe consumirse el servicio.</w:t>
       </w:r>
     </w:p>
     <w:p>
@@ -10206,25 +9977,16 @@
         </w:numPr>
       </w:pPr>
       <w:r>
+        <w:t>Alto nivel de estandarización, lo que facilita su adopción en entornos empresariales.</w:t>
+      </w:r>
+    </w:p>
+    <w:p>
+      <w:r>
+        <w:t xml:space="preserve">Debido a su estructura formal y a sus mecanismos de seguridad integrados, SOAP ha sido ampliamente utilizado en sistemas corporativos y en procesos de integración </w:t>
+      </w:r>
+      <w:r>
         <w:lastRenderedPageBreak/>
-        <w:t>Uso de contratos formales de servicio, que describen de manera precisa cómo debe consumirse el servicio.</w:t>
-      </w:r>
-    </w:p>
-    <w:p>
-      <w:pPr>
-        <w:pStyle w:val="Prrafodelista"/>
-        <w:numPr>
-          <w:ilvl w:val="0"/>
-          <w:numId w:val="33"/>
-        </w:numPr>
-      </w:pPr>
-      <w:r>
-        <w:t>Alto nivel de estandarización, lo que facilita su adopción en entornos empresariales.</w:t>
-      </w:r>
-    </w:p>
-    <w:p>
-      <w:r>
-        <w:t xml:space="preserve">Debido a su estructura formal y a sus mecanismos de seguridad integrados, SOAP ha sido ampliamente utilizado en sistemas corporativos y en procesos de integración entre aplicaciones empresariales. Sin embargo, en aplicaciones </w:t>
+        <w:t xml:space="preserve">entre aplicaciones empresariales. Sin embargo, en aplicaciones </w:t>
       </w:r>
       <w:r>
         <w:rPr>
@@ -10311,7 +10073,6 @@
     </w:p>
     <w:p>
       <w:r>
-        <w:lastRenderedPageBreak/>
         <w:t>Una característica importante de REST es que las solicitudes realizadas al servidor son sin estado (</w:t>
       </w:r>
       <w:proofErr w:type="spellStart"/>
@@ -10355,6 +10116,7 @@
         </w:numPr>
       </w:pPr>
       <w:r>
+        <w:lastRenderedPageBreak/>
         <w:t xml:space="preserve">Uso de estándares </w:t>
       </w:r>
       <w:r>
@@ -10446,26 +10208,26 @@
       </w:pPr>
       <w:bookmarkStart w:id="20" w:name="_Toc230076312"/>
       <w:r>
+        <w:t>Aplicaciones y almacenamiento de datos en arquitecturas de servicios</w:t>
+      </w:r>
+      <w:bookmarkEnd w:id="20"/>
+    </w:p>
+    <w:p>
+      <w:r>
+        <w:t xml:space="preserve">En las arquitecturas orientadas a servicios, las aplicaciones se diseñan como un conjunto de componentes independientes que se comunican entre sí mediante servicios o </w:t>
+      </w:r>
+      <w:proofErr w:type="spellStart"/>
+      <w:r>
+        <w:t>APIs</w:t>
+      </w:r>
+      <w:proofErr w:type="spellEnd"/>
+      <w:r>
+        <w:t>. Este enfoque permite que cada servicio cumpla una función específica dentro del sistema, facilitando el desarrollo, la escalabilidad y el mantenimiento de las aplicaciones.</w:t>
+      </w:r>
+    </w:p>
+    <w:p>
+      <w:r>
         <w:lastRenderedPageBreak/>
-        <w:t>Aplicaciones y almacenamiento de datos en arquitecturas de servicios</w:t>
-      </w:r>
-      <w:bookmarkEnd w:id="20"/>
-    </w:p>
-    <w:p>
-      <w:r>
-        <w:t xml:space="preserve">En las arquitecturas orientadas a servicios, las aplicaciones se diseñan como un conjunto de componentes independientes que se comunican entre sí mediante servicios o </w:t>
-      </w:r>
-      <w:proofErr w:type="spellStart"/>
-      <w:r>
-        <w:t>APIs</w:t>
-      </w:r>
-      <w:proofErr w:type="spellEnd"/>
-      <w:r>
-        <w:t>. Este enfoque permite que cada servicio cumpla una función específica dentro del sistema, facilitando el desarrollo, la escalabilidad y el mantenimiento de las aplicaciones.</w:t>
-      </w:r>
-    </w:p>
-    <w:p>
-      <w:r>
         <w:t>En este tipo de arquitectura, es común que cada servicio gestione sus propios datos o recursos de almacenamiento. De esta manera, se reduce la dependencia entre componentes y se permite que cada parte del sistema evolucione de forma independiente. Además, en muchos entornos actuales estas soluciones se implementan sobre infraestructuras en la nube, lo que proporciona mayor disponibilidad, flexibilidad y capacidad de crecimiento según las necesidades del sistema.</w:t>
       </w:r>
     </w:p>
@@ -10563,7 +10325,6 @@
         <w:rPr>
           <w:b/>
         </w:rPr>
-        <w:lastRenderedPageBreak/>
         <w:t>Plataformas de análisis de datos</w:t>
       </w:r>
     </w:p>
@@ -10588,6 +10349,8 @@
         <w:t xml:space="preserve"> permiten concentrar grandes cantidades de información para su análisis, generación de reportes e inteligencia de negocio.</w:t>
       </w:r>
     </w:p>
+    <w:p/>
+    <w:p/>
     <w:p>
       <w:pPr>
         <w:pStyle w:val="Prrafodelista"/>
@@ -10603,6 +10366,7 @@
         <w:rPr>
           <w:b/>
         </w:rPr>
+        <w:lastRenderedPageBreak/>
         <w:t>API Gateway</w:t>
       </w:r>
     </w:p>
@@ -11109,6 +10873,20 @@
       </w:r>
     </w:p>
     <w:p>
+      <w:r>
+        <w:t xml:space="preserve">Se recomienda un mínimo de 8 GB para proyectos sencillos o desarrollo </w:t>
+      </w:r>
+      <w:r>
+        <w:rPr>
+          <w:rStyle w:val="Extranjerismo"/>
+        </w:rPr>
+        <w:t>web</w:t>
+      </w:r>
+      <w:r>
+        <w:t xml:space="preserve"> básico. Para proyectos más complejos o cuando se utilizan múltiples herramientas simultáneamente, se recomienda contar con 16 GB o más.</w:t>
+      </w:r>
+    </w:p>
+    <w:p>
       <w:pPr>
         <w:pStyle w:val="Prrafodelista"/>
         <w:numPr>
@@ -11117,29 +10895,18 @@
         </w:numPr>
         <w:rPr>
           <w:b/>
-          <w:bCs/>
         </w:rPr>
       </w:pPr>
       <w:r>
         <w:rPr>
           <w:b/>
-          <w:bCs/>
-        </w:rPr>
-        <w:t>Memoria RAM</w:t>
-      </w:r>
-    </w:p>
-    <w:p>
-      <w:r>
-        <w:t xml:space="preserve">Se recomienda un mínimo de 8 GB para proyectos sencillos o desarrollo </w:t>
-      </w:r>
-      <w:r>
-        <w:rPr>
-          <w:rStyle w:val="Extranjerismo"/>
-        </w:rPr>
-        <w:t>web</w:t>
-      </w:r>
-      <w:r>
-        <w:t xml:space="preserve"> básico. Para proyectos más complejos o cuando se utilizan múltiples herramientas simultáneamente, se recomienda contar con 16 GB o más.</w:t>
+        </w:rPr>
+        <w:t>Procesador (CPU)</w:t>
+      </w:r>
+    </w:p>
+    <w:p>
+      <w:r>
+        <w:t>Un procesador de gama media o superior permite ejecutar el IDE, compilar código y realizar tareas de depuración con mayor rapidez. Procesadores multinúcleo mejoran el rendimiento en procesos de compilación y ejecución.</w:t>
       </w:r>
     </w:p>
     <w:p>
@@ -11157,14 +10924,15 @@
         <w:rPr>
           <w:b/>
         </w:rPr>
-        <w:t>Procesador (CPU)</w:t>
-      </w:r>
-    </w:p>
-    <w:p>
-      <w:r>
-        <w:t>Un procesador de gama media o superior permite ejecutar el IDE, compilar código y realizar tareas de depuración con mayor rapidez. Procesadores multinúcleo mejoran el rendimiento en procesos de compilación y ejecución.</w:t>
-      </w:r>
-    </w:p>
+        <w:t>Almacenamiento</w:t>
+      </w:r>
+    </w:p>
+    <w:p>
+      <w:r>
+        <w:t>Es recomendable utilizar unidades de estado sólido (SSD), ya que permiten una carga más rápida del sistema operativo, del IDE y de los proyectos de desarrollo. Un espacio de almacenamiento de al menos 256 GB suele ser suficiente para proyectos académicos o iniciales.</w:t>
+      </w:r>
+    </w:p>
+    <w:p/>
     <w:p>
       <w:pPr>
         <w:pStyle w:val="Prrafodelista"/>
@@ -11180,15 +10948,43 @@
         <w:rPr>
           <w:b/>
         </w:rPr>
-        <w:t>Almacenamiento</w:t>
-      </w:r>
-    </w:p>
-    <w:p>
-      <w:r>
-        <w:t>Es recomendable utilizar unidades de estado sólido (SSD), ya que permiten una carga más rápida del sistema operativo, del IDE y de los proyectos de desarrollo. Un espacio de almacenamiento de al menos 256 GB suele ser suficiente para proyectos académicos o iniciales.</w:t>
-      </w:r>
-    </w:p>
-    <w:p/>
+        <w:lastRenderedPageBreak/>
+        <w:t>Pantalla y resolución</w:t>
+      </w:r>
+    </w:p>
+    <w:p>
+      <w:r>
+        <w:t>Una resolución de al menos 1920 × 1080 píxeles, facilita la visualización simultánea de múltiples ventanas de código, consolas y herramientas de depuración.</w:t>
+      </w:r>
+    </w:p>
+    <w:p>
+      <w:r>
+        <w:t xml:space="preserve">En relación con los requerimientos de </w:t>
+      </w:r>
+      <w:r>
+        <w:rPr>
+          <w:rStyle w:val="Extranjerismo"/>
+        </w:rPr>
+        <w:t>software</w:t>
+      </w:r>
+      <w:r>
+        <w:t xml:space="preserve">, además del </w:t>
+      </w:r>
+      <w:bookmarkStart w:id="25" w:name="_Hlk230073781"/>
+      <w:r>
+        <w:rPr>
+          <w:rStyle w:val="Extranjerismo"/>
+        </w:rPr>
+        <w:t>hardware</w:t>
+      </w:r>
+      <w:r>
+        <w:t xml:space="preserve"> </w:t>
+      </w:r>
+      <w:bookmarkEnd w:id="25"/>
+      <w:r>
+        <w:t>es necesario disponer de un entorno adecuado que permita instalar y ejecutar las herramientas de desarrollo:</w:t>
+      </w:r>
+    </w:p>
     <w:p>
       <w:pPr>
         <w:pStyle w:val="Prrafodelista"/>
@@ -11204,40 +11000,12 @@
         <w:rPr>
           <w:b/>
         </w:rPr>
-        <w:t>Pantalla y resolución</w:t>
-      </w:r>
-    </w:p>
-    <w:p>
-      <w:r>
-        <w:t>Una resolución de al menos 1920 × 1080 píxeles, facilita la visualización simultánea de múltiples ventanas de código, consolas y herramientas de depuración.</w:t>
-      </w:r>
-    </w:p>
-    <w:p>
-      <w:r>
-        <w:t xml:space="preserve">En relación con los requerimientos de </w:t>
-      </w:r>
-      <w:r>
-        <w:rPr>
-          <w:rStyle w:val="Extranjerismo"/>
-        </w:rPr>
-        <w:t>software</w:t>
-      </w:r>
-      <w:r>
-        <w:t xml:space="preserve">, además del </w:t>
-      </w:r>
-      <w:bookmarkStart w:id="25" w:name="_Hlk230073781"/>
-      <w:r>
-        <w:rPr>
-          <w:rStyle w:val="Extranjerismo"/>
-        </w:rPr>
-        <w:t>hardware</w:t>
-      </w:r>
-      <w:r>
-        <w:t xml:space="preserve"> </w:t>
-      </w:r>
-      <w:bookmarkEnd w:id="25"/>
-      <w:r>
-        <w:t>es necesario disponer de un entorno adecuado que permita instalar y ejecutar las herramientas de desarrollo:</w:t>
+        <w:t>Sistema operativo</w:t>
+      </w:r>
+    </w:p>
+    <w:p>
+      <w:r>
+        <w:t>Los IDE modernos funcionan generalmente en sistemas operativos como Windows, macOS o distribuciones Linux actualizadas.</w:t>
       </w:r>
     </w:p>
     <w:p>
@@ -11255,12 +11023,20 @@
         <w:rPr>
           <w:b/>
         </w:rPr>
-        <w:t>Sistema operativo</w:t>
-      </w:r>
-    </w:p>
-    <w:p>
-      <w:r>
-        <w:t>Los IDE modernos funcionan generalmente en sistemas operativos como Windows, macOS o distribuciones Linux actualizadas.</w:t>
+        <w:t>Entornos de ejecución y dependencias</w:t>
+      </w:r>
+    </w:p>
+    <w:p>
+      <w:r>
+        <w:t xml:space="preserve">Dependiendo del lenguaje utilizado, pueden requerirse componentes adicionales como el Java </w:t>
+      </w:r>
+      <w:proofErr w:type="spellStart"/>
+      <w:r>
+        <w:t>Development</w:t>
+      </w:r>
+      <w:proofErr w:type="spellEnd"/>
+      <w:r>
+        <w:t xml:space="preserve"> Kit (JDK), Node.js, Python o entornos de ejecución específicos del lenguaje.</w:t>
       </w:r>
     </w:p>
     <w:p>
@@ -11278,20 +11054,36 @@
         <w:rPr>
           <w:b/>
         </w:rPr>
-        <w:t>Entornos de ejecución y dependencias</w:t>
-      </w:r>
-    </w:p>
-    <w:p>
-      <w:r>
-        <w:t xml:space="preserve">Dependiendo del lenguaje utilizado, pueden requerirse componentes adicionales como el Java </w:t>
+        <w:t>Gestores de dependencias</w:t>
+      </w:r>
+    </w:p>
+    <w:p>
+      <w:r>
+        <w:t xml:space="preserve">Herramientas como </w:t>
       </w:r>
       <w:proofErr w:type="spellStart"/>
       <w:r>
-        <w:t>Development</w:t>
+        <w:t>npm</w:t>
       </w:r>
       <w:proofErr w:type="spellEnd"/>
       <w:r>
-        <w:t xml:space="preserve"> Kit (JDK), Node.js, Python o entornos de ejecución específicos del lenguaje.</w:t>
+        <w:t xml:space="preserve">, Maven, </w:t>
+      </w:r>
+      <w:proofErr w:type="spellStart"/>
+      <w:r>
+        <w:t>Gradle</w:t>
+      </w:r>
+      <w:proofErr w:type="spellEnd"/>
+      <w:r>
+        <w:t xml:space="preserve"> o </w:t>
+      </w:r>
+      <w:proofErr w:type="spellStart"/>
+      <w:r>
+        <w:t>pip</w:t>
+      </w:r>
+      <w:proofErr w:type="spellEnd"/>
+      <w:r>
+        <w:t xml:space="preserve"> permiten instalar librerías y paquetes necesarios para el desarrollo de aplicaciones.</w:t>
       </w:r>
     </w:p>
     <w:p>
@@ -11309,81 +11101,33 @@
         <w:rPr>
           <w:b/>
         </w:rPr>
-        <w:t>Gestores de dependencias</w:t>
-      </w:r>
-    </w:p>
-    <w:p>
-      <w:r>
-        <w:t xml:space="preserve">Herramientas como </w:t>
+        <w:t>Conexión a Internet</w:t>
+      </w:r>
+    </w:p>
+    <w:p>
+      <w:r>
+        <w:t xml:space="preserve">Es necesaria para descargar </w:t>
       </w:r>
       <w:proofErr w:type="spellStart"/>
       <w:r>
-        <w:t>npm</w:t>
+        <w:t>plugins</w:t>
       </w:r>
       <w:proofErr w:type="spellEnd"/>
       <w:r>
-        <w:t xml:space="preserve">, Maven, </w:t>
-      </w:r>
-      <w:proofErr w:type="spellStart"/>
-      <w:r>
-        <w:t>Gradle</w:t>
-      </w:r>
-      <w:proofErr w:type="spellEnd"/>
-      <w:r>
-        <w:t xml:space="preserve"> o </w:t>
-      </w:r>
-      <w:proofErr w:type="spellStart"/>
-      <w:r>
-        <w:t>pip</w:t>
-      </w:r>
-      <w:proofErr w:type="spellEnd"/>
-      <w:r>
-        <w:t xml:space="preserve"> permiten instalar librerías y paquetes necesarios para el desarrollo de aplicaciones.</w:t>
-      </w:r>
-    </w:p>
-    <w:p>
-      <w:pPr>
-        <w:pStyle w:val="Prrafodelista"/>
-        <w:numPr>
-          <w:ilvl w:val="0"/>
-          <w:numId w:val="35"/>
-        </w:numPr>
-        <w:rPr>
-          <w:b/>
-        </w:rPr>
-      </w:pPr>
-      <w:r>
-        <w:rPr>
-          <w:b/>
-        </w:rPr>
-        <w:t>Conexión a Internet</w:t>
-      </w:r>
-    </w:p>
-    <w:p>
-      <w:r>
-        <w:t xml:space="preserve">Es necesaria para descargar </w:t>
-      </w:r>
-      <w:proofErr w:type="spellStart"/>
-      <w:r>
-        <w:t>plugins</w:t>
-      </w:r>
-      <w:proofErr w:type="spellEnd"/>
-      <w:r>
         <w:t>, dependencias, actualizaciones del IDE y bibliotecas utilizadas en los proyectos.</w:t>
       </w:r>
     </w:p>
     <w:p>
       <w:r>
+        <w:t>A continuación, se presenta una comparación general de los requerimientos según el nivel de trabajo.</w:t>
+      </w:r>
+    </w:p>
+    <w:p>
+      <w:pPr>
+        <w:pStyle w:val="Tabla"/>
+      </w:pPr>
+      <w:r>
         <w:lastRenderedPageBreak/>
-        <w:t>A continuación, se presenta una comparación general de los requerimientos según el nivel de trabajo.</w:t>
-      </w:r>
-    </w:p>
-    <w:p/>
-    <w:p>
-      <w:pPr>
-        <w:pStyle w:val="Tabla"/>
-      </w:pPr>
-      <w:r>
         <w:t>Comparativa de requerimientos según el nivel de uso</w:t>
       </w:r>
     </w:p>
@@ -11654,6 +11398,7 @@
       </w:pPr>
       <w:bookmarkStart w:id="26" w:name="_Toc230076317"/>
       <w:r>
+        <w:lastRenderedPageBreak/>
         <w:t xml:space="preserve">Codificación de módulos y desarrollo de </w:t>
       </w:r>
       <w:proofErr w:type="spellStart"/>
@@ -11780,6 +11525,7 @@
         </w:numPr>
       </w:pPr>
       <w:r>
+        <w:lastRenderedPageBreak/>
         <w:t>El cliente envía una solicitud al servidor siguiendo el formato definido en la documentación de la API.</w:t>
       </w:r>
     </w:p>
@@ -11892,12 +11638,12 @@
         </w:numPr>
       </w:pPr>
       <w:r>
+        <w:t>DELETE /productos/25 permite eliminar un producto del sistema.</w:t>
+      </w:r>
+    </w:p>
+    <w:p>
+      <w:r>
         <w:lastRenderedPageBreak/>
-        <w:t>DELETE /productos/25 permite eliminar un producto del sistema.</w:t>
-      </w:r>
-    </w:p>
-    <w:p>
-      <w:r>
         <w:t xml:space="preserve">Este tipo de estructura facilita la integración entre aplicaciones y permite que diferentes clientes, como aplicaciones </w:t>
       </w:r>
       <w:r>
@@ -11988,11 +11734,11 @@
         <w:t>Identificador del recurso (URL)</w:t>
       </w:r>
       <w:r>
-        <w:t xml:space="preserve">: cada recurso disponible en la API se identifica mediante una dirección única denominada URL. Esta dirección </w:t>
+        <w:t xml:space="preserve">: cada recurso disponible en la API se identifica mediante una dirección única denominada URL. Esta dirección indica al servidor qué recurso desea consultar o manipular el cliente. Por </w:t>
       </w:r>
       <w:r>
         <w:lastRenderedPageBreak/>
-        <w:t>indica al servidor qué recurso desea consultar o manipular el cliente. Por ejemplo, en una API de productos, la dirección /productos puede utilizarse para consultar la lista de productos disponibles.</w:t>
+        <w:t>ejemplo, en una API de productos, la dirección /productos puede utilizarse para consultar la lista de productos disponibles.</w:t>
       </w:r>
     </w:p>
     <w:p/>
@@ -12369,12 +12115,10 @@
         <w:t>Parámetros de cookie, utilizados en algunos casos para mantener información de sesión.</w:t>
       </w:r>
     </w:p>
-    <w:p>
-      <w:pPr>
-        <w:pStyle w:val="Prrafodelista"/>
-        <w:ind w:left="2149" w:firstLine="0"/>
-      </w:pPr>
-    </w:p>
+    <w:p/>
+    <w:p/>
+    <w:p/>
+    <w:p/>
     <w:p>
       <w:pPr>
         <w:pStyle w:val="Prrafodelista"/>
@@ -12384,6 +12128,7 @@
         </w:numPr>
       </w:pPr>
       <w:r>
+        <w:lastRenderedPageBreak/>
         <w:t>Elementos de la respuesta del servidor</w:t>
       </w:r>
     </w:p>
@@ -12485,12 +12230,7 @@
         <w:t>: el cuerpo de la respuesta contiene la representación del recurso solicitado o el resultado de la operación. Esta información suele enviarse en formatos estructurados como JSON o XML.</w:t>
       </w:r>
     </w:p>
-    <w:p>
-      <w:pPr>
-        <w:pStyle w:val="Prrafodelista"/>
-        <w:ind w:left="1134" w:firstLine="0"/>
-      </w:pPr>
-    </w:p>
+    <w:p/>
     <w:p>
       <w:pPr>
         <w:pStyle w:val="Prrafodelista"/>
@@ -12510,12 +12250,7 @@
         <w:t>: los encabezados proporcionan información adicional sobre la respuesta, como el tipo de contenido, la fecha de la respuesta, el servidor que procesó la solicitud o las políticas de seguridad aplicadas.</w:t>
       </w:r>
     </w:p>
-    <w:p>
-      <w:pPr>
-        <w:spacing w:before="0" w:after="0" w:line="240" w:lineRule="auto"/>
-        <w:ind w:firstLine="0"/>
-      </w:pPr>
-    </w:p>
+    <w:p/>
     <w:p>
       <w:pPr>
         <w:pStyle w:val="Prrafodelista"/>
@@ -12525,6 +12260,7 @@
         </w:numPr>
       </w:pPr>
       <w:r>
+        <w:lastRenderedPageBreak/>
         <w:t xml:space="preserve">Métodos de autenticación en </w:t>
       </w:r>
       <w:proofErr w:type="spellStart"/>
@@ -12551,19 +12287,9 @@
     </w:p>
     <w:p>
       <w:pPr>
-        <w:spacing w:before="0" w:after="0" w:line="240" w:lineRule="auto"/>
-        <w:ind w:firstLine="0"/>
-      </w:pPr>
-      <w:r>
-        <w:br w:type="page"/>
-      </w:r>
-    </w:p>
-    <w:p>
-      <w:pPr>
         <w:pStyle w:val="Tabla"/>
       </w:pPr>
       <w:r>
-        <w:lastRenderedPageBreak/>
         <w:t>Formas comunes de autenticación para servicios REST</w:t>
       </w:r>
     </w:p>
@@ -12748,8 +12474,10 @@
         <w:t>La implementación adecuada de estos mecanismos de autenticación permite proteger los servicios, controlar el acceso a los recursos y garantizar la integridad de la información intercambiada entre las aplicaciones.</w:t>
       </w:r>
     </w:p>
-    <w:p>
-      <w:r>
+    <w:p/>
+    <w:p>
+      <w:r>
+        <w:lastRenderedPageBreak/>
         <w:t xml:space="preserve">En entornos de desarrollo </w:t>
       </w:r>
       <w:r>
@@ -12777,56 +12505,56 @@
       </w:pPr>
       <w:bookmarkStart w:id="28" w:name="_Toc230076319"/>
       <w:r>
+        <w:t>Migraciones y sincronización de bases de datos</w:t>
+      </w:r>
+      <w:bookmarkEnd w:id="28"/>
+    </w:p>
+    <w:p>
+      <w:r>
+        <w:t xml:space="preserve">En el desarrollo de aplicaciones, especialmente en entornos </w:t>
+      </w:r>
+      <w:bookmarkStart w:id="29" w:name="_Hlk230074152"/>
+      <w:r>
+        <w:rPr>
+          <w:rStyle w:val="Extranjerismo"/>
+        </w:rPr>
+        <w:t>cloud</w:t>
+      </w:r>
+      <w:r>
+        <w:t xml:space="preserve"> </w:t>
+      </w:r>
+      <w:bookmarkEnd w:id="29"/>
+      <w:r>
+        <w:t xml:space="preserve">o arquitecturas basadas en servicios, es común que la estructura de las bases de datos evolucione con el tiempo. A medida que el </w:t>
+      </w:r>
+      <w:r>
+        <w:rPr>
+          <w:rStyle w:val="Extranjerismo"/>
+        </w:rPr>
+        <w:t>software</w:t>
+      </w:r>
+      <w:r>
+        <w:t xml:space="preserve"> crece, se agregan nuevas tablas, se modifican campos o se reorganizan los datos para mejorar el rendimiento y la escalabilidad.</w:t>
+      </w:r>
+    </w:p>
+    <w:p>
+      <w:r>
+        <w:t>Para gestionar estos cambios de forma segura se utilizan migraciones y procesos de sincronización, los cuales permiten actualizar la estructura de la base de datos y mantener la coherencia de la información entre distintos sistemas o entornos.</w:t>
+      </w:r>
+    </w:p>
+    <w:p>
+      <w:r>
+        <w:t>Las migraciones de bases de datos consisten en un conjunto de instrucciones o scripts que permiten crear, modificar o eliminar estructuras de datos de forma controlada. Estas migraciones suelen almacenarse como archivos versionados que pueden aplicarse o revertirse cuando sea necesario, lo que facilita el mantenimiento y la evolución del sistema.</w:t>
+      </w:r>
+    </w:p>
+    <w:p>
+      <w:r>
+        <w:t>Por su parte, la sincronización de datos permite mantener consistentes diferentes bases de datos o servicios que comparten información. Este proceso es especialmente importante cuando existen múltiples aplicaciones conectadas o cuando se realizan procesos de migración hacia infraestructuras en la nube.</w:t>
+      </w:r>
+    </w:p>
+    <w:p>
+      <w:r>
         <w:lastRenderedPageBreak/>
-        <w:t>Migraciones y sincronización de bases de datos</w:t>
-      </w:r>
-      <w:bookmarkEnd w:id="28"/>
-    </w:p>
-    <w:p>
-      <w:r>
-        <w:t xml:space="preserve">En el desarrollo de aplicaciones, especialmente en entornos </w:t>
-      </w:r>
-      <w:bookmarkStart w:id="29" w:name="_Hlk230074152"/>
-      <w:r>
-        <w:rPr>
-          <w:rStyle w:val="Extranjerismo"/>
-        </w:rPr>
-        <w:t>cloud</w:t>
-      </w:r>
-      <w:r>
-        <w:t xml:space="preserve"> </w:t>
-      </w:r>
-      <w:bookmarkEnd w:id="29"/>
-      <w:r>
-        <w:t xml:space="preserve">o arquitecturas basadas en servicios, es común que la estructura de las bases de datos evolucione con el tiempo. A medida que el </w:t>
-      </w:r>
-      <w:r>
-        <w:rPr>
-          <w:rStyle w:val="Extranjerismo"/>
-        </w:rPr>
-        <w:t>software</w:t>
-      </w:r>
-      <w:r>
-        <w:t xml:space="preserve"> crece, se agregan nuevas tablas, se modifican campos o se reorganizan los datos para mejorar el rendimiento y la escalabilidad.</w:t>
-      </w:r>
-    </w:p>
-    <w:p>
-      <w:r>
-        <w:t>Para gestionar estos cambios de forma segura se utilizan migraciones y procesos de sincronización, los cuales permiten actualizar la estructura de la base de datos y mantener la coherencia de la información entre distintos sistemas o entornos.</w:t>
-      </w:r>
-    </w:p>
-    <w:p>
-      <w:r>
-        <w:t>Las migraciones de bases de datos consisten en un conjunto de instrucciones o scripts que permiten crear, modificar o eliminar estructuras de datos de forma controlada. Estas migraciones suelen almacenarse como archivos versionados que pueden aplicarse o revertirse cuando sea necesario, lo que facilita el mantenimiento y la evolución del sistema.</w:t>
-      </w:r>
-    </w:p>
-    <w:p>
-      <w:r>
-        <w:t>Por su parte, la sincronización de datos permite mantener consistentes diferentes bases de datos o servicios que comparten información. Este proceso es especialmente importante cuando existen múltiples aplicaciones conectadas o cuando se realizan procesos de migración hacia infraestructuras en la nube.</w:t>
-      </w:r>
-    </w:p>
-    <w:p>
-      <w:r>
         <w:t>Entre los enfoques más utilizados para gestionar migraciones y sincronización de datos se encuentran los siguientes:</w:t>
       </w:r>
     </w:p>
@@ -12850,11 +12578,7 @@
     </w:p>
     <w:p>
       <w:r>
-        <w:t xml:space="preserve">Permiten definir cambios en el esquema de la base de datos, como la creación de tablas, la modificación de columnas o la eliminación de estructuras obsoletas. Estas </w:t>
-      </w:r>
-      <w:r>
-        <w:lastRenderedPageBreak/>
-        <w:t>migraciones se gestionan mediante archivos versionados que pueden aplicarse de forma secuencial.</w:t>
+        <w:t>Permiten definir cambios en el esquema de la base de datos, como la creación de tablas, la modificación de columnas o la eliminación de estructuras obsoletas. Estas migraciones se gestionan mediante archivos versionados que pueden aplicarse de forma secuencial.</w:t>
       </w:r>
     </w:p>
     <w:p>
@@ -12949,6 +12673,7 @@
         <w:pStyle w:val="Tabla"/>
       </w:pPr>
       <w:r>
+        <w:lastRenderedPageBreak/>
         <w:t>Enfoques frecuentes de migración y sincronización de datos</w:t>
       </w:r>
     </w:p>
@@ -13035,7 +12760,6 @@
               <w:ind w:firstLine="0"/>
             </w:pPr>
             <w:r>
-              <w:lastRenderedPageBreak/>
               <w:t>ETL</w:t>
             </w:r>
           </w:p>
@@ -13126,12 +12850,15 @@
       </w:r>
     </w:p>
     <w:p/>
+    <w:p/>
+    <w:p/>
     <w:p>
       <w:pPr>
         <w:pStyle w:val="Ttulo2"/>
       </w:pPr>
       <w:bookmarkStart w:id="30" w:name="_Toc230076320"/>
       <w:r>
+        <w:lastRenderedPageBreak/>
         <w:t>ORM (</w:t>
       </w:r>
       <w:proofErr w:type="spellStart"/>
@@ -13191,27 +12918,28 @@
     </w:p>
     <w:p>
       <w:r>
+        <w:t>En el desarrollo de aplicaciones modernas, el código suele organizarse mediante clases, objetos y métodos, mientras que las bases de datos relacionales almacenan la información en tablas, filas y columnas. El ORM actúa como una capa de traducción entre estos dos modelos, permitiendo que los desarrolladores manipulen datos mediante objetos y que el sistema genere automáticamente las consultas SQL necesarias.</w:t>
+      </w:r>
+    </w:p>
+    <w:p>
+      <w:r>
+        <w:t>Gracias a esta técnica, una clase del programa puede representar una tabla de la base de datos, mientras que los atributos de la clase se relacionan con las columnas de dicha tabla. De esta manera, cada instancia del objeto representa un registro dentro de la base de datos.</w:t>
+      </w:r>
+    </w:p>
+    <w:p>
+      <w:r>
+        <w:t>El funcionamiento de un ORM se basa en el mapeo entre las estructuras del código y las estructuras de la base de datos. Cuando una aplicación realiza una operación sobre un objeto, el ORM traduce automáticamente esa acción en una consulta SQL equivalente.</w:t>
+      </w:r>
+    </w:p>
+    <w:p/>
+    <w:p/>
+    <w:p/>
+    <w:p>
+      <w:r>
         <w:lastRenderedPageBreak/>
-        <w:t>En el desarrollo de aplicaciones modernas, el código suele organizarse mediante clases, objetos y métodos, mientras que las bases de datos relacionales almacenan la información en tablas, filas y columnas. El ORM actúa como una capa de traducción entre estos dos modelos, permitiendo que los desarrolladores manipulen datos mediante objetos y que el sistema genere automáticamente las consultas SQL necesarias.</w:t>
-      </w:r>
-    </w:p>
-    <w:p>
-      <w:r>
-        <w:t>Gracias a esta técnica, una clase del programa puede representar una tabla de la base de datos, mientras que los atributos de la clase se relacionan con las columnas de dicha tabla. De esta manera, cada instancia del objeto representa un registro dentro de la base de datos.</w:t>
-      </w:r>
-    </w:p>
-    <w:p>
-      <w:r>
-        <w:t>El funcionamiento de un ORM se basa en el mapeo entre las estructuras del código y las estructuras de la base de datos. Cuando una aplicación realiza una operación sobre un objeto, el ORM traduce automáticamente esa acción en una consulta SQL equivalente.</w:t>
-      </w:r>
-    </w:p>
-    <w:p/>
-    <w:p>
-      <w:r>
         <w:t>Entre las principales funciones que realiza un ORM se encuentran:</w:t>
       </w:r>
     </w:p>
-    <w:p/>
     <w:p>
       <w:pPr>
         <w:pStyle w:val="Prrafodelista"/>
@@ -13245,11 +12973,7 @@
         <w:t>Automatización de operaciones CRUD</w:t>
       </w:r>
       <w:r>
-        <w:t xml:space="preserve">: las operaciones de crear, leer, actualizar y eliminar registros pueden realizarse mediante métodos del </w:t>
-      </w:r>
-      <w:r>
-        <w:lastRenderedPageBreak/>
-        <w:t>lenguaje de programación, sin necesidad de escribir consultas SQL manuales.</w:t>
+        <w:t>: las operaciones de crear, leer, actualizar y eliminar registros pueden realizarse mediante métodos del lenguaje de programación, sin necesidad de escribir consultas SQL manuales.</w:t>
       </w:r>
     </w:p>
     <w:p>
@@ -13298,8 +13022,6 @@
         <w:t>En este contexto, existen herramientas de ORM disponibles para distintos lenguajes de programación. Estas herramientas se implementan mediante diversas librerías diseñadas para integrarse con los principales entornos de desarrollo y facilitar la interacción entre el código de la aplicación y la base de datos. Algunos ejemplos son:</w:t>
       </w:r>
     </w:p>
-    <w:p/>
-    <w:p/>
     <w:p>
       <w:pPr>
         <w:pStyle w:val="Prrafodelista"/>
@@ -13329,6 +13051,7 @@
         </w:numPr>
       </w:pPr>
       <w:r>
+        <w:lastRenderedPageBreak/>
         <w:t xml:space="preserve">Java: </w:t>
       </w:r>
       <w:proofErr w:type="spellStart"/>
@@ -13600,6 +13323,7 @@
     <w:p/>
     <w:p>
       <w:r>
+        <w:lastRenderedPageBreak/>
         <w:t xml:space="preserve">El uso adecuado de ORM mejora la productividad en el desarrollo de </w:t>
       </w:r>
       <w:r>
@@ -13617,11 +13341,7 @@
       </w:r>
       <w:proofErr w:type="spellEnd"/>
       <w:r>
-        <w:t xml:space="preserve"> y sistemas que manejan grandes volúmenes de datos. Sin embargo, es importante que los desarrolladores comprendan el funcionamiento de la base de datos subyacente, ya que </w:t>
-      </w:r>
-      <w:r>
-        <w:lastRenderedPageBreak/>
-        <w:t>una mala configuración del ORM puede generar consultas ineficientes o problemas de rendimiento.</w:t>
+        <w:t xml:space="preserve"> y sistemas que manejan grandes volúmenes de datos. Sin embargo, es importante que los desarrolladores comprendan el funcionamiento de la base de datos subyacente, ya que una mala configuración del ORM puede generar consultas ineficientes o problemas de rendimiento.</w:t>
       </w:r>
     </w:p>
     <w:p>
@@ -13651,19 +13371,16 @@
     </w:p>
     <w:p>
       <w:r>
-        <w:t>Las pruebas de</w:t>
+        <w:t xml:space="preserve">Las pruebas de </w:t>
       </w:r>
       <w:r>
         <w:rPr>
           <w:rStyle w:val="Extranjerismo"/>
         </w:rPr>
-        <w:t xml:space="preserve"> software</w:t>
-      </w:r>
-      <w:r>
-        <w:t xml:space="preserve"> </w:t>
-      </w:r>
-      <w:r>
-        <w:t xml:space="preserve">constituyen una etapa fundamental dentro del proceso de desarrollo de aplicaciones y servicios digitales. En el caso de las </w:t>
+        <w:t>x|</w:t>
+      </w:r>
+      <w:r>
+        <w:t xml:space="preserve"> constituyen una etapa fundamental dentro del proceso de desarrollo de aplicaciones y servicios digitales. En el caso de las </w:t>
       </w:r>
       <w:proofErr w:type="spellStart"/>
       <w:r>
@@ -14024,7 +13741,6 @@
         <w:t>. La combinación de estas pruebas permite detectar errores, mejorar la estabilidad del sistema y garantizar que los servicios funcionen correctamente en distintos escenarios de uso.</w:t>
       </w:r>
     </w:p>
-    <w:p/>
     <w:p>
       <w:r>
         <w:t xml:space="preserve">Entre las principales pruebas utilizadas en el desarrollo de </w:t>
@@ -14123,11 +13839,7 @@
       </w:r>
       <w:proofErr w:type="spellEnd"/>
       <w:r>
-        <w:t xml:space="preserve"> externas. </w:t>
-      </w:r>
-      <w:r>
-        <w:lastRenderedPageBreak/>
-        <w:t>Su objetivo es comprobar que el intercambio de datos y la comunicación entre módulos se realicen correctamente.</w:t>
+        <w:t xml:space="preserve"> externas. Su objetivo es comprobar que el intercambio de datos y la comunicación entre módulos se realicen correctamente.</w:t>
       </w:r>
     </w:p>
     <w:p>
@@ -14142,6 +13854,7 @@
         <w:rPr>
           <w:b/>
         </w:rPr>
+        <w:lastRenderedPageBreak/>
         <w:t>Pruebas de rendimiento</w:t>
       </w:r>
       <w:r>
@@ -14232,16 +13945,21 @@
         <w:rPr>
           <w:b/>
         </w:rPr>
+        <w:t>Pruebas de extremo a extremo</w:t>
+      </w:r>
+      <w:r>
+        <w:t>: evalúan el funcionamiento completo del sistema, simulando escenarios reales en los que la API interactúa con bases de datos, servicios externos y aplicaciones cliente.</w:t>
+      </w:r>
+    </w:p>
+    <w:p>
+      <w:r>
         <w:lastRenderedPageBreak/>
-        <w:t>Pruebas de extremo a extremo</w:t>
-      </w:r>
-      <w:r>
-        <w:t>: evalúan el funcionamiento completo del sistema, simulando escenarios reales en los que la API interactúa con bases de datos, servicios externos y aplicaciones cliente.</w:t>
-      </w:r>
-    </w:p>
-    <w:p>
-      <w:r>
-        <w:t xml:space="preserve">Para facilitar la comprensión de estos enfoques, en la siguiente tabla se presentan algunos de los tipos de pruebas más relevantes en el desarrollo de </w:t>
+        <w:t>Par</w:t>
+      </w:r>
+      <w:bookmarkStart w:id="35" w:name="_GoBack"/>
+      <w:bookmarkEnd w:id="35"/>
+      <w:r>
+        <w:t xml:space="preserve">a facilitar la comprensión de estos enfoques, en la siguiente tabla se presentan algunos de los tipos de pruebas más relevantes en el desarrollo de </w:t>
       </w:r>
       <w:proofErr w:type="spellStart"/>
       <w:r>
@@ -14529,8 +14247,11 @@
     <w:p/>
     <w:p>
       <w:r>
+        <w:t xml:space="preserve">En la práctica, las pruebas pueden realizarse de forma manual o automatizada. Las pruebas manuales son útiles en etapas iniciales o para explorar el comportamiento de la API, mientras que las pruebas automatizadas permiten ejecutar validaciones </w:t>
+      </w:r>
+      <w:r>
         <w:lastRenderedPageBreak/>
-        <w:t>En la práctica, las pruebas pueden realizarse de forma manual o automatizada. Las pruebas manuales son útiles en etapas iniciales o para explorar el comportamiento de la API, mientras que las pruebas automatizadas permiten ejecutar validaciones repetitivas de forma rápida y confiable, especialmente en entornos de integración continua.</w:t>
+        <w:t>repetitivas de forma rápida y confiable, especialmente en entornos de integración continua.</w:t>
       </w:r>
     </w:p>
     <w:p>
@@ -14569,12 +14290,12 @@
       <w:pPr>
         <w:pStyle w:val="Titulosgenerales"/>
       </w:pPr>
-      <w:bookmarkStart w:id="35" w:name="_Toc230076325"/>
+      <w:bookmarkStart w:id="36" w:name="_Toc230076325"/>
       <w:r>
         <w:lastRenderedPageBreak/>
         <w:t>Síntesis</w:t>
       </w:r>
-      <w:bookmarkEnd w:id="35"/>
+      <w:bookmarkEnd w:id="36"/>
     </w:p>
     <w:p>
       <w:pPr>
@@ -14693,14 +14414,14 @@
       <w:pPr>
         <w:pStyle w:val="Titulosgenerales"/>
       </w:pPr>
-      <w:bookmarkStart w:id="36" w:name="_Toc176443725"/>
-      <w:bookmarkStart w:id="37" w:name="_Toc230076326"/>
+      <w:bookmarkStart w:id="37" w:name="_Toc176443725"/>
+      <w:bookmarkStart w:id="38" w:name="_Toc230076326"/>
       <w:r>
         <w:lastRenderedPageBreak/>
         <w:t>Glosario</w:t>
       </w:r>
-      <w:bookmarkEnd w:id="36"/>
       <w:bookmarkEnd w:id="37"/>
+      <w:bookmarkEnd w:id="38"/>
     </w:p>
     <w:p>
       <w:pPr>
@@ -14918,6 +14639,7 @@
           <w:lang w:eastAsia="es-CO"/>
         </w:rPr>
       </w:pPr>
+      <w:proofErr w:type="spellStart"/>
       <w:r>
         <w:rPr>
           <w:b/>
@@ -14925,6 +14647,7 @@
         </w:rPr>
         <w:t>Idempotencia</w:t>
       </w:r>
+      <w:proofErr w:type="spellEnd"/>
       <w:r>
         <w:rPr>
           <w:lang w:eastAsia="es-CO"/>
@@ -15225,8 +14948,8 @@
           <w:lang w:val="es-MX"/>
         </w:rPr>
       </w:pPr>
-      <w:bookmarkStart w:id="38" w:name="_Toc176443726"/>
-      <w:bookmarkStart w:id="39" w:name="_Toc230076327"/>
+      <w:bookmarkStart w:id="39" w:name="_Toc176443726"/>
+      <w:bookmarkStart w:id="40" w:name="_Toc230076327"/>
       <w:r>
         <w:rPr>
           <w:lang w:val="es-MX"/>
@@ -15234,8 +14957,8 @@
         <w:lastRenderedPageBreak/>
         <w:t>Referencias bibliográficas</w:t>
       </w:r>
-      <w:bookmarkEnd w:id="38"/>
       <w:bookmarkEnd w:id="39"/>
+      <w:bookmarkEnd w:id="40"/>
     </w:p>
     <w:p>
       <w:pPr>
@@ -16200,14 +15923,14 @@
       <w:pPr>
         <w:pStyle w:val="Titulosgenerales"/>
       </w:pPr>
-      <w:bookmarkStart w:id="40" w:name="_Toc176443727"/>
-      <w:bookmarkStart w:id="41" w:name="_Toc230076328"/>
+      <w:bookmarkStart w:id="41" w:name="_Toc176443727"/>
+      <w:bookmarkStart w:id="42" w:name="_Toc230076328"/>
       <w:r>
         <w:lastRenderedPageBreak/>
         <w:t>Créditos</w:t>
       </w:r>
-      <w:bookmarkEnd w:id="40"/>
       <w:bookmarkEnd w:id="41"/>
+      <w:bookmarkEnd w:id="42"/>
     </w:p>
     <w:tbl>
       <w:tblPr>
@@ -16847,7 +16570,7 @@
 </file>
 
 <file path=word/endnotes.xml><?xml version="1.0" encoding="utf-8"?>
-<w:endnotes xmlns:wpc="http://schemas.microsoft.com/office/word/2010/wordprocessingCanvas" xmlns:cx="http://schemas.microsoft.com/office/drawing/2014/chartex" xmlns:cx1="http://schemas.microsoft.com/office/drawing/2015/9/8/chartex" xmlns:cx2="http://schemas.microsoft.com/office/drawing/2015/10/21/chartex" xmlns:cx3="http://schemas.microsoft.com/office/drawing/2016/5/9/chartex" xmlns:cx4="http://schemas.microsoft.com/office/drawing/2016/5/10/chartex" xmlns:cx5="http://schemas.microsoft.com/office/drawing/2016/5/11/chartex" xmlns:cx6="http://schemas.microsoft.com/office/drawing/2016/5/12/chartex" xmlns:cx7="http://schemas.microsoft.com/office/drawing/2016/5/13/chartex" xmlns:cx8="http://schemas.microsoft.com/office/drawing/2016/5/14/chartex" xmlns:mc="http://schemas.openxmlformats.org/markup-compatibility/2006" xmlns:aink="http://schemas.microsoft.com/office/drawing/2016/ink" xmlns:am3d="http://schemas.microsoft.com/office/drawing/2017/model3d" xmlns:o="urn:schemas-microsoft-com:office:office" xmlns:r="http://schemas.openxmlformats.org/officeDocument/2006/relationships" xmlns:m="http://schemas.openxmlformats.org/officeDocument/2006/math" xmlns:v="urn:schemas-microsoft-com:vml" xmlns:wp14="http://schemas.microsoft.com/office/word/2010/wordprocessingDrawing" xmlns:wp="http://schemas.openxmlformats.org/drawingml/2006/wordprocessingDrawing" xmlns:w10="urn:schemas-microsoft-com:office:word" xmlns:w="http://schemas.openxmlformats.org/wordprocessingml/2006/main" xmlns:w14="http://schemas.microsoft.com/office/word/2010/wordml" xmlns:w15="http://schemas.microsoft.com/office/word/2012/wordml" xmlns:w16cex="http://schemas.microsoft.com/office/word/2018/wordml/cex" xmlns:w16cid="http://schemas.microsoft.com/office/word/2016/wordml/cid" xmlns:w16="http://schemas.microsoft.com/office/word/2018/wordml" xmlns:w16sdtdh="http://schemas.microsoft.com/office/word/2020/wordml/sdtdatahash" xmlns:w16se="http://schemas.microsoft.com/office/word/2015/wordml/symex" xmlns:wpg="http://schemas.microsoft.com/office/word/2010/wordprocessingGroup" xmlns:wpi="http://schemas.microsoft.com/office/word/2010/wordprocessingInk" xmlns:wne="http://schemas.microsoft.com/office/word/2006/wordml" xmlns:wps="http://schemas.microsoft.com/office/word/2010/wordprocessingShape" mc:Ignorable="w14 w15 w16se w16cid w16 w16cex w16sdtdh wp14">
+<w:endnotes xmlns:wpc="http://schemas.microsoft.com/office/word/2010/wordprocessingCanvas" xmlns:cx="http://schemas.microsoft.com/office/drawing/2014/chartex" xmlns:cx1="http://schemas.microsoft.com/office/drawing/2015/9/8/chartex" xmlns:cx2="http://schemas.microsoft.com/office/drawing/2015/10/21/chartex" xmlns:cx3="http://schemas.microsoft.com/office/drawing/2016/5/9/chartex" xmlns:cx4="http://schemas.microsoft.com/office/drawing/2016/5/10/chartex" xmlns:cx5="http://schemas.microsoft.com/office/drawing/2016/5/11/chartex" xmlns:cx6="http://schemas.microsoft.com/office/drawing/2016/5/12/chartex" xmlns:cx7="http://schemas.microsoft.com/office/drawing/2016/5/13/chartex" xmlns:cx8="http://schemas.microsoft.com/office/drawing/2016/5/14/chartex" xmlns:mc="http://schemas.openxmlformats.org/markup-compatibility/2006" xmlns:aink="http://schemas.microsoft.com/office/drawing/2016/ink" xmlns:am3d="http://schemas.microsoft.com/office/drawing/2017/model3d" xmlns:o="urn:schemas-microsoft-com:office:office" xmlns:r="http://schemas.openxmlformats.org/officeDocument/2006/relationships" xmlns:m="http://schemas.openxmlformats.org/officeDocument/2006/math" xmlns:v="urn:schemas-microsoft-com:vml" xmlns:wp14="http://schemas.microsoft.com/office/word/2010/wordprocessingDrawing" xmlns:wp="http://schemas.openxmlformats.org/drawingml/2006/wordprocessingDrawing" xmlns:w10="urn:schemas-microsoft-com:office:word" xmlns:w="http://schemas.openxmlformats.org/wordprocessingml/2006/main" xmlns:w14="http://schemas.microsoft.com/office/word/2010/wordml" xmlns:w15="http://schemas.microsoft.com/office/word/2012/wordml" xmlns:w16cid="http://schemas.microsoft.com/office/word/2016/wordml/cid" xmlns:w16se="http://schemas.microsoft.com/office/word/2015/wordml/symex" xmlns:wpg="http://schemas.microsoft.com/office/word/2010/wordprocessingGroup" xmlns:wpi="http://schemas.microsoft.com/office/word/2010/wordprocessingInk" xmlns:wne="http://schemas.microsoft.com/office/word/2006/wordml" xmlns:wps="http://schemas.microsoft.com/office/word/2010/wordprocessingShape" mc:Ignorable="w14 w15 w16se w16cid wp14">
   <w:endnote w:type="separator" w:id="-1">
     <w:p>
       <w:pPr>
@@ -16872,7 +16595,7 @@
 </file>
 
 <file path=word/footer1.xml><?xml version="1.0" encoding="utf-8"?>
-<w:ftr xmlns:wpc="http://schemas.microsoft.com/office/word/2010/wordprocessingCanvas" xmlns:cx="http://schemas.microsoft.com/office/drawing/2014/chartex" xmlns:cx1="http://schemas.microsoft.com/office/drawing/2015/9/8/chartex" xmlns:cx2="http://schemas.microsoft.com/office/drawing/2015/10/21/chartex" xmlns:cx3="http://schemas.microsoft.com/office/drawing/2016/5/9/chartex" xmlns:cx4="http://schemas.microsoft.com/office/drawing/2016/5/10/chartex" xmlns:cx5="http://schemas.microsoft.com/office/drawing/2016/5/11/chartex" xmlns:cx6="http://schemas.microsoft.com/office/drawing/2016/5/12/chartex" xmlns:cx7="http://schemas.microsoft.com/office/drawing/2016/5/13/chartex" xmlns:cx8="http://schemas.microsoft.com/office/drawing/2016/5/14/chartex" xmlns:mc="http://schemas.openxmlformats.org/markup-compatibility/2006" xmlns:aink="http://schemas.microsoft.com/office/drawing/2016/ink" xmlns:am3d="http://schemas.microsoft.com/office/drawing/2017/model3d" xmlns:o="urn:schemas-microsoft-com:office:office" xmlns:r="http://schemas.openxmlformats.org/officeDocument/2006/relationships" xmlns:m="http://schemas.openxmlformats.org/officeDocument/2006/math" xmlns:v="urn:schemas-microsoft-com:vml" xmlns:wp14="http://schemas.microsoft.com/office/word/2010/wordprocessingDrawing" xmlns:wp="http://schemas.openxmlformats.org/drawingml/2006/wordprocessingDrawing" xmlns:w10="urn:schemas-microsoft-com:office:word" xmlns:w="http://schemas.openxmlformats.org/wordprocessingml/2006/main" xmlns:w14="http://schemas.microsoft.com/office/word/2010/wordml" xmlns:w15="http://schemas.microsoft.com/office/word/2012/wordml" xmlns:w16cex="http://schemas.microsoft.com/office/word/2018/wordml/cex" xmlns:w16cid="http://schemas.microsoft.com/office/word/2016/wordml/cid" xmlns:w16="http://schemas.microsoft.com/office/word/2018/wordml" xmlns:w16sdtdh="http://schemas.microsoft.com/office/word/2020/wordml/sdtdatahash" xmlns:w16se="http://schemas.microsoft.com/office/word/2015/wordml/symex" xmlns:wpg="http://schemas.microsoft.com/office/word/2010/wordprocessingGroup" xmlns:wpi="http://schemas.microsoft.com/office/word/2010/wordprocessingInk" xmlns:wne="http://schemas.microsoft.com/office/word/2006/wordml" xmlns:wps="http://schemas.microsoft.com/office/word/2010/wordprocessingShape" mc:Ignorable="w14 w15 w16se w16cid w16 w16cex w16sdtdh wp14">
+<w:ftr xmlns:wpc="http://schemas.microsoft.com/office/word/2010/wordprocessingCanvas" xmlns:cx="http://schemas.microsoft.com/office/drawing/2014/chartex" xmlns:cx1="http://schemas.microsoft.com/office/drawing/2015/9/8/chartex" xmlns:cx2="http://schemas.microsoft.com/office/drawing/2015/10/21/chartex" xmlns:cx3="http://schemas.microsoft.com/office/drawing/2016/5/9/chartex" xmlns:cx4="http://schemas.microsoft.com/office/drawing/2016/5/10/chartex" xmlns:cx5="http://schemas.microsoft.com/office/drawing/2016/5/11/chartex" xmlns:cx6="http://schemas.microsoft.com/office/drawing/2016/5/12/chartex" xmlns:cx7="http://schemas.microsoft.com/office/drawing/2016/5/13/chartex" xmlns:cx8="http://schemas.microsoft.com/office/drawing/2016/5/14/chartex" xmlns:mc="http://schemas.openxmlformats.org/markup-compatibility/2006" xmlns:aink="http://schemas.microsoft.com/office/drawing/2016/ink" xmlns:am3d="http://schemas.microsoft.com/office/drawing/2017/model3d" xmlns:o="urn:schemas-microsoft-com:office:office" xmlns:r="http://schemas.openxmlformats.org/officeDocument/2006/relationships" xmlns:m="http://schemas.openxmlformats.org/officeDocument/2006/math" xmlns:v="urn:schemas-microsoft-com:vml" xmlns:wp14="http://schemas.microsoft.com/office/word/2010/wordprocessingDrawing" xmlns:wp="http://schemas.openxmlformats.org/drawingml/2006/wordprocessingDrawing" xmlns:w10="urn:schemas-microsoft-com:office:word" xmlns:w="http://schemas.openxmlformats.org/wordprocessingml/2006/main" xmlns:w14="http://schemas.microsoft.com/office/word/2010/wordml" xmlns:w15="http://schemas.microsoft.com/office/word/2012/wordml" xmlns:w16cid="http://schemas.microsoft.com/office/word/2016/wordml/cid" xmlns:w16se="http://schemas.microsoft.com/office/word/2015/wordml/symex" xmlns:wpg="http://schemas.microsoft.com/office/word/2010/wordprocessingGroup" xmlns:wpi="http://schemas.microsoft.com/office/word/2010/wordprocessingInk" xmlns:wne="http://schemas.microsoft.com/office/word/2006/wordml" xmlns:wps="http://schemas.microsoft.com/office/word/2010/wordprocessingShape" mc:Ignorable="w14 w15 w16se w16cid wp14">
   <w:p>
     <w:pPr>
       <w:pStyle w:val="Piedepgina"/>
@@ -17009,7 +16732,7 @@
 </file>
 
 <file path=word/footnotes.xml><?xml version="1.0" encoding="utf-8"?>
-<w:footnotes xmlns:wpc="http://schemas.microsoft.com/office/word/2010/wordprocessingCanvas" xmlns:cx="http://schemas.microsoft.com/office/drawing/2014/chartex" xmlns:cx1="http://schemas.microsoft.com/office/drawing/2015/9/8/chartex" xmlns:cx2="http://schemas.microsoft.com/office/drawing/2015/10/21/chartex" xmlns:cx3="http://schemas.microsoft.com/office/drawing/2016/5/9/chartex" xmlns:cx4="http://schemas.microsoft.com/office/drawing/2016/5/10/chartex" xmlns:cx5="http://schemas.microsoft.com/office/drawing/2016/5/11/chartex" xmlns:cx6="http://schemas.microsoft.com/office/drawing/2016/5/12/chartex" xmlns:cx7="http://schemas.microsoft.com/office/drawing/2016/5/13/chartex" xmlns:cx8="http://schemas.microsoft.com/office/drawing/2016/5/14/chartex" xmlns:mc="http://schemas.openxmlformats.org/markup-compatibility/2006" xmlns:aink="http://schemas.microsoft.com/office/drawing/2016/ink" xmlns:am3d="http://schemas.microsoft.com/office/drawing/2017/model3d" xmlns:o="urn:schemas-microsoft-com:office:office" xmlns:r="http://schemas.openxmlformats.org/officeDocument/2006/relationships" xmlns:m="http://schemas.openxmlformats.org/officeDocument/2006/math" xmlns:v="urn:schemas-microsoft-com:vml" xmlns:wp14="http://schemas.microsoft.com/office/word/2010/wordprocessingDrawing" xmlns:wp="http://schemas.openxmlformats.org/drawingml/2006/wordprocessingDrawing" xmlns:w10="urn:schemas-microsoft-com:office:word" xmlns:w="http://schemas.openxmlformats.org/wordprocessingml/2006/main" xmlns:w14="http://schemas.microsoft.com/office/word/2010/wordml" xmlns:w15="http://schemas.microsoft.com/office/word/2012/wordml" xmlns:w16cex="http://schemas.microsoft.com/office/word/2018/wordml/cex" xmlns:w16cid="http://schemas.microsoft.com/office/word/2016/wordml/cid" xmlns:w16="http://schemas.microsoft.com/office/word/2018/wordml" xmlns:w16sdtdh="http://schemas.microsoft.com/office/word/2020/wordml/sdtdatahash" xmlns:w16se="http://schemas.microsoft.com/office/word/2015/wordml/symex" xmlns:wpg="http://schemas.microsoft.com/office/word/2010/wordprocessingGroup" xmlns:wpi="http://schemas.microsoft.com/office/word/2010/wordprocessingInk" xmlns:wne="http://schemas.microsoft.com/office/word/2006/wordml" xmlns:wps="http://schemas.microsoft.com/office/word/2010/wordprocessingShape" mc:Ignorable="w14 w15 w16se w16cid w16 w16cex w16sdtdh wp14">
+<w:footnotes xmlns:wpc="http://schemas.microsoft.com/office/word/2010/wordprocessingCanvas" xmlns:cx="http://schemas.microsoft.com/office/drawing/2014/chartex" xmlns:cx1="http://schemas.microsoft.com/office/drawing/2015/9/8/chartex" xmlns:cx2="http://schemas.microsoft.com/office/drawing/2015/10/21/chartex" xmlns:cx3="http://schemas.microsoft.com/office/drawing/2016/5/9/chartex" xmlns:cx4="http://schemas.microsoft.com/office/drawing/2016/5/10/chartex" xmlns:cx5="http://schemas.microsoft.com/office/drawing/2016/5/11/chartex" xmlns:cx6="http://schemas.microsoft.com/office/drawing/2016/5/12/chartex" xmlns:cx7="http://schemas.microsoft.com/office/drawing/2016/5/13/chartex" xmlns:cx8="http://schemas.microsoft.com/office/drawing/2016/5/14/chartex" xmlns:mc="http://schemas.openxmlformats.org/markup-compatibility/2006" xmlns:aink="http://schemas.microsoft.com/office/drawing/2016/ink" xmlns:am3d="http://schemas.microsoft.com/office/drawing/2017/model3d" xmlns:o="urn:schemas-microsoft-com:office:office" xmlns:r="http://schemas.openxmlformats.org/officeDocument/2006/relationships" xmlns:m="http://schemas.openxmlformats.org/officeDocument/2006/math" xmlns:v="urn:schemas-microsoft-com:vml" xmlns:wp14="http://schemas.microsoft.com/office/word/2010/wordprocessingDrawing" xmlns:wp="http://schemas.openxmlformats.org/drawingml/2006/wordprocessingDrawing" xmlns:w10="urn:schemas-microsoft-com:office:word" xmlns:w="http://schemas.openxmlformats.org/wordprocessingml/2006/main" xmlns:w14="http://schemas.microsoft.com/office/word/2010/wordml" xmlns:w15="http://schemas.microsoft.com/office/word/2012/wordml" xmlns:w16cid="http://schemas.microsoft.com/office/word/2016/wordml/cid" xmlns:w16se="http://schemas.microsoft.com/office/word/2015/wordml/symex" xmlns:wpg="http://schemas.microsoft.com/office/word/2010/wordprocessingGroup" xmlns:wpi="http://schemas.microsoft.com/office/word/2010/wordprocessingInk" xmlns:wne="http://schemas.microsoft.com/office/word/2006/wordml" xmlns:wps="http://schemas.microsoft.com/office/word/2010/wordprocessingShape" mc:Ignorable="w14 w15 w16se w16cid wp14">
   <w:footnote w:type="separator" w:id="-1">
     <w:p>
       <w:pPr>
@@ -17034,7 +16757,7 @@
 </file>
 
 <file path=word/header1.xml><?xml version="1.0" encoding="utf-8"?>
-<w:hdr xmlns:wpc="http://schemas.microsoft.com/office/word/2010/wordprocessingCanvas" xmlns:cx="http://schemas.microsoft.com/office/drawing/2014/chartex" xmlns:cx1="http://schemas.microsoft.com/office/drawing/2015/9/8/chartex" xmlns:cx2="http://schemas.microsoft.com/office/drawing/2015/10/21/chartex" xmlns:cx3="http://schemas.microsoft.com/office/drawing/2016/5/9/chartex" xmlns:cx4="http://schemas.microsoft.com/office/drawing/2016/5/10/chartex" xmlns:cx5="http://schemas.microsoft.com/office/drawing/2016/5/11/chartex" xmlns:cx6="http://schemas.microsoft.com/office/drawing/2016/5/12/chartex" xmlns:cx7="http://schemas.microsoft.com/office/drawing/2016/5/13/chartex" xmlns:cx8="http://schemas.microsoft.com/office/drawing/2016/5/14/chartex" xmlns:mc="http://schemas.openxmlformats.org/markup-compatibility/2006" xmlns:aink="http://schemas.microsoft.com/office/drawing/2016/ink" xmlns:am3d="http://schemas.microsoft.com/office/drawing/2017/model3d" xmlns:o="urn:schemas-microsoft-com:office:office" xmlns:r="http://schemas.openxmlformats.org/officeDocument/2006/relationships" xmlns:m="http://schemas.openxmlformats.org/officeDocument/2006/math" xmlns:v="urn:schemas-microsoft-com:vml" xmlns:wp14="http://schemas.microsoft.com/office/word/2010/wordprocessingDrawing" xmlns:wp="http://schemas.openxmlformats.org/drawingml/2006/wordprocessingDrawing" xmlns:w10="urn:schemas-microsoft-com:office:word" xmlns:w="http://schemas.openxmlformats.org/wordprocessingml/2006/main" xmlns:w14="http://schemas.microsoft.com/office/word/2010/wordml" xmlns:w15="http://schemas.microsoft.com/office/word/2012/wordml" xmlns:w16cex="http://schemas.microsoft.com/office/word/2018/wordml/cex" xmlns:w16cid="http://schemas.microsoft.com/office/word/2016/wordml/cid" xmlns:w16="http://schemas.microsoft.com/office/word/2018/wordml" xmlns:w16sdtdh="http://schemas.microsoft.com/office/word/2020/wordml/sdtdatahash" xmlns:w16se="http://schemas.microsoft.com/office/word/2015/wordml/symex" xmlns:wpg="http://schemas.microsoft.com/office/word/2010/wordprocessingGroup" xmlns:wpi="http://schemas.microsoft.com/office/word/2010/wordprocessingInk" xmlns:wne="http://schemas.microsoft.com/office/word/2006/wordml" xmlns:wps="http://schemas.microsoft.com/office/word/2010/wordprocessingShape" mc:Ignorable="w14 w15 w16se w16cid w16 w16cex w16sdtdh wp14">
+<w:hdr xmlns:wpc="http://schemas.microsoft.com/office/word/2010/wordprocessingCanvas" xmlns:cx="http://schemas.microsoft.com/office/drawing/2014/chartex" xmlns:cx1="http://schemas.microsoft.com/office/drawing/2015/9/8/chartex" xmlns:cx2="http://schemas.microsoft.com/office/drawing/2015/10/21/chartex" xmlns:cx3="http://schemas.microsoft.com/office/drawing/2016/5/9/chartex" xmlns:cx4="http://schemas.microsoft.com/office/drawing/2016/5/10/chartex" xmlns:cx5="http://schemas.microsoft.com/office/drawing/2016/5/11/chartex" xmlns:cx6="http://schemas.microsoft.com/office/drawing/2016/5/12/chartex" xmlns:cx7="http://schemas.microsoft.com/office/drawing/2016/5/13/chartex" xmlns:cx8="http://schemas.microsoft.com/office/drawing/2016/5/14/chartex" xmlns:mc="http://schemas.openxmlformats.org/markup-compatibility/2006" xmlns:aink="http://schemas.microsoft.com/office/drawing/2016/ink" xmlns:am3d="http://schemas.microsoft.com/office/drawing/2017/model3d" xmlns:o="urn:schemas-microsoft-com:office:office" xmlns:r="http://schemas.openxmlformats.org/officeDocument/2006/relationships" xmlns:m="http://schemas.openxmlformats.org/officeDocument/2006/math" xmlns:v="urn:schemas-microsoft-com:vml" xmlns:wp14="http://schemas.microsoft.com/office/word/2010/wordprocessingDrawing" xmlns:wp="http://schemas.openxmlformats.org/drawingml/2006/wordprocessingDrawing" xmlns:w10="urn:schemas-microsoft-com:office:word" xmlns:w="http://schemas.openxmlformats.org/wordprocessingml/2006/main" xmlns:w14="http://schemas.microsoft.com/office/word/2010/wordml" xmlns:w15="http://schemas.microsoft.com/office/word/2012/wordml" xmlns:w16cid="http://schemas.microsoft.com/office/word/2016/wordml/cid" xmlns:w16se="http://schemas.microsoft.com/office/word/2015/wordml/symex" xmlns:wpg="http://schemas.microsoft.com/office/word/2010/wordprocessingGroup" xmlns:wpi="http://schemas.microsoft.com/office/word/2010/wordprocessingInk" xmlns:wne="http://schemas.microsoft.com/office/word/2006/wordml" xmlns:wps="http://schemas.microsoft.com/office/word/2010/wordprocessingShape" mc:Ignorable="w14 w15 w16se w16cid wp14">
   <w:p>
     <w:pPr>
       <w:pStyle w:val="Encabezado"/>
@@ -17106,7 +16829,7 @@
 </file>
 
 <file path=word/numbering.xml><?xml version="1.0" encoding="utf-8"?>
-<w:numbering xmlns:wpc="http://schemas.microsoft.com/office/word/2010/wordprocessingCanvas" xmlns:cx="http://schemas.microsoft.com/office/drawing/2014/chartex" xmlns:cx1="http://schemas.microsoft.com/office/drawing/2015/9/8/chartex" xmlns:cx2="http://schemas.microsoft.com/office/drawing/2015/10/21/chartex" xmlns:cx3="http://schemas.microsoft.com/office/drawing/2016/5/9/chartex" xmlns:cx4="http://schemas.microsoft.com/office/drawing/2016/5/10/chartex" xmlns:cx5="http://schemas.microsoft.com/office/drawing/2016/5/11/chartex" xmlns:cx6="http://schemas.microsoft.com/office/drawing/2016/5/12/chartex" xmlns:cx7="http://schemas.microsoft.com/office/drawing/2016/5/13/chartex" xmlns:cx8="http://schemas.microsoft.com/office/drawing/2016/5/14/chartex" xmlns:mc="http://schemas.openxmlformats.org/markup-compatibility/2006" xmlns:aink="http://schemas.microsoft.com/office/drawing/2016/ink" xmlns:am3d="http://schemas.microsoft.com/office/drawing/2017/model3d" xmlns:o="urn:schemas-microsoft-com:office:office" xmlns:r="http://schemas.openxmlformats.org/officeDocument/2006/relationships" xmlns:m="http://schemas.openxmlformats.org/officeDocument/2006/math" xmlns:v="urn:schemas-microsoft-com:vml" xmlns:wp14="http://schemas.microsoft.com/office/word/2010/wordprocessingDrawing" xmlns:wp="http://schemas.openxmlformats.org/drawingml/2006/wordprocessingDrawing" xmlns:w10="urn:schemas-microsoft-com:office:word" xmlns:w="http://schemas.openxmlformats.org/wordprocessingml/2006/main" xmlns:w14="http://schemas.microsoft.com/office/word/2010/wordml" xmlns:w15="http://schemas.microsoft.com/office/word/2012/wordml" xmlns:w16cex="http://schemas.microsoft.com/office/word/2018/wordml/cex" xmlns:w16cid="http://schemas.microsoft.com/office/word/2016/wordml/cid" xmlns:w16="http://schemas.microsoft.com/office/word/2018/wordml" xmlns:w16sdtdh="http://schemas.microsoft.com/office/word/2020/wordml/sdtdatahash" xmlns:w16se="http://schemas.microsoft.com/office/word/2015/wordml/symex" xmlns:wpg="http://schemas.microsoft.com/office/word/2010/wordprocessingGroup" xmlns:wpi="http://schemas.microsoft.com/office/word/2010/wordprocessingInk" xmlns:wne="http://schemas.microsoft.com/office/word/2006/wordml" xmlns:wps="http://schemas.microsoft.com/office/word/2010/wordprocessingShape" mc:Ignorable="w14 w15 w16se w16cid w16 w16cex w16sdtdh wp14">
+<w:numbering xmlns:wpc="http://schemas.microsoft.com/office/word/2010/wordprocessingCanvas" xmlns:cx="http://schemas.microsoft.com/office/drawing/2014/chartex" xmlns:cx1="http://schemas.microsoft.com/office/drawing/2015/9/8/chartex" xmlns:cx2="http://schemas.microsoft.com/office/drawing/2015/10/21/chartex" xmlns:cx3="http://schemas.microsoft.com/office/drawing/2016/5/9/chartex" xmlns:cx4="http://schemas.microsoft.com/office/drawing/2016/5/10/chartex" xmlns:cx5="http://schemas.microsoft.com/office/drawing/2016/5/11/chartex" xmlns:cx6="http://schemas.microsoft.com/office/drawing/2016/5/12/chartex" xmlns:cx7="http://schemas.microsoft.com/office/drawing/2016/5/13/chartex" xmlns:cx8="http://schemas.microsoft.com/office/drawing/2016/5/14/chartex" xmlns:mc="http://schemas.openxmlformats.org/markup-compatibility/2006" xmlns:aink="http://schemas.microsoft.com/office/drawing/2016/ink" xmlns:am3d="http://schemas.microsoft.com/office/drawing/2017/model3d" xmlns:o="urn:schemas-microsoft-com:office:office" xmlns:r="http://schemas.openxmlformats.org/officeDocument/2006/relationships" xmlns:m="http://schemas.openxmlformats.org/officeDocument/2006/math" xmlns:v="urn:schemas-microsoft-com:vml" xmlns:wp14="http://schemas.microsoft.com/office/word/2010/wordprocessingDrawing" xmlns:wp="http://schemas.openxmlformats.org/drawingml/2006/wordprocessingDrawing" xmlns:w10="urn:schemas-microsoft-com:office:word" xmlns:w="http://schemas.openxmlformats.org/wordprocessingml/2006/main" xmlns:w14="http://schemas.microsoft.com/office/word/2010/wordml" xmlns:w15="http://schemas.microsoft.com/office/word/2012/wordml" xmlns:w16cid="http://schemas.microsoft.com/office/word/2016/wordml/cid" xmlns:w16se="http://schemas.microsoft.com/office/word/2015/wordml/symex" xmlns:wpg="http://schemas.microsoft.com/office/word/2010/wordprocessingGroup" xmlns:wpi="http://schemas.microsoft.com/office/word/2010/wordprocessingInk" xmlns:wne="http://schemas.microsoft.com/office/word/2006/wordml" xmlns:wps="http://schemas.microsoft.com/office/word/2010/wordprocessingShape" mc:Ignorable="w14 w15 w16se w16cid wp14">
   <w:abstractNum w:abstractNumId="0" w15:restartNumberingAfterBreak="0">
     <w:nsid w:val="FFFFFF89"/>
     <w:multiLevelType w:val="singleLevel"/>
@@ -18011,8 +17734,8 @@
   <w:abstractNum w:abstractNumId="9" w15:restartNumberingAfterBreak="0">
     <w:nsid w:val="16E871A9"/>
     <w:multiLevelType w:val="hybridMultilevel"/>
-    <w:tmpl w:val="BF329636"/>
-    <w:lvl w:ilvl="0" w:tplc="240A0017">
+    <w:tmpl w:val="93989F72"/>
+    <w:lvl w:ilvl="0" w:tplc="891678CE">
       <w:start w:val="1"/>
       <w:numFmt w:val="lowerLetter"/>
       <w:lvlText w:val="%1)"/>
@@ -18020,6 +17743,9 @@
       <w:pPr>
         <w:ind w:left="1429" w:hanging="360"/>
       </w:pPr>
+      <w:rPr>
+        <w:b/>
+      </w:rPr>
     </w:lvl>
     <w:lvl w:ilvl="1" w:tplc="240A0019" w:tentative="1">
       <w:start w:val="1"/>
@@ -18436,7 +18162,7 @@
   <w:abstractNum w:abstractNumId="13" w15:restartNumberingAfterBreak="0">
     <w:nsid w:val="24841872"/>
     <w:multiLevelType w:val="hybridMultilevel"/>
-    <w:tmpl w:val="42B45E62"/>
+    <w:tmpl w:val="F72CDF22"/>
     <w:lvl w:ilvl="0" w:tplc="240A0001">
       <w:start w:val="1"/>
       <w:numFmt w:val="bullet"/>
@@ -18775,7 +18501,7 @@
   <w:abstractNum w:abstractNumId="16" w15:restartNumberingAfterBreak="0">
     <w:nsid w:val="26D86B7E"/>
     <w:multiLevelType w:val="hybridMultilevel"/>
-    <w:tmpl w:val="10D87964"/>
+    <w:tmpl w:val="2B608D1A"/>
     <w:lvl w:ilvl="0" w:tplc="240A0001">
       <w:start w:val="1"/>
       <w:numFmt w:val="bullet"/>
@@ -19869,7 +19595,7 @@
       <w:lvlText w:val=""/>
       <w:lvlJc w:val="left"/>
       <w:pPr>
-        <w:ind w:left="1429" w:hanging="360"/>
+        <w:ind w:left="1776" w:hanging="360"/>
       </w:pPr>
       <w:rPr>
         <w:rFonts w:ascii="Symbol" w:hAnsi="Symbol" w:hint="default"/>
@@ -19881,7 +19607,7 @@
       <w:lvlText w:val="o"/>
       <w:lvlJc w:val="left"/>
       <w:pPr>
-        <w:ind w:left="2149" w:hanging="360"/>
+        <w:ind w:left="2496" w:hanging="360"/>
       </w:pPr>
       <w:rPr>
         <w:rFonts w:ascii="Courier New" w:hAnsi="Courier New" w:cs="Courier New" w:hint="default"/>
@@ -19893,7 +19619,7 @@
       <w:lvlText w:val=""/>
       <w:lvlJc w:val="left"/>
       <w:pPr>
-        <w:ind w:left="2869" w:hanging="360"/>
+        <w:ind w:left="3216" w:hanging="360"/>
       </w:pPr>
       <w:rPr>
         <w:rFonts w:ascii="Wingdings" w:hAnsi="Wingdings" w:hint="default"/>
@@ -19905,7 +19631,7 @@
       <w:lvlText w:val=""/>
       <w:lvlJc w:val="left"/>
       <w:pPr>
-        <w:ind w:left="3589" w:hanging="360"/>
+        <w:ind w:left="3936" w:hanging="360"/>
       </w:pPr>
       <w:rPr>
         <w:rFonts w:ascii="Symbol" w:hAnsi="Symbol" w:hint="default"/>
@@ -19917,7 +19643,7 @@
       <w:lvlText w:val="o"/>
       <w:lvlJc w:val="left"/>
       <w:pPr>
-        <w:ind w:left="4309" w:hanging="360"/>
+        <w:ind w:left="4656" w:hanging="360"/>
       </w:pPr>
       <w:rPr>
         <w:rFonts w:ascii="Courier New" w:hAnsi="Courier New" w:cs="Courier New" w:hint="default"/>
@@ -19929,7 +19655,7 @@
       <w:lvlText w:val=""/>
       <w:lvlJc w:val="left"/>
       <w:pPr>
-        <w:ind w:left="5029" w:hanging="360"/>
+        <w:ind w:left="5376" w:hanging="360"/>
       </w:pPr>
       <w:rPr>
         <w:rFonts w:ascii="Wingdings" w:hAnsi="Wingdings" w:hint="default"/>
@@ -19941,7 +19667,7 @@
       <w:lvlText w:val=""/>
       <w:lvlJc w:val="left"/>
       <w:pPr>
-        <w:ind w:left="5749" w:hanging="360"/>
+        <w:ind w:left="6096" w:hanging="360"/>
       </w:pPr>
       <w:rPr>
         <w:rFonts w:ascii="Symbol" w:hAnsi="Symbol" w:hint="default"/>
@@ -19953,7 +19679,7 @@
       <w:lvlText w:val="o"/>
       <w:lvlJc w:val="left"/>
       <w:pPr>
-        <w:ind w:left="6469" w:hanging="360"/>
+        <w:ind w:left="6816" w:hanging="360"/>
       </w:pPr>
       <w:rPr>
         <w:rFonts w:ascii="Courier New" w:hAnsi="Courier New" w:cs="Courier New" w:hint="default"/>
@@ -19965,7 +19691,7 @@
       <w:lvlText w:val=""/>
       <w:lvlJc w:val="left"/>
       <w:pPr>
-        <w:ind w:left="7189" w:hanging="360"/>
+        <w:ind w:left="7536" w:hanging="360"/>
       </w:pPr>
       <w:rPr>
         <w:rFonts w:ascii="Wingdings" w:hAnsi="Wingdings" w:hint="default"/>
@@ -20609,7 +20335,7 @@
   <w:abstractNum w:abstractNumId="33" w15:restartNumberingAfterBreak="0">
     <w:nsid w:val="56AB292A"/>
     <w:multiLevelType w:val="hybridMultilevel"/>
-    <w:tmpl w:val="8F88E674"/>
+    <w:tmpl w:val="F954A654"/>
     <w:lvl w:ilvl="0" w:tplc="240A0001">
       <w:start w:val="1"/>
       <w:numFmt w:val="bullet"/>
@@ -22070,7 +21796,7 @@
 </file>
 
 <file path=word/styles.xml><?xml version="1.0" encoding="utf-8"?>
-<w:styles xmlns:mc="http://schemas.openxmlformats.org/markup-compatibility/2006" xmlns:r="http://schemas.openxmlformats.org/officeDocument/2006/relationships" xmlns:w="http://schemas.openxmlformats.org/wordprocessingml/2006/main" xmlns:w14="http://schemas.microsoft.com/office/word/2010/wordml" xmlns:w15="http://schemas.microsoft.com/office/word/2012/wordml" xmlns:w16cex="http://schemas.microsoft.com/office/word/2018/wordml/cex" xmlns:w16cid="http://schemas.microsoft.com/office/word/2016/wordml/cid" xmlns:w16="http://schemas.microsoft.com/office/word/2018/wordml" xmlns:w16sdtdh="http://schemas.microsoft.com/office/word/2020/wordml/sdtdatahash" xmlns:w16se="http://schemas.microsoft.com/office/word/2015/wordml/symex" mc:Ignorable="w14 w15 w16se w16cid w16 w16cex w16sdtdh">
+<w:styles xmlns:mc="http://schemas.openxmlformats.org/markup-compatibility/2006" xmlns:r="http://schemas.openxmlformats.org/officeDocument/2006/relationships" xmlns:w="http://schemas.openxmlformats.org/wordprocessingml/2006/main" xmlns:w14="http://schemas.microsoft.com/office/word/2010/wordml" xmlns:w15="http://schemas.microsoft.com/office/word/2012/wordml" xmlns:w16cid="http://schemas.microsoft.com/office/word/2016/wordml/cid" xmlns:w16se="http://schemas.microsoft.com/office/word/2015/wordml/symex" mc:Ignorable="w14 w15 w16se w16cid">
   <w:docDefaults>
     <w:rPrDefault>
       <w:rPr>
@@ -22080,7 +21806,7 @@
     </w:rPrDefault>
     <w:pPrDefault/>
   </w:docDefaults>
-  <w:latentStyles w:defLockedState="0" w:defUIPriority="99" w:defSemiHidden="0" w:defUnhideWhenUsed="0" w:defQFormat="0" w:count="376">
+  <w:latentStyles w:defLockedState="0" w:defUIPriority="99" w:defSemiHidden="0" w:defUnhideWhenUsed="0" w:defQFormat="0" w:count="375">
     <w:lsdException w:name="Normal" w:uiPriority="0" w:qFormat="1"/>
     <w:lsdException w:name="heading 1" w:uiPriority="9" w:qFormat="1"/>
     <w:lsdException w:name="heading 2" w:semiHidden="1" w:uiPriority="9" w:unhideWhenUsed="1" w:qFormat="1"/>
@@ -22456,7 +22182,6 @@
     <w:lsdException w:name="Smart Hyperlink" w:semiHidden="1" w:unhideWhenUsed="1"/>
     <w:lsdException w:name="Hashtag" w:semiHidden="1" w:unhideWhenUsed="1"/>
     <w:lsdException w:name="Unresolved Mention" w:semiHidden="1" w:unhideWhenUsed="1"/>
-    <w:lsdException w:name="Smart Link" w:semiHidden="1" w:unhideWhenUsed="1"/>
   </w:latentStyles>
   <w:style w:type="paragraph" w:default="1" w:styleId="Normal">
     <w:name w:val="Normal"/>
@@ -24037,7 +23762,7 @@
 </file>
 
 <file path=customXml/itemProps1.xml><?xml version="1.0" encoding="utf-8"?>
-<ds:datastoreItem xmlns:ds="http://schemas.openxmlformats.org/officeDocument/2006/customXml" ds:itemID="{5ABEB1CB-947F-40DF-B251-DF0875B5B7DB}">
+<ds:datastoreItem xmlns:ds="http://schemas.openxmlformats.org/officeDocument/2006/customXml" ds:itemID="{69DF22AA-7B20-41C2-BB4D-0DE400172057}">
   <ds:schemaRefs>
     <ds:schemaRef ds:uri="http://schemas.openxmlformats.org/officeDocument/2006/bibliography"/>
   </ds:schemaRefs>
@@ -24045,13 +23770,13 @@
 </file>
 
 <file path=customXml/itemProps2.xml><?xml version="1.0" encoding="utf-8"?>
-<ds:datastoreItem xmlns:ds="http://schemas.openxmlformats.org/officeDocument/2006/customXml" ds:itemID="{F06B0727-A554-4DCC-A561-23C3C5D3C117}"/>
+<ds:datastoreItem xmlns:ds="http://schemas.openxmlformats.org/officeDocument/2006/customXml" ds:itemID="{E6FBB78F-509D-4F5B-9510-6C8DD6D697A3}"/>
 </file>
 
 <file path=customXml/itemProps3.xml><?xml version="1.0" encoding="utf-8"?>
-<ds:datastoreItem xmlns:ds="http://schemas.openxmlformats.org/officeDocument/2006/customXml" ds:itemID="{DBDB2D5E-3684-4305-BF26-DC25A28C7510}"/>
+<ds:datastoreItem xmlns:ds="http://schemas.openxmlformats.org/officeDocument/2006/customXml" ds:itemID="{467EF7AA-3902-4522-9691-1967F7731457}"/>
 </file>
 
 <file path=customXml/itemProps4.xml><?xml version="1.0" encoding="utf-8"?>
-<ds:datastoreItem xmlns:ds="http://schemas.openxmlformats.org/officeDocument/2006/customXml" ds:itemID="{39561B6D-9E21-425A-B928-A5E65981C09A}"/>
+<ds:datastoreItem xmlns:ds="http://schemas.openxmlformats.org/officeDocument/2006/customXml" ds:itemID="{01BBD1DD-792A-48A3-BD18-20C6F41487F4}"/>
 </file>
--- a/fuentes/CFA9_228146_DU.docx
+++ b/fuentes/CFA9_228146_DU.docx
@@ -1227,7 +1227,7 @@
             <w:noProof/>
             <w:webHidden/>
           </w:rPr>
-          <w:t>20</w:t>
+          <w:t>19</w:t>
         </w:r>
         <w:r>
           <w:rPr>
@@ -1326,7 +1326,7 @@
             <w:noProof/>
             <w:webHidden/>
           </w:rPr>
-          <w:t>29</w:t>
+          <w:t>28</w:t>
         </w:r>
         <w:r>
           <w:rPr>
@@ -1425,7 +1425,7 @@
             <w:noProof/>
             <w:webHidden/>
           </w:rPr>
-          <w:t>30</w:t>
+          <w:t>28</w:t>
         </w:r>
         <w:r>
           <w:rPr>
@@ -1515,7 +1515,7 @@
             <w:noProof/>
             <w:webHidden/>
           </w:rPr>
-          <w:t>37</w:t>
+          <w:t>35</w:t>
         </w:r>
         <w:r>
           <w:rPr>
@@ -1605,7 +1605,7 @@
             <w:noProof/>
             <w:webHidden/>
           </w:rPr>
-          <w:t>40</w:t>
+          <w:t>38</w:t>
         </w:r>
         <w:r>
           <w:rPr>
@@ -1695,7 +1695,7 @@
             <w:noProof/>
             <w:webHidden/>
           </w:rPr>
-          <w:t>43</w:t>
+          <w:t>40</w:t>
         </w:r>
         <w:r>
           <w:rPr>
@@ -1785,7 +1785,7 @@
             <w:noProof/>
             <w:webHidden/>
           </w:rPr>
-          <w:t>46</w:t>
+          <w:t>43</w:t>
         </w:r>
         <w:r>
           <w:rPr>
@@ -1875,7 +1875,7 @@
             <w:noProof/>
             <w:webHidden/>
           </w:rPr>
-          <w:t>46</w:t>
+          <w:t>43</w:t>
         </w:r>
         <w:r>
           <w:rPr>
@@ -1981,7 +1981,7 @@
             <w:noProof/>
             <w:webHidden/>
           </w:rPr>
-          <w:t>48</w:t>
+          <w:t>45</w:t>
         </w:r>
         <w:r>
           <w:rPr>
@@ -2087,7 +2087,7 @@
             <w:noProof/>
             <w:webHidden/>
           </w:rPr>
-          <w:t>50</w:t>
+          <w:t>47</w:t>
         </w:r>
         <w:r>
           <w:rPr>
@@ -2191,7 +2191,7 @@
             <w:noProof/>
             <w:webHidden/>
           </w:rPr>
-          <w:t>51</w:t>
+          <w:t>49</w:t>
         </w:r>
         <w:r>
           <w:rPr>
@@ -2281,7 +2281,7 @@
             <w:noProof/>
             <w:webHidden/>
           </w:rPr>
-          <w:t>54</w:t>
+          <w:t>51</w:t>
         </w:r>
         <w:r>
           <w:rPr>
@@ -2371,7 +2371,7 @@
             <w:noProof/>
             <w:webHidden/>
           </w:rPr>
-          <w:t>54</w:t>
+          <w:t>51</w:t>
         </w:r>
         <w:r>
           <w:rPr>
@@ -2493,7 +2493,7 @@
             <w:noProof/>
             <w:webHidden/>
           </w:rPr>
-          <w:t>56</w:t>
+          <w:t>53</w:t>
         </w:r>
         <w:r>
           <w:rPr>
@@ -2583,7 +2583,7 @@
             <w:noProof/>
             <w:webHidden/>
           </w:rPr>
-          <w:t>60</w:t>
+          <w:t>56</w:t>
         </w:r>
         <w:r>
           <w:rPr>
@@ -2673,7 +2673,7 @@
             <w:noProof/>
             <w:webHidden/>
           </w:rPr>
-          <w:t>62</w:t>
+          <w:t>59</w:t>
         </w:r>
         <w:r>
           <w:rPr>
@@ -2763,7 +2763,7 @@
             <w:noProof/>
             <w:webHidden/>
           </w:rPr>
-          <w:t>67</w:t>
+          <w:t>63</w:t>
         </w:r>
         <w:r>
           <w:rPr>
@@ -2853,7 +2853,7 @@
             <w:noProof/>
             <w:webHidden/>
           </w:rPr>
-          <w:t>70</w:t>
+          <w:t>65</w:t>
         </w:r>
         <w:r>
           <w:rPr>
@@ -2943,7 +2943,7 @@
             <w:noProof/>
             <w:webHidden/>
           </w:rPr>
-          <w:t>74</w:t>
+          <w:t>69</w:t>
         </w:r>
         <w:r>
           <w:rPr>
@@ -3042,7 +3042,7 @@
             <w:noProof/>
             <w:webHidden/>
           </w:rPr>
-          <w:t>75</w:t>
+          <w:t>70</w:t>
         </w:r>
         <w:r>
           <w:rPr>
@@ -3132,7 +3132,7 @@
             <w:noProof/>
             <w:webHidden/>
           </w:rPr>
-          <w:t>77</w:t>
+          <w:t>72</w:t>
         </w:r>
         <w:r>
           <w:rPr>
@@ -3204,7 +3204,7 @@
             <w:noProof/>
             <w:webHidden/>
           </w:rPr>
-          <w:t>81</w:t>
+          <w:t>75</w:t>
         </w:r>
         <w:r>
           <w:rPr>
@@ -3276,7 +3276,7 @@
             <w:noProof/>
             <w:webHidden/>
           </w:rPr>
-          <w:t>83</w:t>
+          <w:t>77</w:t>
         </w:r>
         <w:r>
           <w:rPr>
@@ -3349,7 +3349,7 @@
             <w:noProof/>
             <w:webHidden/>
           </w:rPr>
-          <w:t>85</w:t>
+          <w:t>79</w:t>
         </w:r>
         <w:r>
           <w:rPr>
@@ -3421,7 +3421,7 @@
             <w:noProof/>
             <w:webHidden/>
           </w:rPr>
-          <w:t>87</w:t>
+          <w:t>81</w:t>
         </w:r>
         <w:r>
           <w:rPr>
@@ -4957,7 +4957,7 @@
           </w:tcPr>
           <w:p>
             <w:pPr>
-              <w:ind w:firstLine="0"/>
+              <w:pStyle w:val="TextoTablas"/>
             </w:pPr>
             <w:r>
               <w:t>Puerto</w:t>
@@ -4970,7 +4970,7 @@
           </w:tcPr>
           <w:p>
             <w:pPr>
-              <w:ind w:firstLine="0"/>
+              <w:pStyle w:val="TextoTablas"/>
             </w:pPr>
             <w:r>
               <w:t>Uso habitual</w:t>
@@ -4988,7 +4988,7 @@
           </w:tcPr>
           <w:p>
             <w:pPr>
-              <w:ind w:firstLine="0"/>
+              <w:pStyle w:val="TextoTablas"/>
             </w:pPr>
             <w:r>
               <w:t>80</w:t>
@@ -5001,7 +5001,7 @@
           </w:tcPr>
           <w:p>
             <w:pPr>
-              <w:ind w:firstLine="0"/>
+              <w:pStyle w:val="TextoTablas"/>
             </w:pPr>
             <w:r>
               <w:t>HTTP</w:t>
@@ -5016,7 +5016,7 @@
           </w:tcPr>
           <w:p>
             <w:pPr>
-              <w:ind w:firstLine="0"/>
+              <w:pStyle w:val="TextoTablas"/>
             </w:pPr>
             <w:r>
               <w:t>443</w:t>
@@ -5029,7 +5029,7 @@
           </w:tcPr>
           <w:p>
             <w:pPr>
-              <w:ind w:firstLine="0"/>
+              <w:pStyle w:val="TextoTablas"/>
             </w:pPr>
             <w:r>
               <w:t>HTTPS</w:t>
@@ -5047,7 +5047,7 @@
           </w:tcPr>
           <w:p>
             <w:pPr>
-              <w:ind w:firstLine="0"/>
+              <w:pStyle w:val="TextoTablas"/>
             </w:pPr>
             <w:r>
               <w:t>3306</w:t>
@@ -5060,7 +5060,7 @@
           </w:tcPr>
           <w:p>
             <w:pPr>
-              <w:ind w:firstLine="0"/>
+              <w:pStyle w:val="TextoTablas"/>
             </w:pPr>
             <w:r>
               <w:t>MySQL</w:t>
@@ -5135,11 +5135,11 @@
       </w:r>
       <w:proofErr w:type="spellEnd"/>
       <w:r>
-        <w:t xml:space="preserve">) se encarga de dividir la información en paquetes, </w:t>
+        <w:t xml:space="preserve">) se encarga de dividir la información en paquetes, controlar su envío y verificar que los datos lleguen correctamente al destino. Por su </w:t>
       </w:r>
       <w:r>
         <w:lastRenderedPageBreak/>
-        <w:t xml:space="preserve">controlar su envío y verificar que los datos lleguen correctamente al destino. Por su parte, el protocolo IP (Internet </w:t>
+        <w:t xml:space="preserve">parte, el protocolo IP (Internet </w:t>
       </w:r>
       <w:proofErr w:type="spellStart"/>
       <w:r>
@@ -5184,7 +5184,7 @@
           </w:tcPr>
           <w:p>
             <w:pPr>
-              <w:ind w:firstLine="0"/>
+              <w:pStyle w:val="TextoTablas"/>
             </w:pPr>
             <w:r>
               <w:t>Protocolo</w:t>
@@ -5197,7 +5197,7 @@
           </w:tcPr>
           <w:p>
             <w:pPr>
-              <w:ind w:firstLine="0"/>
+              <w:pStyle w:val="TextoTablas"/>
             </w:pPr>
             <w:r>
               <w:t>Función principal.</w:t>
@@ -5215,7 +5215,7 @@
           </w:tcPr>
           <w:p>
             <w:pPr>
-              <w:ind w:firstLine="0"/>
+              <w:pStyle w:val="TextoTablas"/>
             </w:pPr>
             <w:r>
               <w:t>HTTP</w:t>
@@ -5228,7 +5228,7 @@
           </w:tcPr>
           <w:p>
             <w:pPr>
-              <w:ind w:firstLine="0"/>
+              <w:pStyle w:val="TextoTablas"/>
             </w:pPr>
             <w:r>
               <w:t xml:space="preserve">Transferencia de recursos </w:t>
@@ -5252,7 +5252,7 @@
           </w:tcPr>
           <w:p>
             <w:pPr>
-              <w:ind w:firstLine="0"/>
+              <w:pStyle w:val="TextoTablas"/>
             </w:pPr>
             <w:r>
               <w:t>HTTPS</w:t>
@@ -5265,7 +5265,7 @@
           </w:tcPr>
           <w:p>
             <w:pPr>
-              <w:ind w:firstLine="0"/>
+              <w:pStyle w:val="TextoTablas"/>
             </w:pPr>
             <w:r>
               <w:t xml:space="preserve">Transferencia segura de recursos </w:t>
@@ -5292,7 +5292,7 @@
           </w:tcPr>
           <w:p>
             <w:pPr>
-              <w:ind w:firstLine="0"/>
+              <w:pStyle w:val="TextoTablas"/>
             </w:pPr>
             <w:r>
               <w:t>TCP/IP</w:t>
@@ -5305,7 +5305,7 @@
           </w:tcPr>
           <w:p>
             <w:pPr>
-              <w:ind w:firstLine="0"/>
+              <w:pStyle w:val="TextoTablas"/>
             </w:pPr>
             <w:r>
               <w:t>Base de la comunicación y el direccionamiento en Internet.</w:t>
@@ -5320,7 +5320,7 @@
           </w:tcPr>
           <w:p>
             <w:pPr>
-              <w:ind w:firstLine="0"/>
+              <w:pStyle w:val="TextoTablas"/>
             </w:pPr>
             <w:r>
               <w:t>FTP</w:t>
@@ -5333,7 +5333,7 @@
           </w:tcPr>
           <w:p>
             <w:pPr>
-              <w:ind w:firstLine="0"/>
+              <w:pStyle w:val="TextoTablas"/>
             </w:pPr>
             <w:r>
               <w:t>Transferencia de archivos.</w:t>
@@ -5364,14 +5364,17 @@
       </w:pPr>
       <w:bookmarkStart w:id="8" w:name="_Toc230076300"/>
       <w:r>
+        <w:t>Tipos de conectividad en redes</w:t>
+      </w:r>
+      <w:bookmarkEnd w:id="8"/>
+    </w:p>
+    <w:p>
+      <w:r>
+        <w:t xml:space="preserve">La conectividad en redes se refiere a la capacidad que tienen los dispositivos para establecer comunicación entre sí y acceder a los recursos disponibles en Internet. Esta </w:t>
+      </w:r>
+      <w:r>
         <w:lastRenderedPageBreak/>
-        <w:t>Tipos de conectividad en redes</w:t>
-      </w:r>
-      <w:bookmarkEnd w:id="8"/>
-    </w:p>
-    <w:p>
-      <w:r>
-        <w:t>La conectividad en redes se refiere a la capacidad que tienen los dispositivos para establecer comunicación entre sí y acceder a los recursos disponibles en Internet. Esta conectividad depende del medio de transmisión utilizado, la infraestructura disponible y las tecnologías empleadas para transportar la información.</w:t>
+        <w:t>conectividad depende del medio de transmisión utilizado, la infraestructura disponible y las tecnologías empleadas para transportar la información.</w:t>
       </w:r>
     </w:p>
     <w:p>
@@ -5490,8 +5493,11 @@
     </w:p>
     <w:p>
       <w:r>
+        <w:t xml:space="preserve">Este tipo de conexión es ofrecido por los proveedores de servicios de Internet (ISP) y permite una comunicación estable y continua entre los usuarios y la red global. </w:t>
+      </w:r>
+      <w:r>
         <w:lastRenderedPageBreak/>
-        <w:t>Este tipo de conexión es ofrecido por los proveedores de servicios de Internet (ISP) y permite una comunicación estable y continua entre los usuarios y la red global. Gracias a su capacidad de transmisión, es adecuada para actividades que requieren alto consumo de datos, como videoconferencias, plataformas en la nube o transmisión de contenidos multimedia.</w:t>
+        <w:t>Gracias a su capacidad de transmisión, es adecuada para actividades que requieren alto consumo de datos, como videoconferencias, plataformas en la nube o transmisión de contenidos multimedia.</w:t>
       </w:r>
     </w:p>
     <w:p/>
@@ -6128,7 +6134,7 @@
           </w:tcPr>
           <w:p>
             <w:pPr>
-              <w:ind w:firstLine="0"/>
+              <w:pStyle w:val="TextoTablas"/>
             </w:pPr>
             <w:r>
               <w:t>Tipo de conectividad</w:t>
@@ -6141,7 +6147,7 @@
           </w:tcPr>
           <w:p>
             <w:pPr>
-              <w:ind w:firstLine="0"/>
+              <w:pStyle w:val="TextoTablas"/>
             </w:pPr>
             <w:r>
               <w:t>Velocidad aproximada</w:t>
@@ -6154,7 +6160,7 @@
           </w:tcPr>
           <w:p>
             <w:pPr>
-              <w:ind w:firstLine="0"/>
+              <w:pStyle w:val="TextoTablas"/>
             </w:pPr>
             <w:r>
               <w:t>Alcance</w:t>
@@ -6167,7 +6173,7 @@
           </w:tcPr>
           <w:p>
             <w:pPr>
-              <w:ind w:firstLine="0"/>
+              <w:pStyle w:val="TextoTablas"/>
             </w:pPr>
             <w:r>
               <w:t>Medio de transmisión</w:t>
@@ -6185,7 +6191,7 @@
           </w:tcPr>
           <w:p>
             <w:pPr>
-              <w:ind w:firstLine="0"/>
+              <w:pStyle w:val="TextoTablas"/>
             </w:pPr>
             <w:r>
               <w:t>DSL</w:t>
@@ -6198,7 +6204,7 @@
           </w:tcPr>
           <w:p>
             <w:pPr>
-              <w:ind w:firstLine="0"/>
+              <w:pStyle w:val="TextoTablas"/>
             </w:pPr>
             <w:r>
               <w:t>Media</w:t>
@@ -6211,7 +6217,7 @@
           </w:tcPr>
           <w:p>
             <w:pPr>
-              <w:ind w:firstLine="0"/>
+              <w:pStyle w:val="TextoTablas"/>
             </w:pPr>
             <w:r>
               <w:t>Medio</w:t>
@@ -6224,7 +6230,7 @@
           </w:tcPr>
           <w:p>
             <w:pPr>
-              <w:ind w:firstLine="0"/>
+              <w:pStyle w:val="TextoTablas"/>
             </w:pPr>
             <w:r>
               <w:t>Línea telefónica</w:t>
@@ -6239,7 +6245,7 @@
           </w:tcPr>
           <w:p>
             <w:pPr>
-              <w:ind w:firstLine="0"/>
+              <w:pStyle w:val="TextoTablas"/>
             </w:pPr>
             <w:proofErr w:type="spellStart"/>
             <w:r>
@@ -6257,7 +6263,7 @@
           </w:tcPr>
           <w:p>
             <w:pPr>
-              <w:ind w:firstLine="0"/>
+              <w:pStyle w:val="TextoTablas"/>
             </w:pPr>
             <w:r>
               <w:t>Media</w:t>
@@ -6270,7 +6276,7 @@
           </w:tcPr>
           <w:p>
             <w:pPr>
-              <w:ind w:firstLine="0"/>
+              <w:pStyle w:val="TextoTablas"/>
             </w:pPr>
             <w:r>
               <w:t>Bajo</w:t>
@@ -6283,7 +6289,7 @@
           </w:tcPr>
           <w:p>
             <w:pPr>
-              <w:ind w:firstLine="0"/>
+              <w:pStyle w:val="TextoTablas"/>
             </w:pPr>
             <w:r>
               <w:t>Inalámbrico</w:t>
@@ -6301,7 +6307,7 @@
           </w:tcPr>
           <w:p>
             <w:pPr>
-              <w:ind w:firstLine="0"/>
+              <w:pStyle w:val="TextoTablas"/>
             </w:pPr>
             <w:r>
               <w:t>Banda ancha por cable</w:t>
@@ -6314,7 +6320,7 @@
           </w:tcPr>
           <w:p>
             <w:pPr>
-              <w:ind w:firstLine="0"/>
+              <w:pStyle w:val="TextoTablas"/>
             </w:pPr>
             <w:r>
               <w:t>Alta</w:t>
@@ -6327,7 +6333,7 @@
           </w:tcPr>
           <w:p>
             <w:pPr>
-              <w:ind w:firstLine="0"/>
+              <w:pStyle w:val="TextoTablas"/>
             </w:pPr>
             <w:r>
               <w:t>Medio</w:t>
@@ -6340,7 +6346,7 @@
           </w:tcPr>
           <w:p>
             <w:pPr>
-              <w:ind w:firstLine="0"/>
+              <w:pStyle w:val="TextoTablas"/>
             </w:pPr>
             <w:r>
               <w:t>Cable coaxial</w:t>
@@ -6355,7 +6361,7 @@
           </w:tcPr>
           <w:p>
             <w:pPr>
-              <w:ind w:firstLine="0"/>
+              <w:pStyle w:val="TextoTablas"/>
             </w:pPr>
             <w:r>
               <w:t>Fibra óptica</w:t>
@@ -6368,7 +6374,7 @@
           </w:tcPr>
           <w:p>
             <w:pPr>
-              <w:ind w:firstLine="0"/>
+              <w:pStyle w:val="TextoTablas"/>
             </w:pPr>
             <w:r>
               <w:t>Muy alta</w:t>
@@ -6381,7 +6387,7 @@
           </w:tcPr>
           <w:p>
             <w:pPr>
-              <w:ind w:firstLine="0"/>
+              <w:pStyle w:val="TextoTablas"/>
             </w:pPr>
             <w:r>
               <w:t>Alto</w:t>
@@ -6394,7 +6400,7 @@
           </w:tcPr>
           <w:p>
             <w:pPr>
-              <w:ind w:firstLine="0"/>
+              <w:pStyle w:val="TextoTablas"/>
             </w:pPr>
             <w:r>
               <w:t>Fibra óptica</w:t>
@@ -6412,7 +6418,7 @@
           </w:tcPr>
           <w:p>
             <w:pPr>
-              <w:ind w:firstLine="0"/>
+              <w:pStyle w:val="TextoTablas"/>
             </w:pPr>
             <w:r>
               <w:t>Satélite</w:t>
@@ -6425,7 +6431,7 @@
           </w:tcPr>
           <w:p>
             <w:pPr>
-              <w:ind w:firstLine="0"/>
+              <w:pStyle w:val="TextoTablas"/>
             </w:pPr>
             <w:r>
               <w:t>Media</w:t>
@@ -6438,7 +6444,7 @@
           </w:tcPr>
           <w:p>
             <w:pPr>
-              <w:ind w:firstLine="0"/>
+              <w:pStyle w:val="TextoTablas"/>
             </w:pPr>
             <w:r>
               <w:t>Muy alto</w:t>
@@ -6451,7 +6457,7 @@
           </w:tcPr>
           <w:p>
             <w:pPr>
-              <w:ind w:firstLine="0"/>
+              <w:pStyle w:val="TextoTablas"/>
             </w:pPr>
             <w:r>
               <w:t>Señal satelital</w:t>
@@ -6466,10 +6472,9 @@
           </w:tcPr>
           <w:p>
             <w:pPr>
-              <w:ind w:firstLine="0"/>
+              <w:pStyle w:val="TextoTablas"/>
             </w:pPr>
             <w:r>
-              <w:lastRenderedPageBreak/>
               <w:t>Redes móviles</w:t>
             </w:r>
           </w:p>
@@ -6480,7 +6485,7 @@
           </w:tcPr>
           <w:p>
             <w:pPr>
-              <w:ind w:firstLine="0"/>
+              <w:pStyle w:val="TextoTablas"/>
             </w:pPr>
             <w:r>
               <w:t>Media a alta</w:t>
@@ -6493,7 +6498,7 @@
           </w:tcPr>
           <w:p>
             <w:pPr>
-              <w:ind w:firstLine="0"/>
+              <w:pStyle w:val="TextoTablas"/>
             </w:pPr>
             <w:r>
               <w:t>Alto</w:t>
@@ -6506,7 +6511,7 @@
           </w:tcPr>
           <w:p>
             <w:pPr>
-              <w:ind w:firstLine="0"/>
+              <w:pStyle w:val="TextoTablas"/>
             </w:pPr>
             <w:r>
               <w:t>Inalámbrico celular</w:t>
@@ -6518,7 +6523,11 @@
     <w:p/>
     <w:p>
       <w:r>
-        <w:t>En el diseño de aplicaciones y servicios digitales es importante considerar el tipo de conectividad disponible para los usuarios, ya que factores como la velocidad de la red, la latencia y la estabilidad de la conexión pueden influir en la experiencia de uso, el rendimiento de las aplicaciones y la disponibilidad de los servicios en línea.</w:t>
+        <w:t xml:space="preserve">En el diseño de aplicaciones y servicios digitales es importante considerar el tipo de conectividad disponible para los usuarios, ya que factores como la velocidad de la </w:t>
+      </w:r>
+      <w:r>
+        <w:lastRenderedPageBreak/>
+        <w:t>red, la latencia y la estabilidad de la conexión pueden influir en la experiencia de uso, el rendimiento de las aplicaciones y la disponibilidad de los servicios en línea.</w:t>
       </w:r>
     </w:p>
     <w:p/>
@@ -6608,8 +6617,6 @@
         <w:t xml:space="preserve"> modernas y servicios que operan en entornos distribuidos y en la nube.</w:t>
       </w:r>
     </w:p>
-    <w:p/>
-    <w:p/>
     <w:p/>
     <w:p>
       <w:pPr>
@@ -6664,7 +6671,11 @@
         <w:t>web</w:t>
       </w:r>
       <w:r>
-        <w:t xml:space="preserve"> combina diferentes tecnologías que permiten estructurar la información, diseñar la interfaz de usuario, implementar la lógica de interacción y procesar datos en el servidor. Estas tecnologías trabajan de forma integrada para construir aplicaciones </w:t>
+        <w:t xml:space="preserve"> combina diferentes tecnologías que permiten estructurar la información, diseñar la interfaz de usuario, implementar la lógica de interacción y </w:t>
+      </w:r>
+      <w:r>
+        <w:lastRenderedPageBreak/>
+        <w:t xml:space="preserve">procesar datos en el servidor. Estas tecnologías trabajan de forma integrada para construir aplicaciones </w:t>
       </w:r>
       <w:r>
         <w:rPr>
@@ -6772,7 +6783,6 @@
     <w:p/>
     <w:p>
       <w:r>
-        <w:lastRenderedPageBreak/>
         <w:t xml:space="preserve">En el desarrollo </w:t>
       </w:r>
       <w:r>
@@ -6798,6 +6808,7 @@
         <w:rPr>
           <w:b/>
         </w:rPr>
+        <w:lastRenderedPageBreak/>
         <w:t>HTML y CSS</w:t>
       </w:r>
     </w:p>
@@ -6948,10 +6959,8 @@
         <w:t>), un lenguaje de estilo que permite definir la presentación visual de los elementos.</w:t>
       </w:r>
     </w:p>
-    <w:p/>
-    <w:p>
-      <w:r>
-        <w:lastRenderedPageBreak/>
+    <w:p>
+      <w:r>
         <w:t>CSS permite controlar aspectos como:</w:t>
       </w:r>
     </w:p>
@@ -7000,6 +7009,7 @@
         </w:numPr>
       </w:pPr>
       <w:r>
+        <w:lastRenderedPageBreak/>
         <w:t xml:space="preserve">Diseño de la página mediante modelos como </w:t>
       </w:r>
       <w:proofErr w:type="spellStart"/>
@@ -7144,11 +7154,12 @@
       <w:r>
         <w:t xml:space="preserve">El ecosistema de JavaScript incluye diversas bibliotecas y </w:t>
       </w:r>
-      <w:proofErr w:type="spellStart"/>
-      <w:r>
+      <w:r>
+        <w:rPr>
+          <w:rStyle w:val="Extranjerismo"/>
+        </w:rPr>
         <w:t>frameworks</w:t>
       </w:r>
-      <w:proofErr w:type="spellEnd"/>
       <w:r>
         <w:t xml:space="preserve"> que facilitan el desarrollo de aplicaciones </w:t>
       </w:r>
@@ -7171,7 +7182,16 @@
         </w:numPr>
       </w:pPr>
       <w:r>
-        <w:t>jQuery, biblioteca que simplifica la manipulación del DOM.</w:t>
+        <w:rPr>
+          <w:b/>
+        </w:rPr>
+        <w:t>jQuery</w:t>
+      </w:r>
+      <w:r>
+        <w:t xml:space="preserve">: </w:t>
+      </w:r>
+      <w:r>
+        <w:t>biblioteca que simplifica la manipulación del DOM.</w:t>
       </w:r>
     </w:p>
     <w:p>
@@ -7184,12 +7204,17 @@
       </w:pPr>
       <w:proofErr w:type="spellStart"/>
       <w:r>
-        <w:lastRenderedPageBreak/>
+        <w:rPr>
+          <w:b/>
+        </w:rPr>
         <w:t>React</w:t>
       </w:r>
       <w:proofErr w:type="spellEnd"/>
       <w:r>
-        <w:t>, biblioteca basada en componentes para construir interfaces interactivas.</w:t>
+        <w:t xml:space="preserve">: </w:t>
+      </w:r>
+      <w:r>
+        <w:t>biblioteca basada en componentes para construir interfaces interactivas.</w:t>
       </w:r>
     </w:p>
     <w:p>
@@ -7201,13 +7226,20 @@
         </w:numPr>
       </w:pPr>
       <w:r>
-        <w:t xml:space="preserve">Angular, </w:t>
-      </w:r>
-      <w:proofErr w:type="spellStart"/>
-      <w:r>
+        <w:rPr>
+          <w:b/>
+        </w:rPr>
+        <w:t>Angular</w:t>
+      </w:r>
+      <w:r>
+        <w:t xml:space="preserve">: </w:t>
+      </w:r>
+      <w:r>
+        <w:rPr>
+          <w:rStyle w:val="Extranjerismo"/>
+        </w:rPr>
         <w:t>framework</w:t>
       </w:r>
-      <w:proofErr w:type="spellEnd"/>
       <w:r>
         <w:t xml:space="preserve"> desarrollado por Google para crear aplicaciones </w:t>
       </w:r>
@@ -7223,6 +7255,7 @@
     </w:p>
     <w:p>
       <w:r>
+        <w:lastRenderedPageBreak/>
         <w:t>Gracias a su versatilidad, JavaScript puede ejecutarse tanto en el navegador como en el servidor mediante tecnologías como Node.js.</w:t>
       </w:r>
     </w:p>
@@ -7277,11 +7310,12 @@
       <w:r>
         <w:t xml:space="preserve">Entre los </w:t>
       </w:r>
-      <w:proofErr w:type="spellStart"/>
-      <w:r>
+      <w:r>
+        <w:rPr>
+          <w:rStyle w:val="Extranjerismo"/>
+        </w:rPr>
         <w:t>frameworks</w:t>
       </w:r>
-      <w:proofErr w:type="spellEnd"/>
       <w:r>
         <w:t xml:space="preserve"> más utilizados para desarrollo </w:t>
       </w:r>
@@ -7304,13 +7338,20 @@
         </w:numPr>
       </w:pPr>
       <w:r>
-        <w:t xml:space="preserve">Django, </w:t>
-      </w:r>
-      <w:proofErr w:type="spellStart"/>
-      <w:r>
+        <w:rPr>
+          <w:b/>
+        </w:rPr>
+        <w:t>Django</w:t>
+      </w:r>
+      <w:r>
+        <w:t xml:space="preserve">: </w:t>
+      </w:r>
+      <w:r>
+        <w:rPr>
+          <w:rStyle w:val="Extranjerismo"/>
+        </w:rPr>
         <w:t>framework</w:t>
       </w:r>
-      <w:proofErr w:type="spellEnd"/>
       <w:r>
         <w:t xml:space="preserve"> completo que facilita el desarrollo rápido de aplicaciones </w:t>
       </w:r>
@@ -7334,17 +7375,21 @@
       </w:pPr>
       <w:proofErr w:type="spellStart"/>
       <w:r>
+        <w:rPr>
+          <w:b/>
+        </w:rPr>
         <w:t>Flask</w:t>
       </w:r>
       <w:proofErr w:type="spellEnd"/>
       <w:r>
-        <w:t xml:space="preserve">, </w:t>
-      </w:r>
-      <w:proofErr w:type="spellStart"/>
-      <w:r>
+        <w:t xml:space="preserve">: </w:t>
+      </w:r>
+      <w:r>
+        <w:rPr>
+          <w:rStyle w:val="Extranjerismo"/>
+        </w:rPr>
         <w:t>microframework</w:t>
       </w:r>
-      <w:proofErr w:type="spellEnd"/>
       <w:r>
         <w:t xml:space="preserve"> ligero y flexible.</w:t>
       </w:r>
@@ -7359,17 +7404,21 @@
       </w:pPr>
       <w:proofErr w:type="spellStart"/>
       <w:r>
+        <w:rPr>
+          <w:b/>
+        </w:rPr>
         <w:t>Pyramid</w:t>
       </w:r>
       <w:proofErr w:type="spellEnd"/>
       <w:r>
-        <w:t xml:space="preserve">, </w:t>
-      </w:r>
-      <w:proofErr w:type="spellStart"/>
-      <w:r>
+        <w:t xml:space="preserve">: </w:t>
+      </w:r>
+      <w:r>
+        <w:rPr>
+          <w:rStyle w:val="Extranjerismo"/>
+        </w:rPr>
         <w:t>framework</w:t>
       </w:r>
-      <w:proofErr w:type="spellEnd"/>
       <w:r>
         <w:t xml:space="preserve"> adaptable a proyectos de distintos tamaños.</w:t>
       </w:r>
@@ -7388,7 +7437,6 @@
         <w:t xml:space="preserve"> escalables y eficientes, por lo que es ampliamente utilizado en plataformas digitales y servicios en la nube.</w:t>
       </w:r>
     </w:p>
-    <w:p/>
     <w:p/>
     <w:p>
       <w:pPr>
@@ -7402,78 +7450,79 @@
         <w:rPr>
           <w:b/>
         </w:rPr>
+        <w:t>PHP (</w:t>
+      </w:r>
+      <w:proofErr w:type="spellStart"/>
+      <w:r>
+        <w:rPr>
+          <w:b/>
+        </w:rPr>
+        <w:t>Hypertext</w:t>
+      </w:r>
+      <w:proofErr w:type="spellEnd"/>
+      <w:r>
+        <w:rPr>
+          <w:b/>
+        </w:rPr>
+        <w:t xml:space="preserve"> </w:t>
+      </w:r>
+      <w:proofErr w:type="spellStart"/>
+      <w:r>
+        <w:rPr>
+          <w:b/>
+        </w:rPr>
+        <w:t>Preprocessor</w:t>
+      </w:r>
+      <w:proofErr w:type="spellEnd"/>
+      <w:r>
+        <w:rPr>
+          <w:b/>
+        </w:rPr>
+        <w:t>)</w:t>
+      </w:r>
+    </w:p>
+    <w:p>
+      <w:r>
+        <w:t>E</w:t>
+      </w:r>
+      <w:r>
+        <w:t xml:space="preserve">s un lenguaje de programación ampliamente utilizado para el desarrollo de aplicaciones </w:t>
+      </w:r>
+      <w:r>
+        <w:rPr>
+          <w:rStyle w:val="Extranjerismo"/>
+        </w:rPr>
+        <w:t>web</w:t>
+      </w:r>
+      <w:r>
+        <w:t xml:space="preserve"> del lado del servidor.</w:t>
+      </w:r>
+    </w:p>
+    <w:p>
+      <w:r>
+        <w:t xml:space="preserve">Este lenguaje permite generar contenido dinámico en páginas </w:t>
+      </w:r>
+      <w:r>
+        <w:rPr>
+          <w:rStyle w:val="Extranjerismo"/>
+        </w:rPr>
+        <w:t>web</w:t>
+      </w:r>
+      <w:r>
+        <w:t xml:space="preserve">, gestionar sesiones de usuario, procesar formularios e interactuar con bases de datos. </w:t>
+      </w:r>
+    </w:p>
+    <w:p>
+      <w:r>
         <w:lastRenderedPageBreak/>
-        <w:t>PHP (</w:t>
-      </w:r>
-      <w:proofErr w:type="spellStart"/>
-      <w:r>
-        <w:rPr>
-          <w:b/>
-        </w:rPr>
-        <w:t>Hypertext</w:t>
-      </w:r>
-      <w:proofErr w:type="spellEnd"/>
-      <w:r>
-        <w:rPr>
-          <w:b/>
-        </w:rPr>
-        <w:t xml:space="preserve"> </w:t>
-      </w:r>
-      <w:proofErr w:type="spellStart"/>
-      <w:r>
-        <w:rPr>
-          <w:b/>
-        </w:rPr>
-        <w:t>Preprocessor</w:t>
-      </w:r>
-      <w:proofErr w:type="spellEnd"/>
-      <w:r>
-        <w:rPr>
-          <w:b/>
-        </w:rPr>
-        <w:t>)</w:t>
-      </w:r>
-    </w:p>
-    <w:p>
-      <w:r>
-        <w:t>E</w:t>
-      </w:r>
-      <w:r>
-        <w:t xml:space="preserve">s un lenguaje de programación ampliamente utilizado para el desarrollo de aplicaciones </w:t>
+        <w:t xml:space="preserve">Entre los </w:t>
       </w:r>
       <w:r>
         <w:rPr>
           <w:rStyle w:val="Extranjerismo"/>
         </w:rPr>
-        <w:t>web</w:t>
-      </w:r>
-      <w:r>
-        <w:t xml:space="preserve"> del lado del servidor.</w:t>
-      </w:r>
-    </w:p>
-    <w:p>
-      <w:r>
-        <w:t xml:space="preserve">Este lenguaje permite generar contenido dinámico en páginas </w:t>
-      </w:r>
-      <w:r>
-        <w:rPr>
-          <w:rStyle w:val="Extranjerismo"/>
-        </w:rPr>
-        <w:t>web</w:t>
-      </w:r>
-      <w:r>
-        <w:t xml:space="preserve">, gestionar sesiones de usuario, procesar formularios e interactuar con bases de datos. </w:t>
-      </w:r>
-    </w:p>
-    <w:p>
-      <w:r>
-        <w:t xml:space="preserve">Entre los </w:t>
-      </w:r>
-      <w:proofErr w:type="spellStart"/>
-      <w:r>
         <w:t>frameworks</w:t>
       </w:r>
-      <w:proofErr w:type="spellEnd"/>
       <w:r>
         <w:t xml:space="preserve"> más utilizados en PHP se encuentran:</w:t>
       </w:r>
@@ -7487,7 +7536,16 @@
         </w:numPr>
       </w:pPr>
       <w:r>
-        <w:t>Laravel, conocido por su elegancia y facilidad de uso.</w:t>
+        <w:rPr>
+          <w:b/>
+        </w:rPr>
+        <w:t>Laravel</w:t>
+      </w:r>
+      <w:r>
+        <w:t xml:space="preserve">: </w:t>
+      </w:r>
+      <w:r>
+        <w:t>conocido por su elegancia y facilidad de uso.</w:t>
       </w:r>
     </w:p>
     <w:p>
@@ -7500,17 +7558,24 @@
       </w:pPr>
       <w:proofErr w:type="spellStart"/>
       <w:r>
+        <w:rPr>
+          <w:b/>
+        </w:rPr>
         <w:t>Symfony</w:t>
       </w:r>
       <w:proofErr w:type="spellEnd"/>
       <w:r>
-        <w:t xml:space="preserve">, </w:t>
-      </w:r>
-      <w:proofErr w:type="spellStart"/>
-      <w:r>
+        <w:t xml:space="preserve">: </w:t>
+      </w:r>
+      <w:r>
+        <w:t xml:space="preserve"> </w:t>
+      </w:r>
+      <w:r>
+        <w:rPr>
+          <w:rStyle w:val="Extranjerismo"/>
+        </w:rPr>
         <w:t>framework</w:t>
       </w:r>
-      <w:proofErr w:type="spellEnd"/>
       <w:r>
         <w:t xml:space="preserve"> modular orientado a proyectos complejos.</w:t>
       </w:r>
@@ -7525,17 +7590,24 @@
       </w:pPr>
       <w:proofErr w:type="spellStart"/>
       <w:r>
+        <w:rPr>
+          <w:b/>
+        </w:rPr>
         <w:t>CodeIgniter</w:t>
       </w:r>
       <w:proofErr w:type="spellEnd"/>
       <w:r>
-        <w:t xml:space="preserve">, </w:t>
-      </w:r>
-      <w:proofErr w:type="spellStart"/>
-      <w:r>
+        <w:t>:</w:t>
+      </w:r>
+      <w:r>
+        <w:t xml:space="preserve"> </w:t>
+      </w:r>
+      <w:r>
+        <w:rPr>
+          <w:rStyle w:val="Extranjerismo"/>
+        </w:rPr>
         <w:t>framework</w:t>
       </w:r>
-      <w:proofErr w:type="spellEnd"/>
       <w:r>
         <w:t xml:space="preserve"> ligero de alto rendimiento.</w:t>
       </w:r>
@@ -7616,11 +7688,12 @@
       <w:r>
         <w:t xml:space="preserve">, un </w:t>
       </w:r>
-      <w:proofErr w:type="spellStart"/>
-      <w:r>
+      <w:r>
+        <w:rPr>
+          <w:rStyle w:val="Extranjerismo"/>
+        </w:rPr>
         <w:t>framework</w:t>
       </w:r>
-      <w:proofErr w:type="spellEnd"/>
       <w:r>
         <w:t xml:space="preserve"> que facilita la creación rápida de aplicaciones mediante el patrón de arquitectura Modelo-Vista-Controlador (MVC).</w:t>
       </w:r>
@@ -7663,7 +7736,6 @@
         </w:numPr>
       </w:pPr>
       <w:r>
-        <w:lastRenderedPageBreak/>
         <w:t>Fuerte comunidad de desarrolladores.</w:t>
       </w:r>
     </w:p>
@@ -7693,6 +7765,7 @@
     </w:p>
     <w:p>
       <w:r>
+        <w:lastRenderedPageBreak/>
         <w:t xml:space="preserve">En el desarrollo </w:t>
       </w:r>
       <w:r>
@@ -7704,11 +7777,12 @@
       <w:r>
         <w:t xml:space="preserve"> se emplea principalmente para construir aplicaciones </w:t>
       </w:r>
-      <w:proofErr w:type="spellStart"/>
-      <w:r>
+      <w:r>
+        <w:rPr>
+          <w:rStyle w:val="Extranjerismo"/>
+        </w:rPr>
         <w:t>backend</w:t>
       </w:r>
-      <w:proofErr w:type="spellEnd"/>
       <w:r>
         <w:t xml:space="preserve"> que requieren alta estabilidad y capacidad de procesamiento. </w:t>
       </w:r>
@@ -7717,11 +7791,12 @@
       <w:r>
         <w:t xml:space="preserve">Entre sus </w:t>
       </w:r>
-      <w:proofErr w:type="spellStart"/>
-      <w:r>
+      <w:r>
+        <w:rPr>
+          <w:rStyle w:val="Extranjerismo"/>
+        </w:rPr>
         <w:t>frameworks</w:t>
       </w:r>
-      <w:proofErr w:type="spellEnd"/>
       <w:r>
         <w:t xml:space="preserve"> más utilizados se encuentran:</w:t>
       </w:r>
@@ -7735,7 +7810,23 @@
         </w:numPr>
       </w:pPr>
       <w:r>
-        <w:t>Spring Framework, ampliamente utilizado en aplicaciones empresariales.</w:t>
+        <w:rPr>
+          <w:b/>
+        </w:rPr>
+        <w:t xml:space="preserve">Spring </w:t>
+      </w:r>
+      <w:r>
+        <w:rPr>
+          <w:rStyle w:val="Extranjerismo"/>
+          <w:b/>
+        </w:rPr>
+        <w:t>Framework</w:t>
+      </w:r>
+      <w:r>
+        <w:t xml:space="preserve">: </w:t>
+      </w:r>
+      <w:r>
+        <w:t xml:space="preserve"> ampliamente utilizado en aplicaciones empresariales.</w:t>
       </w:r>
     </w:p>
     <w:p>
@@ -7748,17 +7839,30 @@
       </w:pPr>
       <w:proofErr w:type="spellStart"/>
       <w:r>
+        <w:rPr>
+          <w:b/>
+        </w:rPr>
         <w:t>JavaServer</w:t>
       </w:r>
       <w:proofErr w:type="spellEnd"/>
       <w:r>
-        <w:t xml:space="preserve"> Faces (JSF), </w:t>
-      </w:r>
-      <w:proofErr w:type="spellStart"/>
-      <w:r>
+        <w:rPr>
+          <w:b/>
+        </w:rPr>
+        <w:t xml:space="preserve"> Faces (JSF)</w:t>
+      </w:r>
+      <w:r>
+        <w:t xml:space="preserve">: </w:t>
+      </w:r>
+      <w:r>
+        <w:t xml:space="preserve"> </w:t>
+      </w:r>
+      <w:r>
+        <w:rPr>
+          <w:rStyle w:val="Extranjerismo"/>
+        </w:rPr>
         <w:t>framework</w:t>
       </w:r>
-      <w:proofErr w:type="spellEnd"/>
       <w:r>
         <w:t xml:space="preserve"> para el desarrollo de interfaces </w:t>
       </w:r>
@@ -7806,7 +7910,6 @@
         <w:pStyle w:val="Tabla"/>
       </w:pPr>
       <w:r>
-        <w:lastRenderedPageBreak/>
         <w:t xml:space="preserve"> Panorama general de tecnologías frecuentes en desarrollo </w:t>
       </w:r>
       <w:r>
@@ -7838,7 +7941,7 @@
           </w:tcPr>
           <w:p>
             <w:pPr>
-              <w:ind w:firstLine="0"/>
+              <w:pStyle w:val="TextoTablas"/>
             </w:pPr>
             <w:r>
               <w:t>Tecnología</w:t>
@@ -7851,7 +7954,7 @@
           </w:tcPr>
           <w:p>
             <w:pPr>
-              <w:ind w:firstLine="0"/>
+              <w:pStyle w:val="TextoTablas"/>
             </w:pPr>
             <w:r>
               <w:t>Rol principal</w:t>
@@ -7864,16 +7967,17 @@
           </w:tcPr>
           <w:p>
             <w:pPr>
-              <w:ind w:firstLine="0"/>
+              <w:pStyle w:val="TextoTablas"/>
             </w:pPr>
             <w:r>
               <w:t xml:space="preserve">Ejemplos o </w:t>
             </w:r>
-            <w:proofErr w:type="spellStart"/>
-            <w:r>
+            <w:r>
+              <w:rPr>
+                <w:rStyle w:val="Extranjerismo"/>
+              </w:rPr>
               <w:t>frameworks</w:t>
             </w:r>
-            <w:proofErr w:type="spellEnd"/>
             <w:r>
               <w:t xml:space="preserve"> asociados</w:t>
             </w:r>
@@ -7890,7 +7994,7 @@
           </w:tcPr>
           <w:p>
             <w:pPr>
-              <w:ind w:firstLine="0"/>
+              <w:pStyle w:val="TextoTablas"/>
             </w:pPr>
             <w:r>
               <w:t>HTML/CSS</w:t>
@@ -7903,7 +8007,7 @@
           </w:tcPr>
           <w:p>
             <w:pPr>
-              <w:ind w:firstLine="0"/>
+              <w:pStyle w:val="TextoTablas"/>
             </w:pPr>
             <w:r>
               <w:t>Estructura y presentación de la interfaz.</w:t>
@@ -7916,7 +8020,7 @@
           </w:tcPr>
           <w:p>
             <w:pPr>
-              <w:ind w:firstLine="0"/>
+              <w:pStyle w:val="TextoTablas"/>
             </w:pPr>
             <w:r>
               <w:t xml:space="preserve">HTML5, CSS3, </w:t>
@@ -7944,7 +8048,7 @@
           </w:tcPr>
           <w:p>
             <w:pPr>
-              <w:ind w:firstLine="0"/>
+              <w:pStyle w:val="TextoTablas"/>
             </w:pPr>
             <w:r>
               <w:t>JavaScript</w:t>
@@ -7957,7 +8061,7 @@
           </w:tcPr>
           <w:p>
             <w:pPr>
-              <w:ind w:firstLine="0"/>
+              <w:pStyle w:val="TextoTablas"/>
             </w:pPr>
             <w:r>
               <w:t>Interactividad en cliente y servidor.</w:t>
@@ -7970,7 +8074,7 @@
           </w:tcPr>
           <w:p>
             <w:pPr>
-              <w:ind w:firstLine="0"/>
+              <w:pStyle w:val="TextoTablas"/>
             </w:pPr>
             <w:proofErr w:type="spellStart"/>
             <w:r>
@@ -7993,9 +8097,10 @@
           </w:tcPr>
           <w:p>
             <w:pPr>
-              <w:ind w:firstLine="0"/>
+              <w:pStyle w:val="TextoTablas"/>
             </w:pPr>
             <w:r>
+              <w:lastRenderedPageBreak/>
               <w:t>Python</w:t>
             </w:r>
           </w:p>
@@ -8006,7 +8111,7 @@
           </w:tcPr>
           <w:p>
             <w:pPr>
-              <w:ind w:firstLine="0"/>
+              <w:pStyle w:val="TextoTablas"/>
             </w:pPr>
             <w:proofErr w:type="spellStart"/>
             <w:r>
@@ -8024,7 +8129,7 @@
           </w:tcPr>
           <w:p>
             <w:pPr>
-              <w:ind w:firstLine="0"/>
+              <w:pStyle w:val="TextoTablas"/>
             </w:pPr>
             <w:r>
               <w:t xml:space="preserve">Django, </w:t>
@@ -8052,7 +8157,7 @@
           </w:tcPr>
           <w:p>
             <w:pPr>
-              <w:ind w:firstLine="0"/>
+              <w:pStyle w:val="TextoTablas"/>
             </w:pPr>
             <w:r>
               <w:t>PHP</w:t>
@@ -8065,7 +8170,7 @@
           </w:tcPr>
           <w:p>
             <w:pPr>
-              <w:ind w:firstLine="0"/>
+              <w:pStyle w:val="TextoTablas"/>
             </w:pPr>
             <w:proofErr w:type="spellStart"/>
             <w:r>
@@ -8092,7 +8197,7 @@
           </w:tcPr>
           <w:p>
             <w:pPr>
-              <w:ind w:firstLine="0"/>
+              <w:pStyle w:val="TextoTablas"/>
             </w:pPr>
             <w:r>
               <w:t xml:space="preserve">Laravel, </w:t>
@@ -8123,7 +8228,7 @@
           </w:tcPr>
           <w:p>
             <w:pPr>
-              <w:ind w:firstLine="0"/>
+              <w:pStyle w:val="TextoTablas"/>
             </w:pPr>
             <w:r>
               <w:t>Ruby</w:t>
@@ -8136,7 +8241,7 @@
           </w:tcPr>
           <w:p>
             <w:pPr>
-              <w:ind w:firstLine="0"/>
+              <w:pStyle w:val="TextoTablas"/>
             </w:pPr>
             <w:r>
               <w:t xml:space="preserve">Desarrollo </w:t>
@@ -8158,7 +8263,7 @@
           </w:tcPr>
           <w:p>
             <w:pPr>
-              <w:ind w:firstLine="0"/>
+              <w:pStyle w:val="TextoTablas"/>
             </w:pPr>
             <w:r>
               <w:t xml:space="preserve">Ruby </w:t>
@@ -8189,7 +8294,7 @@
           </w:tcPr>
           <w:p>
             <w:pPr>
-              <w:ind w:firstLine="0"/>
+              <w:pStyle w:val="TextoTablas"/>
             </w:pPr>
             <w:r>
               <w:t>Java</w:t>
@@ -8202,7 +8307,7 @@
           </w:tcPr>
           <w:p>
             <w:pPr>
-              <w:ind w:firstLine="0"/>
+              <w:pStyle w:val="TextoTablas"/>
             </w:pPr>
             <w:r>
               <w:t xml:space="preserve">Aplicaciones empresariales y </w:t>
@@ -8223,7 +8328,7 @@
           </w:tcPr>
           <w:p>
             <w:pPr>
-              <w:ind w:firstLine="0"/>
+              <w:pStyle w:val="TextoTablas"/>
             </w:pPr>
             <w:r>
               <w:t>Spring y JSF</w:t>
@@ -8244,31 +8349,28 @@
         <w:t>web</w:t>
       </w:r>
       <w:r>
-        <w:t xml:space="preserve"> moderno, estos lenguajes se integran con infraestructuras de computación en la nube, contenedores, servicios administrados y plataformas de despliegue automatizado. Por esta razón, el lenguaje de programación representa solo una parte del ecosistema tecnológico, mientras que la arquitectura del sistema, la </w:t>
-      </w:r>
+        <w:t xml:space="preserve"> moderno, estos lenguajes se integran con infraestructuras de computación en la nube, contenedores, servicios administrados y plataformas de despliegue automatizado. Por esta razón, el lenguaje de programación representa solo una parte del ecosistema tecnológico, mientras que la arquitectura del sistema, la seguridad y las estrategias de despliegue también influyen en el funcionamiento y la escalabilidad de las aplicaciones.</w:t>
+      </w:r>
+    </w:p>
+    <w:p/>
+    <w:p>
+      <w:pPr>
+        <w:pStyle w:val="Ttulo2"/>
+      </w:pPr>
+      <w:bookmarkStart w:id="12" w:name="_Toc230076304"/>
+      <w:r>
+        <w:t>Tipos de datos y estructuras de programación</w:t>
+      </w:r>
+      <w:bookmarkEnd w:id="12"/>
+    </w:p>
+    <w:p>
+      <w:r>
+        <w:t>Toda aplicación informática necesita representar información y operar sobre ella. Para lograrlo, los lenguajes de programación utilizan tipos de datos, que definen la naturaleza de los valores que se almacenan, y estructuras de programación, que permiten organizar y manipular conjuntos de datos de manera eficiente.</w:t>
+      </w:r>
+    </w:p>
+    <w:p>
       <w:r>
         <w:lastRenderedPageBreak/>
-        <w:t>seguridad y las estrategias de despliegue también influyen en el funcionamiento y la escalabilidad de las aplicaciones.</w:t>
-      </w:r>
-    </w:p>
-    <w:p/>
-    <w:p>
-      <w:pPr>
-        <w:pStyle w:val="Ttulo2"/>
-      </w:pPr>
-      <w:bookmarkStart w:id="12" w:name="_Toc230076304"/>
-      <w:r>
-        <w:t>Tipos de datos y estructuras de programación</w:t>
-      </w:r>
-      <w:bookmarkEnd w:id="12"/>
-    </w:p>
-    <w:p>
-      <w:r>
-        <w:t>Toda aplicación informática necesita representar información y operar sobre ella. Para lograrlo, los lenguajes de programación utilizan tipos de datos, que definen la naturaleza de los valores que se almacenan, y estructuras de programación, que permiten organizar y manipular conjuntos de datos de manera eficiente.</w:t>
-      </w:r>
-    </w:p>
-    <w:p>
-      <w:r>
         <w:t xml:space="preserve">Esta distinción es fundamental en el desarrollo de aplicaciones </w:t>
       </w:r>
       <w:r>
@@ -8317,7 +8419,7 @@
           </w:tcPr>
           <w:p>
             <w:pPr>
-              <w:ind w:firstLine="0"/>
+              <w:pStyle w:val="TextoTablas"/>
             </w:pPr>
             <w:r>
               <w:t>Tipo de dato</w:t>
@@ -8330,7 +8432,7 @@
           </w:tcPr>
           <w:p>
             <w:pPr>
-              <w:ind w:firstLine="0"/>
+              <w:pStyle w:val="TextoTablas"/>
             </w:pPr>
             <w:r>
               <w:t>Descripción</w:t>
@@ -8343,7 +8445,7 @@
           </w:tcPr>
           <w:p>
             <w:pPr>
-              <w:ind w:firstLine="0"/>
+              <w:pStyle w:val="TextoTablas"/>
             </w:pPr>
             <w:r>
               <w:t>Ejemplo</w:t>
@@ -8361,7 +8463,7 @@
           </w:tcPr>
           <w:p>
             <w:pPr>
-              <w:ind w:firstLine="0"/>
+              <w:pStyle w:val="TextoTablas"/>
             </w:pPr>
             <w:r>
               <w:t>Numérico</w:t>
@@ -8374,7 +8476,7 @@
           </w:tcPr>
           <w:p>
             <w:pPr>
-              <w:ind w:firstLine="0"/>
+              <w:pStyle w:val="TextoTablas"/>
             </w:pPr>
             <w:r>
               <w:t>Representa números enteros o decimales utilizados en operaciones matemáticas.</w:t>
@@ -8387,7 +8489,7 @@
           </w:tcPr>
           <w:p>
             <w:pPr>
-              <w:ind w:firstLine="0"/>
+              <w:pStyle w:val="TextoTablas"/>
             </w:pPr>
             <w:r>
               <w:t>10, 25.5</w:t>
@@ -8402,10 +8504,9 @@
           </w:tcPr>
           <w:p>
             <w:pPr>
-              <w:ind w:firstLine="0"/>
+              <w:pStyle w:val="TextoTablas"/>
             </w:pPr>
             <w:r>
-              <w:lastRenderedPageBreak/>
               <w:t>Cadena de texto</w:t>
             </w:r>
           </w:p>
@@ -8416,7 +8517,7 @@
           </w:tcPr>
           <w:p>
             <w:pPr>
-              <w:ind w:firstLine="0"/>
+              <w:pStyle w:val="TextoTablas"/>
             </w:pPr>
             <w:r>
               <w:t>Representa caracteres, palabras o frases.</w:t>
@@ -8429,7 +8530,7 @@
           </w:tcPr>
           <w:p>
             <w:pPr>
-              <w:ind w:firstLine="0"/>
+              <w:pStyle w:val="TextoTablas"/>
             </w:pPr>
             <w:r>
               <w:t>"Hola mundo"</w:t>
@@ -8447,7 +8548,7 @@
           </w:tcPr>
           <w:p>
             <w:pPr>
-              <w:ind w:firstLine="0"/>
+              <w:pStyle w:val="TextoTablas"/>
             </w:pPr>
             <w:r>
               <w:t>Booleano</w:t>
@@ -8460,7 +8561,7 @@
           </w:tcPr>
           <w:p>
             <w:pPr>
-              <w:ind w:firstLine="0"/>
+              <w:pStyle w:val="TextoTablas"/>
             </w:pPr>
             <w:r>
               <w:t>Representa valores lógicos utilizados en decisiones del programa.</w:t>
@@ -8473,7 +8574,7 @@
           </w:tcPr>
           <w:p>
             <w:pPr>
-              <w:ind w:firstLine="0"/>
+              <w:pStyle w:val="TextoTablas"/>
             </w:pPr>
             <w:r>
               <w:t>Verdadero / Falso</w:t>
@@ -8488,7 +8589,7 @@
           </w:tcPr>
           <w:p>
             <w:pPr>
-              <w:ind w:firstLine="0"/>
+              <w:pStyle w:val="TextoTablas"/>
             </w:pPr>
             <w:r>
               <w:t>Fecha/Hora</w:t>
@@ -8501,7 +8602,7 @@
           </w:tcPr>
           <w:p>
             <w:pPr>
-              <w:ind w:firstLine="0"/>
+              <w:pStyle w:val="TextoTablas"/>
             </w:pPr>
             <w:r>
               <w:t>Representa información temporal como fechas o momentos específicos.</w:t>
@@ -8514,7 +8615,7 @@
           </w:tcPr>
           <w:p>
             <w:pPr>
-              <w:ind w:firstLine="0"/>
+              <w:pStyle w:val="TextoTablas"/>
             </w:pPr>
             <w:r>
               <w:t>2026-04-08</w:t>
@@ -8531,7 +8632,11 @@
     </w:p>
     <w:p>
       <w:r>
-        <w:t>Las estructuras de programación son mecanismos que permiten organizar y gestionar múltiples datos dentro de un sistema. A través de estas estructuras es posible trabajar con conjuntos de información de forma más eficiente y representar entidades complejas dentro de una aplicación.</w:t>
+        <w:t xml:space="preserve">Las estructuras de programación son mecanismos que permiten organizar y gestionar múltiples datos dentro de un sistema. A través de estas estructuras es posible </w:t>
+      </w:r>
+      <w:r>
+        <w:lastRenderedPageBreak/>
+        <w:t>trabajar con conjuntos de información de forma más eficiente y representar entidades complejas dentro de una aplicación.</w:t>
       </w:r>
     </w:p>
     <w:p>
@@ -8539,15 +8644,11 @@
         <w:t>En programación se pueden identificar diferentes tipos de estructuras según la forma en que almacenan la información.</w:t>
       </w:r>
     </w:p>
-    <w:p/>
-    <w:p/>
-    <w:p/>
     <w:p>
       <w:pPr>
         <w:pStyle w:val="Tabla"/>
       </w:pPr>
       <w:r>
-        <w:lastRenderedPageBreak/>
         <w:t>Tipos de estructuras de datos</w:t>
       </w:r>
     </w:p>
@@ -8573,7 +8674,7 @@
           </w:tcPr>
           <w:p>
             <w:pPr>
-              <w:ind w:firstLine="0"/>
+              <w:pStyle w:val="TextoTablas"/>
             </w:pPr>
             <w:r>
               <w:t>Tipo de estructura</w:t>
@@ -8586,7 +8687,7 @@
           </w:tcPr>
           <w:p>
             <w:pPr>
-              <w:ind w:firstLine="0"/>
+              <w:pStyle w:val="TextoTablas"/>
             </w:pPr>
             <w:r>
               <w:t>Característica</w:t>
@@ -8599,7 +8700,7 @@
           </w:tcPr>
           <w:p>
             <w:pPr>
-              <w:ind w:firstLine="0"/>
+              <w:pStyle w:val="TextoTablas"/>
             </w:pPr>
             <w:r>
               <w:t>Ejemplo conceptual</w:t>
@@ -8617,7 +8718,7 @@
           </w:tcPr>
           <w:p>
             <w:pPr>
-              <w:ind w:firstLine="0"/>
+              <w:pStyle w:val="TextoTablas"/>
             </w:pPr>
             <w:r>
               <w:t>Estructuras simples.</w:t>
@@ -8630,7 +8731,7 @@
           </w:tcPr>
           <w:p>
             <w:pPr>
-              <w:ind w:firstLine="0"/>
+              <w:pStyle w:val="TextoTablas"/>
             </w:pPr>
             <w:r>
               <w:t>Almacenan un solo valor.</w:t>
@@ -8643,7 +8744,7 @@
           </w:tcPr>
           <w:p>
             <w:pPr>
-              <w:ind w:firstLine="0"/>
+              <w:pStyle w:val="TextoTablas"/>
             </w:pPr>
             <w:r>
               <w:t>Un número o un texto</w:t>
@@ -8658,7 +8759,7 @@
           </w:tcPr>
           <w:p>
             <w:pPr>
-              <w:ind w:firstLine="0"/>
+              <w:pStyle w:val="TextoTablas"/>
             </w:pPr>
             <w:r>
               <w:t>Listas o arreglos.</w:t>
@@ -8671,7 +8772,7 @@
           </w:tcPr>
           <w:p>
             <w:pPr>
-              <w:ind w:firstLine="0"/>
+              <w:pStyle w:val="TextoTablas"/>
             </w:pPr>
             <w:r>
               <w:t>Colección ordenada de elementos del mismo tipo.</w:t>
@@ -8684,7 +8785,7 @@
           </w:tcPr>
           <w:p>
             <w:pPr>
-              <w:ind w:firstLine="0"/>
+              <w:pStyle w:val="TextoTablas"/>
             </w:pPr>
             <w:r>
               <w:t>[1, 2, 3, 4]</w:t>
@@ -8702,7 +8803,7 @@
           </w:tcPr>
           <w:p>
             <w:pPr>
-              <w:ind w:firstLine="0"/>
+              <w:pStyle w:val="TextoTablas"/>
             </w:pPr>
             <w:r>
               <w:t>Registros o estructuras clave-valor.</w:t>
@@ -8715,7 +8816,7 @@
           </w:tcPr>
           <w:p>
             <w:pPr>
-              <w:ind w:firstLine="0"/>
+              <w:pStyle w:val="TextoTablas"/>
             </w:pPr>
             <w:r>
               <w:t>Permiten asociar valores a identificadores.</w:t>
@@ -8728,7 +8829,7 @@
           </w:tcPr>
           <w:p>
             <w:pPr>
-              <w:ind w:firstLine="0"/>
+              <w:pStyle w:val="TextoTablas"/>
             </w:pPr>
             <w:r>
               <w:t>Nombre → "Juan"</w:t>
@@ -8794,8 +8895,6 @@
         <w:t>Disponible → booleano</w:t>
       </w:r>
     </w:p>
-    <w:p/>
-    <w:p/>
     <w:p>
       <w:r>
         <w:lastRenderedPageBreak/>
@@ -8845,16 +8944,11 @@
         <w:t>Las estructuras de selección, también llamadas estructuras condicionales, permiten que el programa evalúe una condición y determine qué conjunto de instrucciones debe ejecutarse.</w:t>
       </w:r>
     </w:p>
-    <w:p/>
-    <w:p/>
-    <w:p/>
-    <w:p/>
     <w:p>
       <w:pPr>
         <w:pStyle w:val="Tabla"/>
       </w:pPr>
       <w:r>
-        <w:lastRenderedPageBreak/>
         <w:t>Estructuras de selección</w:t>
       </w:r>
     </w:p>
@@ -8880,7 +8974,7 @@
           </w:tcPr>
           <w:p>
             <w:pPr>
-              <w:ind w:firstLine="0"/>
+              <w:pStyle w:val="TextoTablas"/>
             </w:pPr>
             <w:r>
               <w:t>Estructura</w:t>
@@ -8893,7 +8987,7 @@
           </w:tcPr>
           <w:p>
             <w:pPr>
-              <w:ind w:firstLine="0"/>
+              <w:pStyle w:val="TextoTablas"/>
             </w:pPr>
             <w:r>
               <w:t>Descripción</w:t>
@@ -8906,7 +9000,7 @@
           </w:tcPr>
           <w:p>
             <w:pPr>
-              <w:ind w:firstLine="0"/>
+              <w:pStyle w:val="TextoTablas"/>
             </w:pPr>
             <w:r>
               <w:t>Uso común</w:t>
@@ -8924,7 +9018,7 @@
           </w:tcPr>
           <w:p>
             <w:pPr>
-              <w:ind w:firstLine="0"/>
+              <w:pStyle w:val="TextoTablas"/>
             </w:pPr>
             <w:proofErr w:type="spellStart"/>
             <w:r>
@@ -8939,7 +9033,7 @@
           </w:tcPr>
           <w:p>
             <w:pPr>
-              <w:ind w:firstLine="0"/>
+              <w:pStyle w:val="TextoTablas"/>
             </w:pPr>
             <w:r>
               <w:t>Ejecuta un bloque de instrucciones únicamente si la condición evaluada es verdadera.</w:t>
@@ -8952,7 +9046,7 @@
           </w:tcPr>
           <w:p>
             <w:pPr>
-              <w:ind w:firstLine="0"/>
+              <w:pStyle w:val="TextoTablas"/>
             </w:pPr>
             <w:r>
               <w:t>Validaciones simples.</w:t>
@@ -8967,10 +9061,11 @@
           </w:tcPr>
           <w:p>
             <w:pPr>
-              <w:ind w:firstLine="0"/>
+              <w:pStyle w:val="TextoTablas"/>
             </w:pPr>
             <w:proofErr w:type="spellStart"/>
             <w:r>
+              <w:lastRenderedPageBreak/>
               <w:t>if</w:t>
             </w:r>
             <w:proofErr w:type="spellEnd"/>
@@ -8990,7 +9085,7 @@
           </w:tcPr>
           <w:p>
             <w:pPr>
-              <w:ind w:firstLine="0"/>
+              <w:pStyle w:val="TextoTablas"/>
             </w:pPr>
             <w:r>
               <w:t>Permite ejecutar un bloque cuando la condición es verdadera y otro cuando es falsa.</w:t>
@@ -9003,7 +9098,7 @@
           </w:tcPr>
           <w:p>
             <w:pPr>
-              <w:ind w:firstLine="0"/>
+              <w:pStyle w:val="TextoTablas"/>
             </w:pPr>
             <w:r>
               <w:t>Toma de decisiones binarias.</w:t>
@@ -9021,7 +9116,7 @@
           </w:tcPr>
           <w:p>
             <w:pPr>
-              <w:ind w:firstLine="0"/>
+              <w:pStyle w:val="TextoTablas"/>
             </w:pPr>
             <w:proofErr w:type="spellStart"/>
             <w:r>
@@ -9039,7 +9134,7 @@
           </w:tcPr>
           <w:p>
             <w:pPr>
-              <w:ind w:firstLine="0"/>
+              <w:pStyle w:val="TextoTablas"/>
             </w:pPr>
             <w:r>
               <w:t>Evalúa una variable y permite seleccionar entre múltiples opciones posibles.</w:t>
@@ -9052,7 +9147,7 @@
           </w:tcPr>
           <w:p>
             <w:pPr>
-              <w:ind w:firstLine="0"/>
+              <w:pStyle w:val="TextoTablas"/>
             </w:pPr>
             <w:r>
               <w:t>Menús o múltiples condiciones.</w:t>
@@ -9073,14 +9168,11 @@
       </w:r>
     </w:p>
     <w:p/>
-    <w:p/>
-    <w:p/>
     <w:p>
       <w:pPr>
         <w:pStyle w:val="Tabla"/>
       </w:pPr>
       <w:r>
-        <w:lastRenderedPageBreak/>
         <w:t>Estructuras de repetición</w:t>
       </w:r>
     </w:p>
@@ -9106,7 +9198,7 @@
           </w:tcPr>
           <w:p>
             <w:pPr>
-              <w:ind w:firstLine="0"/>
+              <w:pStyle w:val="TextoTablas"/>
             </w:pPr>
             <w:r>
               <w:t>Estructura</w:t>
@@ -9119,7 +9211,7 @@
           </w:tcPr>
           <w:p>
             <w:pPr>
-              <w:ind w:firstLine="0"/>
+              <w:pStyle w:val="TextoTablas"/>
             </w:pPr>
             <w:r>
               <w:t>Descripción</w:t>
@@ -9132,7 +9224,7 @@
           </w:tcPr>
           <w:p>
             <w:pPr>
-              <w:ind w:firstLine="0"/>
+              <w:pStyle w:val="TextoTablas"/>
             </w:pPr>
             <w:r>
               <w:t>Uso común</w:t>
@@ -9150,7 +9242,7 @@
           </w:tcPr>
           <w:p>
             <w:pPr>
-              <w:ind w:firstLine="0"/>
+              <w:pStyle w:val="TextoTablas"/>
             </w:pPr>
             <w:proofErr w:type="spellStart"/>
             <w:r>
@@ -9165,7 +9257,7 @@
           </w:tcPr>
           <w:p>
             <w:pPr>
-              <w:ind w:firstLine="0"/>
+              <w:pStyle w:val="TextoTablas"/>
             </w:pPr>
             <w:r>
               <w:t>Evalúa la condición antes de ejecutar el bloque de instrucciones. El ciclo continúa mientras la condición sea verdadera.</w:t>
@@ -9178,7 +9270,7 @@
           </w:tcPr>
           <w:p>
             <w:pPr>
-              <w:ind w:firstLine="0"/>
+              <w:pStyle w:val="TextoTablas"/>
             </w:pPr>
             <w:r>
               <w:t>Procesos cuya repetición depende de una condición.</w:t>
@@ -9193,7 +9285,7 @@
           </w:tcPr>
           <w:p>
             <w:pPr>
-              <w:ind w:firstLine="0"/>
+              <w:pStyle w:val="TextoTablas"/>
             </w:pPr>
             <w:r>
               <w:t xml:space="preserve">do – </w:t>
@@ -9211,7 +9303,7 @@
           </w:tcPr>
           <w:p>
             <w:pPr>
-              <w:ind w:firstLine="0"/>
+              <w:pStyle w:val="TextoTablas"/>
             </w:pPr>
             <w:r>
               <w:t>Ejecuta el bloque de instrucciones al menos una vez y luego evalúa la condición.</w:t>
@@ -9224,7 +9316,7 @@
           </w:tcPr>
           <w:p>
             <w:pPr>
-              <w:ind w:firstLine="0"/>
+              <w:pStyle w:val="TextoTablas"/>
             </w:pPr>
             <w:r>
               <w:t>Procesos que requieren ejecutarse mínimo una vez.</w:t>
@@ -9242,7 +9334,7 @@
           </w:tcPr>
           <w:p>
             <w:pPr>
-              <w:ind w:firstLine="0"/>
+              <w:pStyle w:val="TextoTablas"/>
             </w:pPr>
             <w:proofErr w:type="spellStart"/>
             <w:r>
@@ -9257,7 +9349,7 @@
           </w:tcPr>
           <w:p>
             <w:pPr>
-              <w:ind w:firstLine="0"/>
+              <w:pStyle w:val="TextoTablas"/>
             </w:pPr>
             <w:r>
               <w:t>Se utiliza cuando se conoce previamente el número de iteraciones. Incluye inicialización, condición y actualización.</w:t>
@@ -9270,7 +9362,7 @@
           </w:tcPr>
           <w:p>
             <w:pPr>
-              <w:ind w:firstLine="0"/>
+              <w:pStyle w:val="TextoTablas"/>
             </w:pPr>
             <w:r>
               <w:t>Recorrer listas o arreglos.</w:t>
@@ -9282,6 +9374,7 @@
     <w:p/>
     <w:p>
       <w:r>
+        <w:lastRenderedPageBreak/>
         <w:t>Estas estructuras permiten automatizar tareas repetitivas, recorrer colecciones de datos, procesar registros y ejecutar operaciones múltiples dentro de un programa.</w:t>
       </w:r>
     </w:p>
@@ -9306,73 +9399,72 @@
       </w:pPr>
       <w:bookmarkStart w:id="14" w:name="_Toc230076306"/>
       <w:r>
+        <w:t>Funciones, procedimientos, clases y objetos</w:t>
+      </w:r>
+      <w:bookmarkEnd w:id="14"/>
+    </w:p>
+    <w:p>
+      <w:r>
+        <w:t xml:space="preserve">En el desarrollo de </w:t>
+      </w:r>
+      <w:r>
+        <w:rPr>
+          <w:rStyle w:val="Extranjerismo"/>
+        </w:rPr>
+        <w:t>software</w:t>
+      </w:r>
+      <w:r>
+        <w:t xml:space="preserve"> y aplicaciones </w:t>
+      </w:r>
+      <w:r>
+        <w:rPr>
+          <w:rStyle w:val="Extranjerismo"/>
+        </w:rPr>
+        <w:t>web</w:t>
+      </w:r>
+      <w:r>
+        <w:t>, la organización del código es un aspecto fundamental para garantizar que los programas sean comprensibles, reutilizables y fáciles de mantener. Para lograrlo, los lenguajes de programación incorporan mecanismos que permiten dividir los programas en unidades lógicas de trabajo, como las funciones, los procedimientos y las estructuras propias de la programación orientada a objetos, como las clases y los objetos.</w:t>
+      </w:r>
+    </w:p>
+    <w:p>
+      <w:r>
+        <w:t xml:space="preserve">Las funciones y los procedimientos permiten encapsular instrucciones que realizan tareas específicas dentro de un programa. Esta </w:t>
+      </w:r>
+      <w:proofErr w:type="spellStart"/>
+      <w:r>
+        <w:t>modularización</w:t>
+      </w:r>
+      <w:proofErr w:type="spellEnd"/>
+      <w:r>
+        <w:t xml:space="preserve"> facilita la reutilización del código, evita la repetición innecesaria de instrucciones y permite estructurar los programas de manera más clara.</w:t>
+      </w:r>
+    </w:p>
+    <w:p>
+      <w:r>
+        <w:t xml:space="preserve">Por su parte, la programación orientada a objetos introduce el uso de clases y objetos como una forma de representar entidades del mundo real dentro del </w:t>
+      </w:r>
+      <w:r>
+        <w:rPr>
+          <w:rStyle w:val="Extranjerismo"/>
+        </w:rPr>
+        <w:t>software</w:t>
+      </w:r>
+      <w:r>
+        <w:t xml:space="preserve">. Este enfoque permite organizar los programas a partir de modelos que integran datos y comportamientos, lo que favorece el desarrollo de aplicaciones más estructuradas, escalables y fáciles de mantener, especialmente en entornos de desarrollo </w:t>
+      </w:r>
+      <w:r>
+        <w:rPr>
+          <w:rStyle w:val="Extranjerismo"/>
+        </w:rPr>
+        <w:t>web</w:t>
+      </w:r>
+      <w:r>
+        <w:t xml:space="preserve"> modernos.</w:t>
+      </w:r>
+    </w:p>
+    <w:p>
+      <w:r>
         <w:lastRenderedPageBreak/>
-        <w:t>Funciones, procedimientos, clases y objetos</w:t>
-      </w:r>
-      <w:bookmarkEnd w:id="14"/>
-    </w:p>
-    <w:p>
-      <w:r>
-        <w:t xml:space="preserve">En el desarrollo de </w:t>
-      </w:r>
-      <w:r>
-        <w:rPr>
-          <w:rStyle w:val="Extranjerismo"/>
-        </w:rPr>
-        <w:t>software</w:t>
-      </w:r>
-      <w:r>
-        <w:t xml:space="preserve"> y aplicaciones </w:t>
-      </w:r>
-      <w:r>
-        <w:rPr>
-          <w:rStyle w:val="Extranjerismo"/>
-        </w:rPr>
-        <w:t>web</w:t>
-      </w:r>
-      <w:r>
-        <w:t>, la organización del código es un aspecto fundamental para garantizar que los programas sean comprensibles, reutilizables y fáciles de mantener. Para lograrlo, los lenguajes de programación incorporan mecanismos que permiten dividir los programas en unidades lógicas de trabajo, como las funciones, los procedimientos y las estructuras propias de la programación orientada a objetos, como las clases y los objetos.</w:t>
-      </w:r>
-    </w:p>
-    <w:p>
-      <w:r>
-        <w:t xml:space="preserve">Las funciones y los procedimientos permiten encapsular instrucciones que realizan tareas específicas dentro de un programa. Esta </w:t>
-      </w:r>
-      <w:proofErr w:type="spellStart"/>
-      <w:r>
-        <w:t>modularización</w:t>
-      </w:r>
-      <w:proofErr w:type="spellEnd"/>
-      <w:r>
-        <w:t xml:space="preserve"> facilita la reutilización del código, evita la repetición innecesaria de instrucciones y permite estructurar los programas de manera más clara.</w:t>
-      </w:r>
-    </w:p>
-    <w:p>
-      <w:r>
-        <w:t xml:space="preserve">Por su parte, la programación orientada a objetos introduce el uso de clases y objetos como una forma de representar entidades del mundo real dentro del </w:t>
-      </w:r>
-      <w:r>
-        <w:rPr>
-          <w:rStyle w:val="Extranjerismo"/>
-        </w:rPr>
-        <w:t>software</w:t>
-      </w:r>
-      <w:r>
-        <w:t xml:space="preserve">. Este enfoque permite organizar los programas a partir de modelos que integran datos y comportamientos, lo que favorece el desarrollo de aplicaciones más estructuradas, escalables y fáciles de mantener, especialmente en entornos de desarrollo </w:t>
-      </w:r>
-      <w:r>
-        <w:rPr>
-          <w:rStyle w:val="Extranjerismo"/>
-        </w:rPr>
-        <w:t>web</w:t>
-      </w:r>
-      <w:r>
-        <w:t xml:space="preserve"> modernos.</w:t>
-      </w:r>
-    </w:p>
-    <w:p/>
-    <w:p>
-      <w:r>
         <w:t>Conceptos clave:</w:t>
       </w:r>
     </w:p>
@@ -9394,7 +9486,6 @@
         <w:t>: son bloques de código diseñados para realizar una tarea específica dentro de un programa y que devuelven un valor como resultado de su ejecución. Las funciones se utilizan con frecuencia en cálculos, procesamiento de datos o transformaciones de información.</w:t>
       </w:r>
     </w:p>
-    <w:p/>
     <w:p>
       <w:pPr>
         <w:pStyle w:val="Prrafodelista"/>
@@ -9449,7 +9540,6 @@
         <w:t>: son instancias creadas a partir de una clase. Cada objeto representa una entidad concreta que posee valores propios en sus atributos y puede ejecutar los métodos definidos en su clase.</w:t>
       </w:r>
     </w:p>
-    <w:p/>
     <w:p>
       <w:r>
         <w:t>Las funciones y los procedimientos permiten estructurar el código en tareas específicas que pueden reutilizarse en diferentes partes del programa. Mientras las funciones devuelven un valor que puede utilizarse dentro de una expresión o cálculo, los procedimientos se emplean principalmente para ejecutar operaciones o acciones dentro del sistema.</w:t>
@@ -9457,11 +9547,11 @@
     </w:p>
     <w:p>
       <w:r>
-        <w:t xml:space="preserve">En el caso de la programación orientada a objetos, la clase define la estructura general de una entidad, mientras que el objeto representa una instancia específica creada a partir de esa estructura. Por ejemplo, una clase puede definir las </w:t>
+        <w:t xml:space="preserve">En el caso de la programación orientada a objetos, la clase define la estructura general de una entidad, mientras que el objeto representa una instancia específica </w:t>
       </w:r>
       <w:r>
         <w:lastRenderedPageBreak/>
-        <w:t>características de un vehículo, mientras que un objeto representaría un vehículo particular con atributos como color, marca o modelo.</w:t>
+        <w:t>creada a partir de esa estructura. Por ejemplo, una clase puede definir las características de un vehículo, mientras que un objeto representaría un vehículo particular con atributos como color, marca o modelo.</w:t>
       </w:r>
     </w:p>
     <w:p>
@@ -9809,11 +9899,8 @@
         <w:t>Un mensaje SOAP está compuesto por diferentes elementos que permiten organizar la información y definir cómo debe procesarse. Entre sus componentes principales se encuentran:</w:t>
       </w:r>
     </w:p>
-    <w:p>
-      <w:r>
-        <w:t>Es el contenedor principal del mensaje SOAP. Define la estructura del documento y especifica cómo debe interpretarse el mensaje.</w:t>
-      </w:r>
-    </w:p>
+    <w:p/>
+    <w:p/>
     <w:p>
       <w:pPr>
         <w:pStyle w:val="Prrafodelista"/>
@@ -9830,14 +9917,14 @@
           <w:b/>
         </w:rPr>
         <w:lastRenderedPageBreak/>
-        <w:t>Cabecera (</w:t>
+        <w:t>Sobre (</w:t>
       </w:r>
       <w:proofErr w:type="spellStart"/>
       <w:r>
         <w:rPr>
           <w:b/>
         </w:rPr>
-        <w:t>Header</w:t>
+        <w:t>Envelope</w:t>
       </w:r>
       <w:proofErr w:type="spellEnd"/>
       <w:r>
@@ -9849,7 +9936,7 @@
     </w:p>
     <w:p>
       <w:r>
-        <w:t>Contiene información adicional de control, como aspectos relacionados con seguridad, autenticación o calidad del servicio.</w:t>
+        <w:t>Es el contenedor principal del mensaje SOAP. Define la estructura del documento y especifica cómo debe interpretarse el mensaje.</w:t>
       </w:r>
     </w:p>
     <w:p>
@@ -9867,14 +9954,14 @@
         <w:rPr>
           <w:b/>
         </w:rPr>
-        <w:t>Cuerpo (</w:t>
+        <w:t>Cabecera (</w:t>
       </w:r>
       <w:proofErr w:type="spellStart"/>
       <w:r>
         <w:rPr>
           <w:b/>
         </w:rPr>
-        <w:t>Body</w:t>
+        <w:t>Header</w:t>
       </w:r>
       <w:proofErr w:type="spellEnd"/>
       <w:r>
@@ -9886,50 +9973,7 @@
     </w:p>
     <w:p>
       <w:r>
-        <w:t>Incluye los datos o la solicitud que se envía al servicio, así como los parámetros necesarios para ejecutar una operación específica.</w:t>
-      </w:r>
-    </w:p>
-    <w:p>
-      <w:r>
-        <w:t xml:space="preserve">En los servicios SOAP también se utilizan contratos formales de servicio, comúnmente descritos mediante WSDL (Web </w:t>
-      </w:r>
-      <w:proofErr w:type="spellStart"/>
-      <w:r>
-        <w:t>Services</w:t>
-      </w:r>
-      <w:proofErr w:type="spellEnd"/>
-      <w:r>
-        <w:t xml:space="preserve"> </w:t>
-      </w:r>
-      <w:proofErr w:type="spellStart"/>
-      <w:r>
-        <w:t>Description</w:t>
-      </w:r>
-      <w:proofErr w:type="spellEnd"/>
-      <w:r>
-        <w:t xml:space="preserve"> </w:t>
-      </w:r>
-      <w:proofErr w:type="spellStart"/>
-      <w:r>
-        <w:t>Language</w:t>
-      </w:r>
-      <w:proofErr w:type="spellEnd"/>
-      <w:r>
-        <w:t>). Este lenguaje permite definir la estructura del servicio, las operaciones disponibles, los parámetros requeridos y la forma en que las aplicaciones pueden interactuar con él.</w:t>
-      </w:r>
-    </w:p>
-    <w:p>
-      <w:r>
-        <w:t xml:space="preserve">Entre las características más importantes de los servicios </w:t>
-      </w:r>
-      <w:r>
-        <w:rPr>
-          <w:rStyle w:val="Extranjerismo"/>
-        </w:rPr>
-        <w:t>web</w:t>
-      </w:r>
-      <w:r>
-        <w:t xml:space="preserve"> SOAP se destacan las siguientes:</w:t>
+        <w:t>Contiene información adicional de control, como aspectos relacionados con seguridad, autenticación o calidad del servicio.</w:t>
       </w:r>
     </w:p>
     <w:p>
@@ -9939,9 +9983,77 @@
           <w:ilvl w:val="0"/>
           <w:numId w:val="33"/>
         </w:numPr>
-      </w:pPr>
-      <w:r>
-        <w:t>Mensajería estructurada basada en XML, que garantiza una comunicación clara entre aplicaciones.</w:t>
+        <w:rPr>
+          <w:b/>
+        </w:rPr>
+      </w:pPr>
+      <w:r>
+        <w:rPr>
+          <w:b/>
+        </w:rPr>
+        <w:t>Cuerpo (</w:t>
+      </w:r>
+      <w:proofErr w:type="spellStart"/>
+      <w:r>
+        <w:rPr>
+          <w:b/>
+        </w:rPr>
+        <w:t>Body</w:t>
+      </w:r>
+      <w:proofErr w:type="spellEnd"/>
+      <w:r>
+        <w:rPr>
+          <w:b/>
+        </w:rPr>
+        <w:t>)</w:t>
+      </w:r>
+    </w:p>
+    <w:p>
+      <w:r>
+        <w:t>Incluye los datos o la solicitud que se envía al servicio, así como los parámetros necesarios para ejecutar una operación específica.</w:t>
+      </w:r>
+    </w:p>
+    <w:p>
+      <w:r>
+        <w:t xml:space="preserve">En los servicios SOAP también se utilizan contratos formales de servicio, comúnmente descritos mediante WSDL (Web </w:t>
+      </w:r>
+      <w:proofErr w:type="spellStart"/>
+      <w:r>
+        <w:t>Services</w:t>
+      </w:r>
+      <w:proofErr w:type="spellEnd"/>
+      <w:r>
+        <w:t xml:space="preserve"> </w:t>
+      </w:r>
+      <w:proofErr w:type="spellStart"/>
+      <w:r>
+        <w:t>Description</w:t>
+      </w:r>
+      <w:proofErr w:type="spellEnd"/>
+      <w:r>
+        <w:t xml:space="preserve"> </w:t>
+      </w:r>
+      <w:proofErr w:type="spellStart"/>
+      <w:r>
+        <w:t>Language</w:t>
+      </w:r>
+      <w:proofErr w:type="spellEnd"/>
+      <w:r>
+        <w:t>). Este lenguaje permite definir la estructura del servicio, las operaciones disponibles, los parámetros requeridos y la forma en que las aplicaciones pueden interactuar con él.</w:t>
+      </w:r>
+    </w:p>
+    <w:p>
+      <w:r>
+        <w:t xml:space="preserve">Entre las características más importantes de los servicios </w:t>
+      </w:r>
+      <w:r>
+        <w:rPr>
+          <w:rStyle w:val="Extranjerismo"/>
+        </w:rPr>
+        <w:t>web</w:t>
+      </w:r>
+      <w:r>
+        <w:t xml:space="preserve"> SOAP se destacan las siguientes:</w:t>
       </w:r>
     </w:p>
     <w:p>
@@ -9953,7 +10065,7 @@
         </w:numPr>
       </w:pPr>
       <w:r>
-        <w:t>Interoperabilidad entre diferentes plataformas y lenguajes de programación.</w:t>
+        <w:t>Mensajería estructurada basada en XML, que garantiza una comunicación clara entre aplicaciones.</w:t>
       </w:r>
     </w:p>
     <w:p>
@@ -9965,7 +10077,7 @@
         </w:numPr>
       </w:pPr>
       <w:r>
-        <w:t>Uso de contratos formales de servicio, que describen de manera precisa cómo debe consumirse el servicio.</w:t>
+        <w:t>Interoperabilidad entre diferentes plataformas y lenguajes de programación.</w:t>
       </w:r>
     </w:p>
     <w:p>
@@ -9977,111 +10089,124 @@
         </w:numPr>
       </w:pPr>
       <w:r>
+        <w:t>Uso de contratos formales de servicio, que describen de manera precisa cómo debe consumirse el servicio.</w:t>
+      </w:r>
+    </w:p>
+    <w:p>
+      <w:pPr>
+        <w:pStyle w:val="Prrafodelista"/>
+        <w:numPr>
+          <w:ilvl w:val="0"/>
+          <w:numId w:val="33"/>
+        </w:numPr>
+      </w:pPr>
+      <w:r>
+        <w:lastRenderedPageBreak/>
         <w:t>Alto nivel de estandarización, lo que facilita su adopción en entornos empresariales.</w:t>
       </w:r>
     </w:p>
     <w:p>
       <w:r>
-        <w:t xml:space="preserve">Debido a su estructura formal y a sus mecanismos de seguridad integrados, SOAP ha sido ampliamente utilizado en sistemas corporativos y en procesos de integración </w:t>
+        <w:t xml:space="preserve">Debido a su estructura formal y a sus mecanismos de seguridad integrados, SOAP ha sido ampliamente utilizado en sistemas corporativos y en procesos de integración entre aplicaciones empresariales. Sin embargo, en aplicaciones </w:t>
+      </w:r>
+      <w:r>
+        <w:rPr>
+          <w:rStyle w:val="Extranjerismo"/>
+        </w:rPr>
+        <w:t>web</w:t>
+      </w:r>
+      <w:r>
+        <w:t xml:space="preserve"> modernas también se utilizan otros enfoques de comunicación más ligeros, como los servicios basados en REST, que se abordarán en el siguiente apartado.</w:t>
+      </w:r>
+    </w:p>
+    <w:p/>
+    <w:p>
+      <w:pPr>
+        <w:pStyle w:val="Ttulo2"/>
+      </w:pPr>
+      <w:bookmarkStart w:id="19" w:name="_Toc230076311"/>
+      <w:r>
+        <w:t xml:space="preserve">Servicios </w:t>
+      </w:r>
+      <w:r>
+        <w:rPr>
+          <w:rStyle w:val="Extranjerismo"/>
+        </w:rPr>
+        <w:t>web</w:t>
+      </w:r>
+      <w:r>
+        <w:t xml:space="preserve"> REST</w:t>
+      </w:r>
+      <w:bookmarkEnd w:id="19"/>
+    </w:p>
+    <w:p>
+      <w:r>
+        <w:t>REST (</w:t>
+      </w:r>
+      <w:proofErr w:type="spellStart"/>
+      <w:r>
+        <w:t>Representational</w:t>
+      </w:r>
+      <w:proofErr w:type="spellEnd"/>
+      <w:r>
+        <w:t xml:space="preserve"> </w:t>
+      </w:r>
+      <w:proofErr w:type="spellStart"/>
+      <w:r>
+        <w:t>State</w:t>
+      </w:r>
+      <w:proofErr w:type="spellEnd"/>
+      <w:r>
+        <w:t xml:space="preserve"> Transfer o Transferencia de Estado Representacional) es un estilo arquitectónico utilizado para diseñar servicios </w:t>
+      </w:r>
+      <w:r>
+        <w:rPr>
+          <w:rStyle w:val="Extranjerismo"/>
+        </w:rPr>
+        <w:t>web</w:t>
+      </w:r>
+      <w:r>
+        <w:t xml:space="preserve"> que permiten la comunicación entre aplicaciones a través de Internet. A diferencia de SOAP, que es un protocolo formal, REST se basa en un conjunto de principios que orientan la forma en que los sistemas intercambian información mediante el uso de recursos accesibles a través de la </w:t>
+      </w:r>
+      <w:r>
+        <w:rPr>
+          <w:rStyle w:val="Extranjerismo"/>
+        </w:rPr>
+        <w:t>web</w:t>
+      </w:r>
+      <w:r>
+        <w:t>.</w:t>
+      </w:r>
+    </w:p>
+    <w:p>
+      <w:r>
+        <w:t xml:space="preserve">En los servicios REST, cada recurso como un usuario, un producto o una orden se identifica mediante una URL, y las aplicaciones interactúan con estos recursos utilizando métodos estándar del protocolo HTTP, como GET, POST, PUT y DELETE. De esta manera, los servicios REST facilitan la creación de aplicaciones </w:t>
+      </w:r>
+      <w:r>
+        <w:rPr>
+          <w:rStyle w:val="Extranjerismo"/>
+        </w:rPr>
+        <w:t>web</w:t>
+      </w:r>
+      <w:r>
+        <w:t xml:space="preserve"> flexibles, escalables y fáciles de integrar con distintos tipos de sistemas.</w:t>
+      </w:r>
+    </w:p>
+    <w:p>
+      <w:r>
+        <w:t>Una característica importante de REST es que las solicitudes realizadas al servidor son sin estado (</w:t>
+      </w:r>
+      <w:proofErr w:type="spellStart"/>
+      <w:r>
+        <w:t>stateless</w:t>
+      </w:r>
+      <w:proofErr w:type="spellEnd"/>
+      <w:r>
+        <w:t xml:space="preserve">), lo que significa que cada petición contiene toda la información necesaria para ser procesada, sin depender de solicitudes anteriores. Esto </w:t>
       </w:r>
       <w:r>
         <w:lastRenderedPageBreak/>
-        <w:t xml:space="preserve">entre aplicaciones empresariales. Sin embargo, en aplicaciones </w:t>
-      </w:r>
-      <w:r>
-        <w:rPr>
-          <w:rStyle w:val="Extranjerismo"/>
-        </w:rPr>
-        <w:t>web</w:t>
-      </w:r>
-      <w:r>
-        <w:t xml:space="preserve"> modernas también se utilizan otros enfoques de comunicación más ligeros, como los servicios basados en REST, que se abordarán en el siguiente apartado.</w:t>
-      </w:r>
-    </w:p>
-    <w:p/>
-    <w:p>
-      <w:pPr>
-        <w:pStyle w:val="Ttulo2"/>
-      </w:pPr>
-      <w:bookmarkStart w:id="19" w:name="_Toc230076311"/>
-      <w:r>
-        <w:t xml:space="preserve">Servicios </w:t>
-      </w:r>
-      <w:r>
-        <w:rPr>
-          <w:rStyle w:val="Extranjerismo"/>
-        </w:rPr>
-        <w:t>web</w:t>
-      </w:r>
-      <w:r>
-        <w:t xml:space="preserve"> REST</w:t>
-      </w:r>
-      <w:bookmarkEnd w:id="19"/>
-    </w:p>
-    <w:p>
-      <w:r>
-        <w:t>REST (</w:t>
-      </w:r>
-      <w:proofErr w:type="spellStart"/>
-      <w:r>
-        <w:t>Representational</w:t>
-      </w:r>
-      <w:proofErr w:type="spellEnd"/>
-      <w:r>
-        <w:t xml:space="preserve"> </w:t>
-      </w:r>
-      <w:proofErr w:type="spellStart"/>
-      <w:r>
-        <w:t>State</w:t>
-      </w:r>
-      <w:proofErr w:type="spellEnd"/>
-      <w:r>
-        <w:t xml:space="preserve"> Transfer o Transferencia de Estado Representacional) es un estilo arquitectónico utilizado para diseñar servicios </w:t>
-      </w:r>
-      <w:r>
-        <w:rPr>
-          <w:rStyle w:val="Extranjerismo"/>
-        </w:rPr>
-        <w:t>web</w:t>
-      </w:r>
-      <w:r>
-        <w:t xml:space="preserve"> que permiten la comunicación entre aplicaciones a través de Internet. A diferencia de SOAP, que es un protocolo formal, REST se basa en un conjunto de principios que orientan la forma en que los sistemas intercambian información mediante el uso de recursos accesibles a través de la </w:t>
-      </w:r>
-      <w:r>
-        <w:rPr>
-          <w:rStyle w:val="Extranjerismo"/>
-        </w:rPr>
-        <w:t>web</w:t>
-      </w:r>
-      <w:r>
-        <w:t>.</w:t>
-      </w:r>
-    </w:p>
-    <w:p>
-      <w:r>
-        <w:t xml:space="preserve">En los servicios REST, cada recurso como un usuario, un producto o una orden se identifica mediante una URL, y las aplicaciones interactúan con estos recursos utilizando métodos estándar del protocolo HTTP, como GET, POST, PUT y DELETE. De esta manera, los servicios REST facilitan la creación de aplicaciones </w:t>
-      </w:r>
-      <w:r>
-        <w:rPr>
-          <w:rStyle w:val="Extranjerismo"/>
-        </w:rPr>
-        <w:t>web</w:t>
-      </w:r>
-      <w:r>
-        <w:t xml:space="preserve"> flexibles, escalables y fáciles de integrar con distintos tipos de sistemas.</w:t>
-      </w:r>
-    </w:p>
-    <w:p>
-      <w:r>
-        <w:t>Una característica importante de REST es que las solicitudes realizadas al servidor son sin estado (</w:t>
-      </w:r>
-      <w:proofErr w:type="spellStart"/>
-      <w:r>
-        <w:t>stateless</w:t>
-      </w:r>
-      <w:proofErr w:type="spellEnd"/>
-      <w:r>
-        <w:t>), lo que significa que cada petición contiene toda la información necesaria para ser procesada, sin depender de solicitudes anteriores. Esto permite que los sistemas sean más eficientes y escalables, especialmente en entornos de computación en la nube.</w:t>
+        <w:t>permite que los sistemas sean más eficientes y escalables, especialmente en entornos de computación en la nube.</w:t>
       </w:r>
     </w:p>
     <w:p>
@@ -10116,7 +10241,6 @@
         </w:numPr>
       </w:pPr>
       <w:r>
-        <w:lastRenderedPageBreak/>
         <w:t xml:space="preserve">Uso de estándares </w:t>
       </w:r>
       <w:r>
@@ -10208,6 +10332,7 @@
       </w:pPr>
       <w:bookmarkStart w:id="20" w:name="_Toc230076312"/>
       <w:r>
+        <w:lastRenderedPageBreak/>
         <w:t>Aplicaciones y almacenamiento de datos en arquitecturas de servicios</w:t>
       </w:r>
       <w:bookmarkEnd w:id="20"/>
@@ -10227,7 +10352,6 @@
     </w:p>
     <w:p>
       <w:r>
-        <w:lastRenderedPageBreak/>
         <w:t>En este tipo de arquitectura, es común que cada servicio gestione sus propios datos o recursos de almacenamiento. De esta manera, se reduce la dependencia entre componentes y se permite que cada parte del sistema evolucione de forma independiente. Además, en muchos entornos actuales estas soluciones se implementan sobre infraestructuras en la nube, lo que proporciona mayor disponibilidad, flexibilidad y capacidad de crecimiento según las necesidades del sistema.</w:t>
       </w:r>
     </w:p>
@@ -10325,6 +10449,7 @@
         <w:rPr>
           <w:b/>
         </w:rPr>
+        <w:lastRenderedPageBreak/>
         <w:t>Plataformas de análisis de datos</w:t>
       </w:r>
     </w:p>
@@ -10349,8 +10474,6 @@
         <w:t xml:space="preserve"> permiten concentrar grandes cantidades de información para su análisis, generación de reportes e inteligencia de negocio.</w:t>
       </w:r>
     </w:p>
-    <w:p/>
-    <w:p/>
     <w:p>
       <w:pPr>
         <w:pStyle w:val="Prrafodelista"/>
@@ -10366,7 +10489,6 @@
         <w:rPr>
           <w:b/>
         </w:rPr>
-        <w:lastRenderedPageBreak/>
         <w:t>API Gateway</w:t>
       </w:r>
     </w:p>
@@ -10375,6 +10497,7 @@
         <w:t>Es un componente que actúa como punto de entrada para las solicitudes que realizan las aplicaciones cliente. Su función consiste en recibir las peticiones, dirigirlas al servicio correspondiente y gestionar aspectos como seguridad, autenticación o control del tráfico.</w:t>
       </w:r>
     </w:p>
+    <w:p/>
     <w:p>
       <w:r>
         <w:t xml:space="preserve">La integración de estos componentes permite construir sistemas más flexibles, resilientes y preparados para entornos distribuidos, donde múltiples aplicaciones interactúan entre sí mediante servicios </w:t>
@@ -10600,11 +10723,12 @@
       <w:r>
         <w:t xml:space="preserve">Dependiendo de la tecnología utilizada, es necesario instalar el entorno correspondiente, como Node.js para aplicaciones JavaScript, Python para desarrollo con </w:t>
       </w:r>
-      <w:proofErr w:type="spellStart"/>
-      <w:r>
+      <w:r>
+        <w:rPr>
+          <w:rStyle w:val="Extranjerismo"/>
+        </w:rPr>
         <w:t>frameworks</w:t>
       </w:r>
-      <w:proofErr w:type="spellEnd"/>
       <w:r>
         <w:t xml:space="preserve"> como </w:t>
       </w:r>
@@ -10873,20 +10997,6 @@
       </w:r>
     </w:p>
     <w:p>
-      <w:r>
-        <w:t xml:space="preserve">Se recomienda un mínimo de 8 GB para proyectos sencillos o desarrollo </w:t>
-      </w:r>
-      <w:r>
-        <w:rPr>
-          <w:rStyle w:val="Extranjerismo"/>
-        </w:rPr>
-        <w:t>web</w:t>
-      </w:r>
-      <w:r>
-        <w:t xml:space="preserve"> básico. Para proyectos más complejos o cuando se utilizan múltiples herramientas simultáneamente, se recomienda contar con 16 GB o más.</w:t>
-      </w:r>
-    </w:p>
-    <w:p>
       <w:pPr>
         <w:pStyle w:val="Prrafodelista"/>
         <w:numPr>
@@ -10901,12 +11011,21 @@
         <w:rPr>
           <w:b/>
         </w:rPr>
-        <w:t>Procesador (CPU)</w:t>
-      </w:r>
-    </w:p>
-    <w:p>
-      <w:r>
-        <w:t>Un procesador de gama media o superior permite ejecutar el IDE, compilar código y realizar tareas de depuración con mayor rapidez. Procesadores multinúcleo mejoran el rendimiento en procesos de compilación y ejecución.</w:t>
+        <w:t>Memoria RAM</w:t>
+      </w:r>
+    </w:p>
+    <w:p>
+      <w:r>
+        <w:t xml:space="preserve">Se recomienda un mínimo de 8 GB para proyectos sencillos o desarrollo </w:t>
+      </w:r>
+      <w:r>
+        <w:rPr>
+          <w:rStyle w:val="Extranjerismo"/>
+        </w:rPr>
+        <w:t>web</w:t>
+      </w:r>
+      <w:r>
+        <w:t xml:space="preserve"> básico. Para proyectos más complejos o cuando se utilizan múltiples herramientas simultáneamente, se recomienda contar con 16 GB o más.</w:t>
       </w:r>
     </w:p>
     <w:p>
@@ -10924,15 +11043,14 @@
         <w:rPr>
           <w:b/>
         </w:rPr>
-        <w:t>Almacenamiento</w:t>
-      </w:r>
-    </w:p>
-    <w:p>
-      <w:r>
-        <w:t>Es recomendable utilizar unidades de estado sólido (SSD), ya que permiten una carga más rápida del sistema operativo, del IDE y de los proyectos de desarrollo. Un espacio de almacenamiento de al menos 256 GB suele ser suficiente para proyectos académicos o iniciales.</w:t>
-      </w:r>
-    </w:p>
-    <w:p/>
+        <w:t>Procesador (CPU)</w:t>
+      </w:r>
+    </w:p>
+    <w:p>
+      <w:r>
+        <w:t>Un procesador de gama media o superior permite ejecutar el IDE, compilar código y realizar tareas de depuración con mayor rapidez. Procesadores multinúcleo mejoran el rendimiento en procesos de compilación y ejecución.</w:t>
+      </w:r>
+    </w:p>
     <w:p>
       <w:pPr>
         <w:pStyle w:val="Prrafodelista"/>
@@ -10948,41 +11066,12 @@
         <w:rPr>
           <w:b/>
         </w:rPr>
-        <w:lastRenderedPageBreak/>
-        <w:t>Pantalla y resolución</w:t>
-      </w:r>
-    </w:p>
-    <w:p>
-      <w:r>
-        <w:t>Una resolución de al menos 1920 × 1080 píxeles, facilita la visualización simultánea de múltiples ventanas de código, consolas y herramientas de depuración.</w:t>
-      </w:r>
-    </w:p>
-    <w:p>
-      <w:r>
-        <w:t xml:space="preserve">En relación con los requerimientos de </w:t>
-      </w:r>
-      <w:r>
-        <w:rPr>
-          <w:rStyle w:val="Extranjerismo"/>
-        </w:rPr>
-        <w:t>software</w:t>
-      </w:r>
-      <w:r>
-        <w:t xml:space="preserve">, además del </w:t>
-      </w:r>
-      <w:bookmarkStart w:id="25" w:name="_Hlk230073781"/>
-      <w:r>
-        <w:rPr>
-          <w:rStyle w:val="Extranjerismo"/>
-        </w:rPr>
-        <w:t>hardware</w:t>
-      </w:r>
-      <w:r>
-        <w:t xml:space="preserve"> </w:t>
-      </w:r>
-      <w:bookmarkEnd w:id="25"/>
-      <w:r>
-        <w:t>es necesario disponer de un entorno adecuado que permita instalar y ejecutar las herramientas de desarrollo:</w:t>
+        <w:t>Almacenamiento</w:t>
+      </w:r>
+    </w:p>
+    <w:p>
+      <w:r>
+        <w:t>Es recomendable utilizar unidades de estado sólido (SSD), ya que permiten una carga más rápida del sistema operativo, del IDE y de los proyectos de desarrollo. Un espacio de almacenamiento de al menos 256 GB suele ser suficiente para proyectos académicos o iniciales.</w:t>
       </w:r>
     </w:p>
     <w:p>
@@ -11000,12 +11089,42 @@
         <w:rPr>
           <w:b/>
         </w:rPr>
-        <w:t>Sistema operativo</w:t>
-      </w:r>
-    </w:p>
-    <w:p>
-      <w:r>
-        <w:t>Los IDE modernos funcionan generalmente en sistemas operativos como Windows, macOS o distribuciones Linux actualizadas.</w:t>
+        <w:lastRenderedPageBreak/>
+        <w:t>Pantalla y resolución</w:t>
+      </w:r>
+    </w:p>
+    <w:p>
+      <w:r>
+        <w:t>Una resolución de al menos 1920 × 1080 píxeles, facilita la visualización simultánea de múltiples ventanas de código, consolas y herramientas de depuración.</w:t>
+      </w:r>
+    </w:p>
+    <w:p/>
+    <w:p>
+      <w:r>
+        <w:t xml:space="preserve">En relación con los requerimientos de </w:t>
+      </w:r>
+      <w:r>
+        <w:rPr>
+          <w:rStyle w:val="Extranjerismo"/>
+        </w:rPr>
+        <w:t>software</w:t>
+      </w:r>
+      <w:r>
+        <w:t xml:space="preserve">, además del </w:t>
+      </w:r>
+      <w:bookmarkStart w:id="25" w:name="_Hlk230073781"/>
+      <w:r>
+        <w:rPr>
+          <w:rStyle w:val="Extranjerismo"/>
+        </w:rPr>
+        <w:t>hardware</w:t>
+      </w:r>
+      <w:r>
+        <w:t xml:space="preserve"> </w:t>
+      </w:r>
+      <w:bookmarkEnd w:id="25"/>
+      <w:r>
+        <w:t>es necesario disponer de un entorno adecuado que permita instalar y ejecutar las herramientas de desarrollo:</w:t>
       </w:r>
     </w:p>
     <w:p>
@@ -11023,20 +11142,12 @@
         <w:rPr>
           <w:b/>
         </w:rPr>
-        <w:t>Entornos de ejecución y dependencias</w:t>
-      </w:r>
-    </w:p>
-    <w:p>
-      <w:r>
-        <w:t xml:space="preserve">Dependiendo del lenguaje utilizado, pueden requerirse componentes adicionales como el Java </w:t>
-      </w:r>
-      <w:proofErr w:type="spellStart"/>
-      <w:r>
-        <w:t>Development</w:t>
-      </w:r>
-      <w:proofErr w:type="spellEnd"/>
-      <w:r>
-        <w:t xml:space="preserve"> Kit (JDK), Node.js, Python o entornos de ejecución específicos del lenguaje.</w:t>
+        <w:t>Sistema operativo</w:t>
+      </w:r>
+    </w:p>
+    <w:p>
+      <w:r>
+        <w:t>Los IDE modernos funcionan generalmente en sistemas operativos como Windows, macOS o distribuciones Linux actualizadas.</w:t>
       </w:r>
     </w:p>
     <w:p>
@@ -11054,36 +11165,20 @@
         <w:rPr>
           <w:b/>
         </w:rPr>
-        <w:t>Gestores de dependencias</w:t>
-      </w:r>
-    </w:p>
-    <w:p>
-      <w:r>
-        <w:t xml:space="preserve">Herramientas como </w:t>
+        <w:t>Entornos de ejecución y dependencias</w:t>
+      </w:r>
+    </w:p>
+    <w:p>
+      <w:r>
+        <w:t xml:space="preserve">Dependiendo del lenguaje utilizado, pueden requerirse componentes adicionales como el Java </w:t>
       </w:r>
       <w:proofErr w:type="spellStart"/>
       <w:r>
-        <w:t>npm</w:t>
+        <w:t>Development</w:t>
       </w:r>
       <w:proofErr w:type="spellEnd"/>
       <w:r>
-        <w:t xml:space="preserve">, Maven, </w:t>
-      </w:r>
-      <w:proofErr w:type="spellStart"/>
-      <w:r>
-        <w:t>Gradle</w:t>
-      </w:r>
-      <w:proofErr w:type="spellEnd"/>
-      <w:r>
-        <w:t xml:space="preserve"> o </w:t>
-      </w:r>
-      <w:proofErr w:type="spellStart"/>
-      <w:r>
-        <w:t>pip</w:t>
-      </w:r>
-      <w:proofErr w:type="spellEnd"/>
-      <w:r>
-        <w:t xml:space="preserve"> permiten instalar librerías y paquetes necesarios para el desarrollo de aplicaciones.</w:t>
+        <w:t xml:space="preserve"> Kit (JDK), Node.js, Python o entornos de ejecución específicos del lenguaje.</w:t>
       </w:r>
     </w:p>
     <w:p>
@@ -11101,6 +11196,53 @@
         <w:rPr>
           <w:b/>
         </w:rPr>
+        <w:t>Gestores de dependencias</w:t>
+      </w:r>
+    </w:p>
+    <w:p>
+      <w:r>
+        <w:t xml:space="preserve">Herramientas como </w:t>
+      </w:r>
+      <w:proofErr w:type="spellStart"/>
+      <w:r>
+        <w:t>npm</w:t>
+      </w:r>
+      <w:proofErr w:type="spellEnd"/>
+      <w:r>
+        <w:t xml:space="preserve">, Maven, </w:t>
+      </w:r>
+      <w:proofErr w:type="spellStart"/>
+      <w:r>
+        <w:t>Gradle</w:t>
+      </w:r>
+      <w:proofErr w:type="spellEnd"/>
+      <w:r>
+        <w:t xml:space="preserve"> o </w:t>
+      </w:r>
+      <w:proofErr w:type="spellStart"/>
+      <w:r>
+        <w:t>pip</w:t>
+      </w:r>
+      <w:proofErr w:type="spellEnd"/>
+      <w:r>
+        <w:t xml:space="preserve"> permiten instalar librerías y paquetes necesarios para el desarrollo de aplicaciones.</w:t>
+      </w:r>
+    </w:p>
+    <w:p>
+      <w:pPr>
+        <w:pStyle w:val="Prrafodelista"/>
+        <w:numPr>
+          <w:ilvl w:val="0"/>
+          <w:numId w:val="35"/>
+        </w:numPr>
+        <w:rPr>
+          <w:b/>
+        </w:rPr>
+      </w:pPr>
+      <w:r>
+        <w:rPr>
+          <w:b/>
+        </w:rPr>
         <w:t>Conexión a Internet</w:t>
       </w:r>
     </w:p>
@@ -11119,6 +11261,7 @@
     </w:p>
     <w:p>
       <w:r>
+        <w:lastRenderedPageBreak/>
         <w:t>A continuación, se presenta una comparación general de los requerimientos según el nivel de trabajo.</w:t>
       </w:r>
     </w:p>
@@ -11127,7 +11270,6 @@
         <w:pStyle w:val="Tabla"/>
       </w:pPr>
       <w:r>
-        <w:lastRenderedPageBreak/>
         <w:t>Comparativa de requerimientos según el nivel de uso</w:t>
       </w:r>
     </w:p>
@@ -11153,7 +11295,7 @@
           </w:tcPr>
           <w:p>
             <w:pPr>
-              <w:ind w:firstLine="0"/>
+              <w:pStyle w:val="TextoTablas"/>
             </w:pPr>
             <w:r>
               <w:t>Componente</w:t>
@@ -11166,7 +11308,7 @@
           </w:tcPr>
           <w:p>
             <w:pPr>
-              <w:ind w:firstLine="0"/>
+              <w:pStyle w:val="TextoTablas"/>
             </w:pPr>
             <w:r>
               <w:t>Nivel básico (aprendiz)</w:t>
@@ -11179,7 +11321,7 @@
           </w:tcPr>
           <w:p>
             <w:pPr>
-              <w:ind w:firstLine="0"/>
+              <w:pStyle w:val="TextoTablas"/>
             </w:pPr>
             <w:r>
               <w:t>Nivel avanzado o profesional</w:t>
@@ -11197,7 +11339,7 @@
           </w:tcPr>
           <w:p>
             <w:pPr>
-              <w:ind w:firstLine="0"/>
+              <w:pStyle w:val="TextoTablas"/>
             </w:pPr>
             <w:r>
               <w:t>Memoria RAM.</w:t>
@@ -11210,7 +11352,7 @@
           </w:tcPr>
           <w:p>
             <w:pPr>
-              <w:ind w:firstLine="0"/>
+              <w:pStyle w:val="TextoTablas"/>
             </w:pPr>
             <w:r>
               <w:t>8 GB.</w:t>
@@ -11223,7 +11365,7 @@
           </w:tcPr>
           <w:p>
             <w:pPr>
-              <w:ind w:firstLine="0"/>
+              <w:pStyle w:val="TextoTablas"/>
             </w:pPr>
             <w:r>
               <w:t>16 GB o más.</w:t>
@@ -11238,7 +11380,7 @@
           </w:tcPr>
           <w:p>
             <w:pPr>
-              <w:ind w:firstLine="0"/>
+              <w:pStyle w:val="TextoTablas"/>
             </w:pPr>
             <w:r>
               <w:t>Procesador.</w:t>
@@ -11251,7 +11393,7 @@
           </w:tcPr>
           <w:p>
             <w:pPr>
-              <w:ind w:firstLine="0"/>
+              <w:pStyle w:val="TextoTablas"/>
             </w:pPr>
             <w:r>
               <w:t>Gama media.</w:t>
@@ -11264,7 +11406,7 @@
           </w:tcPr>
           <w:p>
             <w:pPr>
-              <w:ind w:firstLine="0"/>
+              <w:pStyle w:val="TextoTablas"/>
             </w:pPr>
             <w:r>
               <w:t>Gama media-alta o superior.</w:t>
@@ -11282,7 +11424,7 @@
           </w:tcPr>
           <w:p>
             <w:pPr>
-              <w:ind w:firstLine="0"/>
+              <w:pStyle w:val="TextoTablas"/>
             </w:pPr>
             <w:r>
               <w:t>Almacenamiento.</w:t>
@@ -11295,7 +11437,7 @@
           </w:tcPr>
           <w:p>
             <w:pPr>
-              <w:ind w:firstLine="0"/>
+              <w:pStyle w:val="TextoTablas"/>
             </w:pPr>
             <w:r>
               <w:t>256 GB SSD.</w:t>
@@ -11308,7 +11450,7 @@
           </w:tcPr>
           <w:p>
             <w:pPr>
-              <w:ind w:firstLine="0"/>
+              <w:pStyle w:val="TextoTablas"/>
             </w:pPr>
             <w:r>
               <w:t>512 GB SSD o más.</w:t>
@@ -11323,7 +11465,7 @@
           </w:tcPr>
           <w:p>
             <w:pPr>
-              <w:ind w:firstLine="0"/>
+              <w:pStyle w:val="TextoTablas"/>
             </w:pPr>
             <w:r>
               <w:t>Gráficos.</w:t>
@@ -11336,7 +11478,7 @@
           </w:tcPr>
           <w:p>
             <w:pPr>
-              <w:ind w:firstLine="0"/>
+              <w:pStyle w:val="TextoTablas"/>
             </w:pPr>
             <w:r>
               <w:t>Integrados.</w:t>
@@ -11349,7 +11491,7 @@
           </w:tcPr>
           <w:p>
             <w:pPr>
-              <w:ind w:firstLine="0"/>
+              <w:pStyle w:val="TextoTablas"/>
             </w:pPr>
             <w:r>
               <w:t>Integrados o dedicados según el proyecto.</w:t>
@@ -11391,14 +11533,12 @@
       </w:r>
     </w:p>
     <w:p/>
-    <w:p/>
     <w:p>
       <w:pPr>
         <w:pStyle w:val="Ttulo2"/>
       </w:pPr>
       <w:bookmarkStart w:id="26" w:name="_Toc230076317"/>
       <w:r>
-        <w:lastRenderedPageBreak/>
         <w:t xml:space="preserve">Codificación de módulos y desarrollo de </w:t>
       </w:r>
       <w:proofErr w:type="spellStart"/>
@@ -11432,6 +11572,7 @@
     </w:p>
     <w:p>
       <w:r>
+        <w:lastRenderedPageBreak/>
         <w:t xml:space="preserve">En el contexto de las arquitecturas basadas en servicios, estos módulos suelen implementarse mediante </w:t>
       </w:r>
       <w:proofErr w:type="spellStart"/>
@@ -11525,7 +11666,6 @@
         </w:numPr>
       </w:pPr>
       <w:r>
-        <w:lastRenderedPageBreak/>
         <w:t>El cliente envía una solicitud al servidor siguiendo el formato definido en la documentación de la API.</w:t>
       </w:r>
     </w:p>
@@ -11562,6 +11702,7 @@
         </w:numPr>
       </w:pPr>
       <w:r>
+        <w:lastRenderedPageBreak/>
         <w:t>Finalmente, el servidor devuelve una respuesta que indica si la operación se realizó correctamente y, cuando corresponde, incluye los datos solicitados.</w:t>
       </w:r>
     </w:p>
@@ -11578,7 +11719,12 @@
     </w:p>
     <w:p>
       <w:r>
-        <w:t>Para comprender el funcionamiento de una API REST, se puede considerar el caso de un sistema de gestión de productos en una tienda en línea. En este sistema, cada producto representa un recurso accesible mediante una URL. Por ejemplo:</w:t>
+        <w:t>Para comprender el funcionamiento de una API REST, se puede considerar el caso de un sistema de gestión de productos en una tienda en línea. En este sistema, cada producto representa un recurso accesible mediante una URL.</w:t>
+      </w:r>
+    </w:p>
+    <w:p>
+      <w:r>
+        <w:t xml:space="preserve"> Por ejemplo:</w:t>
       </w:r>
     </w:p>
     <w:p>
@@ -11643,26 +11789,26 @@
     </w:p>
     <w:p>
       <w:r>
+        <w:t xml:space="preserve">Este tipo de estructura facilita la integración entre aplicaciones y permite que diferentes clientes, como aplicaciones </w:t>
+      </w:r>
+      <w:r>
+        <w:rPr>
+          <w:rStyle w:val="Extranjerismo"/>
+        </w:rPr>
+        <w:t>web</w:t>
+      </w:r>
+      <w:r>
+        <w:t xml:space="preserve"> o móviles, interactúen con el mismo servicio de manera estandarizada.</w:t>
+      </w:r>
+    </w:p>
+    <w:p/>
+    <w:p>
+      <w:pPr>
+        <w:pStyle w:val="Ttulo2"/>
+      </w:pPr>
+      <w:bookmarkStart w:id="27" w:name="_Toc230076318"/>
+      <w:r>
         <w:lastRenderedPageBreak/>
-        <w:t xml:space="preserve">Este tipo de estructura facilita la integración entre aplicaciones y permite que diferentes clientes, como aplicaciones </w:t>
-      </w:r>
-      <w:r>
-        <w:rPr>
-          <w:rStyle w:val="Extranjerismo"/>
-        </w:rPr>
-        <w:t>web</w:t>
-      </w:r>
-      <w:r>
-        <w:t xml:space="preserve"> o móviles, interactúen con el mismo servicio de manera estandarizada.</w:t>
-      </w:r>
-    </w:p>
-    <w:p/>
-    <w:p>
-      <w:pPr>
-        <w:pStyle w:val="Ttulo2"/>
-      </w:pPr>
-      <w:bookmarkStart w:id="27" w:name="_Toc230076318"/>
-      <w:r>
         <w:t xml:space="preserve">Solicitudes, respuestas y autenticación en </w:t>
       </w:r>
       <w:proofErr w:type="spellStart"/>
@@ -11717,7 +11863,6 @@
         <w:t>Las solicitudes enviadas por el cliente al servidor suelen incluir varios componentes que permiten identificar el recurso solicitado y la operación que se desea realizar.</w:t>
       </w:r>
     </w:p>
-    <w:p/>
     <w:p>
       <w:pPr>
         <w:pStyle w:val="Prrafodelista"/>
@@ -11734,14 +11879,9 @@
         <w:t>Identificador del recurso (URL)</w:t>
       </w:r>
       <w:r>
-        <w:t xml:space="preserve">: cada recurso disponible en la API se identifica mediante una dirección única denominada URL. Esta dirección indica al servidor qué recurso desea consultar o manipular el cliente. Por </w:t>
-      </w:r>
-      <w:r>
-        <w:lastRenderedPageBreak/>
-        <w:t>ejemplo, en una API de productos, la dirección /productos puede utilizarse para consultar la lista de productos disponibles.</w:t>
-      </w:r>
-    </w:p>
-    <w:p/>
+        <w:t>: cada recurso disponible en la API se identifica mediante una dirección única denominada URL. Esta dirección indica al servidor qué recurso desea consultar o manipular el cliente. Por ejemplo, en una API de productos, la dirección /productos puede utilizarse para consultar la lista de productos disponibles.</w:t>
+      </w:r>
+    </w:p>
     <w:p>
       <w:pPr>
         <w:pStyle w:val="Prrafodelista"/>
@@ -11761,12 +11901,17 @@
         <w:t>: indica la acción que el cliente desea realizar sobre el recurso. Los métodos más utilizados permiten consultar, crear, actualizar o eliminar información dentro del sistema.</w:t>
       </w:r>
     </w:p>
-    <w:p/>
+    <w:p>
+      <w:pPr>
+        <w:pStyle w:val="Prrafodelista"/>
+      </w:pPr>
+    </w:p>
     <w:p>
       <w:pPr>
         <w:pStyle w:val="Tabla"/>
       </w:pPr>
       <w:r>
+        <w:lastRenderedPageBreak/>
         <w:t xml:space="preserve">Métodos HTTP comunes en </w:t>
       </w:r>
       <w:proofErr w:type="spellStart"/>
@@ -11800,7 +11945,7 @@
           </w:tcPr>
           <w:p>
             <w:pPr>
-              <w:ind w:firstLine="0"/>
+              <w:pStyle w:val="TextoTablas"/>
             </w:pPr>
             <w:r>
               <w:t>Método HTTP</w:t>
@@ -11813,7 +11958,7 @@
           </w:tcPr>
           <w:p>
             <w:pPr>
-              <w:ind w:firstLine="0"/>
+              <w:pStyle w:val="TextoTablas"/>
             </w:pPr>
             <w:r>
               <w:t>Uso típico</w:t>
@@ -11826,7 +11971,7 @@
           </w:tcPr>
           <w:p>
             <w:pPr>
-              <w:ind w:firstLine="0"/>
+              <w:pStyle w:val="TextoTablas"/>
             </w:pPr>
             <w:r>
               <w:t>Observación</w:t>
@@ -11844,7 +11989,7 @@
           </w:tcPr>
           <w:p>
             <w:pPr>
-              <w:ind w:firstLine="0"/>
+              <w:pStyle w:val="TextoTablas"/>
             </w:pPr>
             <w:r>
               <w:t>GET</w:t>
@@ -11857,7 +12002,7 @@
           </w:tcPr>
           <w:p>
             <w:pPr>
-              <w:ind w:firstLine="0"/>
+              <w:pStyle w:val="TextoTablas"/>
             </w:pPr>
             <w:r>
               <w:t>Consultar recursos.</w:t>
@@ -11870,7 +12015,7 @@
           </w:tcPr>
           <w:p>
             <w:pPr>
-              <w:ind w:firstLine="0"/>
+              <w:pStyle w:val="TextoTablas"/>
             </w:pPr>
             <w:r>
               <w:t>No debe modificar el estado del servidor.</w:t>
@@ -11885,7 +12030,7 @@
           </w:tcPr>
           <w:p>
             <w:pPr>
-              <w:ind w:firstLine="0"/>
+              <w:pStyle w:val="TextoTablas"/>
             </w:pPr>
             <w:r>
               <w:t>POST</w:t>
@@ -11898,7 +12043,7 @@
           </w:tcPr>
           <w:p>
             <w:pPr>
-              <w:ind w:firstLine="0"/>
+              <w:pStyle w:val="TextoTablas"/>
             </w:pPr>
             <w:r>
               <w:t>Crear recursos.</w:t>
@@ -11911,7 +12056,7 @@
           </w:tcPr>
           <w:p>
             <w:pPr>
-              <w:ind w:firstLine="0"/>
+              <w:pStyle w:val="TextoTablas"/>
             </w:pPr>
             <w:r>
               <w:t>Suele generar nuevos registros.</w:t>
@@ -11929,7 +12074,7 @@
           </w:tcPr>
           <w:p>
             <w:pPr>
-              <w:ind w:firstLine="0"/>
+              <w:pStyle w:val="TextoTablas"/>
             </w:pPr>
             <w:r>
               <w:t>PUT</w:t>
@@ -11942,7 +12087,7 @@
           </w:tcPr>
           <w:p>
             <w:pPr>
-              <w:ind w:firstLine="0"/>
+              <w:pStyle w:val="TextoTablas"/>
             </w:pPr>
             <w:r>
               <w:t>Actualizar un recurso completo.</w:t>
@@ -11955,7 +12100,7 @@
           </w:tcPr>
           <w:p>
             <w:pPr>
-              <w:ind w:firstLine="0"/>
+              <w:pStyle w:val="TextoTablas"/>
             </w:pPr>
             <w:r>
               <w:t>Es idempotente cuando se usa correctamente.</w:t>
@@ -11970,7 +12115,7 @@
           </w:tcPr>
           <w:p>
             <w:pPr>
-              <w:ind w:firstLine="0"/>
+              <w:pStyle w:val="TextoTablas"/>
             </w:pPr>
             <w:r>
               <w:t>DELETE</w:t>
@@ -11983,7 +12128,7 @@
           </w:tcPr>
           <w:p>
             <w:pPr>
-              <w:ind w:firstLine="0"/>
+              <w:pStyle w:val="TextoTablas"/>
             </w:pPr>
             <w:r>
               <w:t>Eliminar recursos.</w:t>
@@ -11996,7 +12141,7 @@
           </w:tcPr>
           <w:p>
             <w:pPr>
-              <w:ind w:firstLine="0"/>
+              <w:pStyle w:val="TextoTablas"/>
             </w:pPr>
             <w:r>
               <w:t>Debe validarse mediante autenticación.</w:t>
@@ -12022,14 +12167,15 @@
         <w:t>Encabezados de la solicitud</w:t>
       </w:r>
       <w:r>
-        <w:t xml:space="preserve">: contienen metadatos que describen la solicitud. Estos pueden indicar, por ejemplo, el formato de los datos enviados, el tipo </w:t>
-      </w:r>
-      <w:r>
-        <w:lastRenderedPageBreak/>
-        <w:t>de respuesta esperado o información relacionada con la autenticación del cliente.</w:t>
-      </w:r>
-    </w:p>
-    <w:p/>
+        <w:t>: contienen metadatos que describen la solicitud. Estos pueden indicar, por ejemplo, el formato de los datos enviados, el tipo de respuesta esperado o información relacionada con la autenticación del cliente.</w:t>
+      </w:r>
+    </w:p>
+    <w:p>
+      <w:pPr>
+        <w:pStyle w:val="Prrafodelista"/>
+        <w:ind w:left="1134" w:firstLine="0"/>
+      </w:pPr>
+    </w:p>
     <w:p>
       <w:pPr>
         <w:pStyle w:val="Prrafodelista"/>
@@ -12052,12 +12198,7 @@
     <w:p>
       <w:pPr>
         <w:pStyle w:val="Prrafodelista"/>
-      </w:pPr>
-    </w:p>
-    <w:p>
-      <w:pPr>
-        <w:pStyle w:val="Prrafodelista"/>
-        <w:ind w:left="1429" w:firstLine="0"/>
+        <w:ind w:left="1134" w:firstLine="0"/>
       </w:pPr>
     </w:p>
     <w:p>
@@ -12100,6 +12241,7 @@
         </w:numPr>
       </w:pPr>
       <w:r>
+        <w:lastRenderedPageBreak/>
         <w:t>Parámetros de consulta, que agregan información adicional a la solicitud, como filtros o criterios de búsqueda.</w:t>
       </w:r>
     </w:p>
@@ -12115,10 +12257,12 @@
         <w:t>Parámetros de cookie, utilizados en algunos casos para mantener información de sesión.</w:t>
       </w:r>
     </w:p>
-    <w:p/>
-    <w:p/>
-    <w:p/>
-    <w:p/>
+    <w:p>
+      <w:pPr>
+        <w:pStyle w:val="Prrafodelista"/>
+        <w:ind w:left="2149" w:firstLine="0"/>
+      </w:pPr>
+    </w:p>
     <w:p>
       <w:pPr>
         <w:pStyle w:val="Prrafodelista"/>
@@ -12128,7 +12272,6 @@
         </w:numPr>
       </w:pPr>
       <w:r>
-        <w:lastRenderedPageBreak/>
         <w:t>Elementos de la respuesta del servidor</w:t>
       </w:r>
     </w:p>
@@ -12244,6 +12387,7 @@
         <w:rPr>
           <w:b/>
         </w:rPr>
+        <w:lastRenderedPageBreak/>
         <w:t>Encabezados de la respuesta</w:t>
       </w:r>
       <w:r>
@@ -12260,7 +12404,6 @@
         </w:numPr>
       </w:pPr>
       <w:r>
-        <w:lastRenderedPageBreak/>
         <w:t xml:space="preserve">Métodos de autenticación en </w:t>
       </w:r>
       <w:proofErr w:type="spellStart"/>
@@ -12314,7 +12457,7 @@
           </w:tcPr>
           <w:p>
             <w:pPr>
-              <w:ind w:firstLine="0"/>
+              <w:pStyle w:val="TextoTablas"/>
             </w:pPr>
             <w:r>
               <w:t>Método de autenticación</w:t>
@@ -12327,7 +12470,7 @@
           </w:tcPr>
           <w:p>
             <w:pPr>
-              <w:ind w:firstLine="0"/>
+              <w:pStyle w:val="TextoTablas"/>
             </w:pPr>
             <w:r>
               <w:t>Descripción</w:t>
@@ -12345,7 +12488,7 @@
           </w:tcPr>
           <w:p>
             <w:pPr>
-              <w:ind w:firstLine="0"/>
+              <w:pStyle w:val="TextoTablas"/>
             </w:pPr>
             <w:r>
               <w:t>Básica</w:t>
@@ -12358,7 +12501,7 @@
           </w:tcPr>
           <w:p>
             <w:pPr>
-              <w:ind w:firstLine="0"/>
+              <w:pStyle w:val="TextoTablas"/>
             </w:pPr>
             <w:r>
               <w:t>Envía usuario y contraseña codificados en el encabezado de la solicitud.</w:t>
@@ -12373,7 +12516,7 @@
           </w:tcPr>
           <w:p>
             <w:pPr>
-              <w:ind w:firstLine="0"/>
+              <w:pStyle w:val="TextoTablas"/>
             </w:pPr>
             <w:proofErr w:type="spellStart"/>
             <w:r>
@@ -12391,7 +12534,7 @@
           </w:tcPr>
           <w:p>
             <w:pPr>
-              <w:ind w:firstLine="0"/>
+              <w:pStyle w:val="TextoTablas"/>
             </w:pPr>
             <w:r>
               <w:t>Utiliza un token generado por el servidor para autorizar el acceso.</w:t>
@@ -12409,7 +12552,7 @@
           </w:tcPr>
           <w:p>
             <w:pPr>
-              <w:ind w:firstLine="0"/>
+              <w:pStyle w:val="TextoTablas"/>
             </w:pPr>
             <w:r>
               <w:t>API Key</w:t>
@@ -12422,7 +12565,7 @@
           </w:tcPr>
           <w:p>
             <w:pPr>
-              <w:ind w:firstLine="0"/>
+              <w:pStyle w:val="TextoTablas"/>
             </w:pPr>
             <w:r>
               <w:t>Asigna una clave única al cliente para validar el acceso a los recursos.</w:t>
@@ -12437,7 +12580,7 @@
           </w:tcPr>
           <w:p>
             <w:pPr>
-              <w:ind w:firstLine="0"/>
+              <w:pStyle w:val="TextoTablas"/>
             </w:pPr>
             <w:r>
               <w:t>OAuth</w:t>
@@ -12450,7 +12593,7 @@
           </w:tcPr>
           <w:p>
             <w:pPr>
-              <w:ind w:firstLine="0"/>
+              <w:pStyle w:val="TextoTablas"/>
             </w:pPr>
             <w:r>
               <w:t xml:space="preserve">Sistema de autenticación y autorización más robusto basado en </w:t>
@@ -12474,7 +12617,6 @@
         <w:t>La implementación adecuada de estos mecanismos de autenticación permite proteger los servicios, controlar el acceso a los recursos y garantizar la integridad de la información intercambiada entre las aplicaciones.</w:t>
       </w:r>
     </w:p>
-    <w:p/>
     <w:p>
       <w:r>
         <w:lastRenderedPageBreak/>
@@ -12698,7 +12840,7 @@
           </w:tcPr>
           <w:p>
             <w:pPr>
-              <w:ind w:firstLine="0"/>
+              <w:pStyle w:val="TextoTablas"/>
             </w:pPr>
             <w:r>
               <w:t>Enfoque</w:t>
@@ -12711,7 +12853,7 @@
           </w:tcPr>
           <w:p>
             <w:pPr>
-              <w:ind w:firstLine="0"/>
+              <w:pStyle w:val="TextoTablas"/>
             </w:pPr>
             <w:r>
               <w:t>Finalidad</w:t>
@@ -12729,7 +12871,7 @@
           </w:tcPr>
           <w:p>
             <w:pPr>
-              <w:ind w:firstLine="0"/>
+              <w:pStyle w:val="TextoTablas"/>
             </w:pPr>
             <w:r>
               <w:t>Migración estructural</w:t>
@@ -12742,7 +12884,7 @@
           </w:tcPr>
           <w:p>
             <w:pPr>
-              <w:ind w:firstLine="0"/>
+              <w:pStyle w:val="TextoTablas"/>
             </w:pPr>
             <w:r>
               <w:t>Aplicar cambios controlados en el esquema de la base de datos.</w:t>
@@ -12757,7 +12899,7 @@
           </w:tcPr>
           <w:p>
             <w:pPr>
-              <w:ind w:firstLine="0"/>
+              <w:pStyle w:val="TextoTablas"/>
             </w:pPr>
             <w:r>
               <w:t>ETL</w:t>
@@ -12770,7 +12912,7 @@
           </w:tcPr>
           <w:p>
             <w:pPr>
-              <w:ind w:firstLine="0"/>
+              <w:pStyle w:val="TextoTablas"/>
             </w:pPr>
             <w:r>
               <w:t>Extraer, transformar y cargar datos entre sistemas o motores de base de datos.</w:t>
@@ -12788,7 +12930,7 @@
           </w:tcPr>
           <w:p>
             <w:pPr>
-              <w:ind w:firstLine="0"/>
+              <w:pStyle w:val="TextoTablas"/>
             </w:pPr>
             <w:r>
               <w:t>CDC</w:t>
@@ -12801,7 +12943,7 @@
           </w:tcPr>
           <w:p>
             <w:pPr>
-              <w:ind w:firstLine="0"/>
+              <w:pStyle w:val="TextoTablas"/>
             </w:pPr>
             <w:r>
               <w:t>Replicar cambios en tiempo casi real para mantener la consistencia de la información.</w:t>
@@ -12816,7 +12958,7 @@
           </w:tcPr>
           <w:p>
             <w:pPr>
-              <w:ind w:firstLine="0"/>
+              <w:pStyle w:val="TextoTablas"/>
             </w:pPr>
             <w:r>
               <w:t xml:space="preserve">Sincronización por </w:t>
@@ -12834,7 +12976,7 @@
           </w:tcPr>
           <w:p>
             <w:pPr>
-              <w:ind w:firstLine="0"/>
+              <w:pStyle w:val="TextoTablas"/>
             </w:pPr>
             <w:r>
               <w:t>Intercambiar datos entre aplicaciones o plataformas externas.</w:t>
@@ -12850,93 +12992,91 @@
       </w:r>
     </w:p>
     <w:p/>
+    <w:p>
+      <w:pPr>
+        <w:pStyle w:val="Ttulo2"/>
+      </w:pPr>
+      <w:bookmarkStart w:id="30" w:name="_Toc230076320"/>
+      <w:r>
+        <w:t>ORM (</w:t>
+      </w:r>
+      <w:proofErr w:type="spellStart"/>
+      <w:r>
+        <w:t>Object</w:t>
+      </w:r>
+      <w:proofErr w:type="spellEnd"/>
+      <w:r>
+        <w:t xml:space="preserve"> </w:t>
+      </w:r>
+      <w:proofErr w:type="spellStart"/>
+      <w:r>
+        <w:t>Relational</w:t>
+      </w:r>
+      <w:proofErr w:type="spellEnd"/>
+      <w:r>
+        <w:t xml:space="preserve"> </w:t>
+      </w:r>
+      <w:proofErr w:type="spellStart"/>
+      <w:r>
+        <w:t>Mapping</w:t>
+      </w:r>
+      <w:proofErr w:type="spellEnd"/>
+      <w:r>
+        <w:t>)</w:t>
+      </w:r>
+      <w:bookmarkEnd w:id="30"/>
+    </w:p>
+    <w:p>
+      <w:r>
+        <w:t>El mapeo objeto-relacional, conocido como ORM (</w:t>
+      </w:r>
+      <w:proofErr w:type="spellStart"/>
+      <w:r>
+        <w:t>Object</w:t>
+      </w:r>
+      <w:proofErr w:type="spellEnd"/>
+      <w:r>
+        <w:t xml:space="preserve"> </w:t>
+      </w:r>
+      <w:proofErr w:type="spellStart"/>
+      <w:r>
+        <w:t>Relational</w:t>
+      </w:r>
+      <w:proofErr w:type="spellEnd"/>
+      <w:r>
+        <w:t xml:space="preserve"> </w:t>
+      </w:r>
+      <w:proofErr w:type="spellStart"/>
+      <w:r>
+        <w:t>Mapping</w:t>
+      </w:r>
+      <w:proofErr w:type="spellEnd"/>
+      <w:r>
+        <w:t>), es una técnica de programación que permite conectar el modelo orientado a objetos de una aplicación con la estructura tabular de una base de datos relacional. Su propósito es facilitar la interacción con los datos utilizando objetos del lenguaje de programación en lugar de escribir consultas SQL de forma manual.</w:t>
+      </w:r>
+    </w:p>
+    <w:p>
+      <w:r>
+        <w:t xml:space="preserve">En el desarrollo de aplicaciones modernas, el código suele organizarse mediante clases, objetos y métodos, mientras que las bases de datos relacionales almacenan la </w:t>
+      </w:r>
+      <w:r>
+        <w:lastRenderedPageBreak/>
+        <w:t>información en tablas, filas y columnas. El ORM actúa como una capa de traducción entre estos dos modelos, permitiendo que los desarrolladores manipulen datos mediante objetos y que el sistema genere automáticamente las consultas SQL necesarias.</w:t>
+      </w:r>
+    </w:p>
+    <w:p>
+      <w:r>
+        <w:t>Gracias a esta técnica, una clase del programa puede representar una tabla de la base de datos, mientras que los atributos de la clase se relacionan con las columnas de dicha tabla. De esta manera, cada instancia del objeto representa un registro dentro de la base de datos.</w:t>
+      </w:r>
+    </w:p>
+    <w:p>
+      <w:r>
+        <w:t>El funcionamiento de un ORM se basa en el mapeo entre las estructuras del código y las estructuras de la base de datos. Cuando una aplicación realiza una operación sobre un objeto, el ORM traduce automáticamente esa acción en una consulta SQL equivalente.</w:t>
+      </w:r>
+    </w:p>
     <w:p/>
-    <w:p/>
-    <w:p>
-      <w:pPr>
-        <w:pStyle w:val="Ttulo2"/>
-      </w:pPr>
-      <w:bookmarkStart w:id="30" w:name="_Toc230076320"/>
-      <w:r>
-        <w:lastRenderedPageBreak/>
-        <w:t>ORM (</w:t>
-      </w:r>
-      <w:proofErr w:type="spellStart"/>
-      <w:r>
-        <w:t>Object</w:t>
-      </w:r>
-      <w:proofErr w:type="spellEnd"/>
-      <w:r>
-        <w:t xml:space="preserve"> </w:t>
-      </w:r>
-      <w:proofErr w:type="spellStart"/>
-      <w:r>
-        <w:t>Relational</w:t>
-      </w:r>
-      <w:proofErr w:type="spellEnd"/>
-      <w:r>
-        <w:t xml:space="preserve"> </w:t>
-      </w:r>
-      <w:proofErr w:type="spellStart"/>
-      <w:r>
-        <w:t>Mapping</w:t>
-      </w:r>
-      <w:proofErr w:type="spellEnd"/>
-      <w:r>
-        <w:t>)</w:t>
-      </w:r>
-      <w:bookmarkEnd w:id="30"/>
-    </w:p>
-    <w:p>
-      <w:r>
-        <w:t>El mapeo objeto-relacional, conocido como ORM (</w:t>
-      </w:r>
-      <w:proofErr w:type="spellStart"/>
-      <w:r>
-        <w:t>Object</w:t>
-      </w:r>
-      <w:proofErr w:type="spellEnd"/>
-      <w:r>
-        <w:t xml:space="preserve"> </w:t>
-      </w:r>
-      <w:proofErr w:type="spellStart"/>
-      <w:r>
-        <w:t>Relational</w:t>
-      </w:r>
-      <w:proofErr w:type="spellEnd"/>
-      <w:r>
-        <w:t xml:space="preserve"> </w:t>
-      </w:r>
-      <w:proofErr w:type="spellStart"/>
-      <w:r>
-        <w:t>Mapping</w:t>
-      </w:r>
-      <w:proofErr w:type="spellEnd"/>
-      <w:r>
-        <w:t>), es una técnica de programación que permite conectar el modelo orientado a objetos de una aplicación con la estructura tabular de una base de datos relacional. Su propósito es facilitar la interacción con los datos utilizando objetos del lenguaje de programación en lugar de escribir consultas SQL de forma manual.</w:t>
-      </w:r>
-    </w:p>
-    <w:p>
-      <w:r>
-        <w:t>En el desarrollo de aplicaciones modernas, el código suele organizarse mediante clases, objetos y métodos, mientras que las bases de datos relacionales almacenan la información en tablas, filas y columnas. El ORM actúa como una capa de traducción entre estos dos modelos, permitiendo que los desarrolladores manipulen datos mediante objetos y que el sistema genere automáticamente las consultas SQL necesarias.</w:t>
-      </w:r>
-    </w:p>
-    <w:p>
-      <w:r>
-        <w:t>Gracias a esta técnica, una clase del programa puede representar una tabla de la base de datos, mientras que los atributos de la clase se relacionan con las columnas de dicha tabla. De esta manera, cada instancia del objeto representa un registro dentro de la base de datos.</w:t>
-      </w:r>
-    </w:p>
-    <w:p>
-      <w:r>
-        <w:t>El funcionamiento de un ORM se basa en el mapeo entre las estructuras del código y las estructuras de la base de datos. Cuando una aplicación realiza una operación sobre un objeto, el ORM traduce automáticamente esa acción en una consulta SQL equivalente.</w:t>
-      </w:r>
-    </w:p>
-    <w:p/>
-    <w:p/>
-    <w:p/>
-    <w:p>
-      <w:r>
-        <w:lastRenderedPageBreak/>
+    <w:p>
+      <w:r>
         <w:t>Entre las principales funciones que realiza un ORM se encuentran:</w:t>
       </w:r>
     </w:p>
@@ -12988,6 +13128,7 @@
         <w:rPr>
           <w:b/>
         </w:rPr>
+        <w:lastRenderedPageBreak/>
         <w:t>Gestión de relaciones entre entidades</w:t>
       </w:r>
       <w:r>
@@ -13031,7 +13172,13 @@
         </w:numPr>
       </w:pPr>
       <w:r>
-        <w:t xml:space="preserve">Python: </w:t>
+        <w:rPr>
+          <w:b/>
+        </w:rPr>
+        <w:t>Python</w:t>
+      </w:r>
+      <w:r>
+        <w:t xml:space="preserve">: </w:t>
       </w:r>
       <w:proofErr w:type="spellStart"/>
       <w:r>
@@ -13051,8 +13198,13 @@
         </w:numPr>
       </w:pPr>
       <w:r>
-        <w:lastRenderedPageBreak/>
-        <w:t xml:space="preserve">Java: </w:t>
+        <w:rPr>
+          <w:b/>
+        </w:rPr>
+        <w:t>Java</w:t>
+      </w:r>
+      <w:r>
+        <w:t xml:space="preserve">: </w:t>
       </w:r>
       <w:proofErr w:type="spellStart"/>
       <w:r>
@@ -13072,7 +13224,13 @@
         </w:numPr>
       </w:pPr>
       <w:r>
-        <w:t xml:space="preserve">C# / .NET: </w:t>
+        <w:rPr>
+          <w:b/>
+        </w:rPr>
+        <w:t>C# / .NET</w:t>
+      </w:r>
+      <w:r>
+        <w:t xml:space="preserve">: </w:t>
       </w:r>
       <w:proofErr w:type="spellStart"/>
       <w:r>
@@ -13100,7 +13258,13 @@
         </w:numPr>
       </w:pPr>
       <w:r>
-        <w:t xml:space="preserve">JavaScript (Node.js): </w:t>
+        <w:rPr>
+          <w:b/>
+        </w:rPr>
+        <w:t>JavaScript (Node.js)</w:t>
+      </w:r>
+      <w:r>
+        <w:t xml:space="preserve">: </w:t>
       </w:r>
       <w:proofErr w:type="spellStart"/>
       <w:r>
@@ -13128,7 +13292,13 @@
         </w:numPr>
       </w:pPr>
       <w:r>
-        <w:t xml:space="preserve">PHP: </w:t>
+        <w:rPr>
+          <w:b/>
+        </w:rPr>
+        <w:t>PHP</w:t>
+      </w:r>
+      <w:r>
+        <w:t xml:space="preserve">: </w:t>
       </w:r>
       <w:proofErr w:type="spellStart"/>
       <w:r>
@@ -13155,6 +13325,7 @@
         <w:pStyle w:val="Tabla"/>
       </w:pPr>
       <w:r>
+        <w:lastRenderedPageBreak/>
         <w:t>Ventajas y consideraciones del uso de ORM</w:t>
       </w:r>
     </w:p>
@@ -13179,7 +13350,7 @@
           </w:tcPr>
           <w:p>
             <w:pPr>
-              <w:ind w:firstLine="0"/>
+              <w:pStyle w:val="TextoTablas"/>
             </w:pPr>
             <w:r>
               <w:t>Característica</w:t>
@@ -13192,7 +13363,7 @@
           </w:tcPr>
           <w:p>
             <w:pPr>
-              <w:ind w:firstLine="0"/>
+              <w:pStyle w:val="TextoTablas"/>
             </w:pPr>
             <w:r>
               <w:t>Descripción</w:t>
@@ -13210,7 +13381,7 @@
           </w:tcPr>
           <w:p>
             <w:pPr>
-              <w:ind w:firstLine="0"/>
+              <w:pStyle w:val="TextoTablas"/>
             </w:pPr>
             <w:r>
               <w:t>Productividad.</w:t>
@@ -13223,7 +13394,7 @@
           </w:tcPr>
           <w:p>
             <w:pPr>
-              <w:ind w:firstLine="0"/>
+              <w:pStyle w:val="TextoTablas"/>
             </w:pPr>
             <w:r>
               <w:t>Reduce la cantidad de código repetitivo necesario para interactuar con la base de datos.</w:t>
@@ -13238,7 +13409,7 @@
           </w:tcPr>
           <w:p>
             <w:pPr>
-              <w:ind w:firstLine="0"/>
+              <w:pStyle w:val="TextoTablas"/>
             </w:pPr>
             <w:r>
               <w:t>Seguridad.</w:t>
@@ -13251,7 +13422,7 @@
           </w:tcPr>
           <w:p>
             <w:pPr>
-              <w:ind w:firstLine="0"/>
+              <w:pStyle w:val="TextoTablas"/>
             </w:pPr>
             <w:r>
               <w:t>Disminuye el riesgo de ataques de inyección SQL mediante consultas parametrizadas.</w:t>
@@ -13269,7 +13440,7 @@
           </w:tcPr>
           <w:p>
             <w:pPr>
-              <w:ind w:firstLine="0"/>
+              <w:pStyle w:val="TextoTablas"/>
             </w:pPr>
             <w:r>
               <w:t>Portabilidad.</w:t>
@@ -13282,7 +13453,7 @@
           </w:tcPr>
           <w:p>
             <w:pPr>
-              <w:ind w:firstLine="0"/>
+              <w:pStyle w:val="TextoTablas"/>
             </w:pPr>
             <w:r>
               <w:t>Facilita el cambio de motor de base de datos con ajustes mínimos en el código.</w:t>
@@ -13297,7 +13468,7 @@
           </w:tcPr>
           <w:p>
             <w:pPr>
-              <w:ind w:firstLine="0"/>
+              <w:pStyle w:val="TextoTablas"/>
             </w:pPr>
             <w:r>
               <w:t>Rendimiento.</w:t>
@@ -13310,7 +13481,7 @@
           </w:tcPr>
           <w:p>
             <w:pPr>
-              <w:ind w:firstLine="0"/>
+              <w:pStyle w:val="TextoTablas"/>
             </w:pPr>
             <w:r>
               <w:t>En consultas muy complejas puede resultar menos eficiente que escribir SQL optimizado manualmente.</w:t>
@@ -13320,10 +13491,8 @@
       </w:tr>
     </w:tbl>
     <w:p/>
-    <w:p/>
-    <w:p>
-      <w:r>
-        <w:lastRenderedPageBreak/>
+    <w:p>
+      <w:r>
         <w:t xml:space="preserve">El uso adecuado de ORM mejora la productividad en el desarrollo de </w:t>
       </w:r>
       <w:r>
@@ -13377,10 +13546,10 @@
         <w:rPr>
           <w:rStyle w:val="Extranjerismo"/>
         </w:rPr>
-        <w:t>x|</w:t>
-      </w:r>
-      <w:r>
-        <w:t xml:space="preserve"> constituyen una etapa fundamental dentro del proceso de desarrollo de aplicaciones y servicios digitales. En el caso de las </w:t>
+        <w:t xml:space="preserve">software </w:t>
+      </w:r>
+      <w:r>
+        <w:t xml:space="preserve">constituyen una etapa fundamental dentro del proceso de desarrollo de aplicaciones y servicios digitales. En el caso de las </w:t>
       </w:r>
       <w:proofErr w:type="spellStart"/>
       <w:r>
@@ -13626,7 +13795,16 @@
           <w:rStyle w:val="Extranjerismo"/>
           <w:b/>
         </w:rPr>
-        <w:t>bug</w:t>
+        <w:t>b</w:t>
+      </w:r>
+      <w:bookmarkStart w:id="34" w:name="_GoBack"/>
+      <w:bookmarkEnd w:id="34"/>
+      <w:r>
+        <w:rPr>
+          <w:rStyle w:val="Extranjerismo"/>
+          <w:b/>
+        </w:rPr>
+        <w:t>ug</w:t>
       </w:r>
       <w:r>
         <w:t xml:space="preserve">: problema presente en el código o en la lógica del sistema que provoca un comportamiento incorrecto del </w:t>
@@ -13695,32 +13873,31 @@
         <w:t>: indicador que permite determinar qué proporción del sistema o del código ha sido evaluada mediante pruebas.</w:t>
       </w:r>
     </w:p>
+    <w:p>
+      <w:r>
+        <w:t xml:space="preserve">Comprender estos conceptos permite interpretar adecuadamente los resultados obtenidos durante el proceso de verificación del </w:t>
+      </w:r>
+      <w:r>
+        <w:rPr>
+          <w:rStyle w:val="Extranjerismo"/>
+        </w:rPr>
+        <w:t>software</w:t>
+      </w:r>
+      <w:r>
+        <w:t xml:space="preserve"> y facilita la aplicación de diferentes tipos de pruebas que contribuyen a garantizar la calidad de una API.</w:t>
+      </w:r>
+    </w:p>
     <w:p/>
     <w:p>
-      <w:r>
-        <w:t xml:space="preserve">Comprender estos conceptos permite interpretar adecuadamente los resultados obtenidos durante el proceso de verificación del </w:t>
-      </w:r>
-      <w:r>
-        <w:rPr>
-          <w:rStyle w:val="Extranjerismo"/>
-        </w:rPr>
-        <w:t>software</w:t>
-      </w:r>
-      <w:r>
-        <w:t xml:space="preserve"> y facilita la aplicación de diferentes tipos de pruebas que contribuyen a garantizar la calidad de una API.</w:t>
-      </w:r>
-    </w:p>
-    <w:p/>
-    <w:p>
       <w:pPr>
         <w:pStyle w:val="Ttulo2"/>
       </w:pPr>
-      <w:bookmarkStart w:id="34" w:name="_Toc230076324"/>
+      <w:bookmarkStart w:id="35" w:name="_Toc230076324"/>
       <w:r>
         <w:lastRenderedPageBreak/>
         <w:t>Características y tipos de pruebas</w:t>
       </w:r>
-      <w:bookmarkEnd w:id="34"/>
+      <w:bookmarkEnd w:id="35"/>
     </w:p>
     <w:p>
       <w:r>
@@ -13954,12 +14131,7 @@
     <w:p>
       <w:r>
         <w:lastRenderedPageBreak/>
-        <w:t>Par</w:t>
-      </w:r>
-      <w:bookmarkStart w:id="35" w:name="_GoBack"/>
-      <w:bookmarkEnd w:id="35"/>
-      <w:r>
-        <w:t xml:space="preserve">a facilitar la comprensión de estos enfoques, en la siguiente tabla se presentan algunos de los tipos de pruebas más relevantes en el desarrollo de </w:t>
+        <w:t xml:space="preserve">Para facilitar la comprensión de estos enfoques, en la siguiente tabla se presentan algunos de los tipos de pruebas más relevantes en el desarrollo de </w:t>
       </w:r>
       <w:proofErr w:type="spellStart"/>
       <w:r>
@@ -14005,7 +14177,7 @@
           </w:tcPr>
           <w:p>
             <w:pPr>
-              <w:ind w:firstLine="0"/>
+              <w:pStyle w:val="TextoTablas"/>
             </w:pPr>
             <w:r>
               <w:t>Tipo de prueba</w:t>
@@ -14018,7 +14190,7 @@
           </w:tcPr>
           <w:p>
             <w:pPr>
-              <w:ind w:firstLine="0"/>
+              <w:pStyle w:val="TextoTablas"/>
             </w:pPr>
             <w:r>
               <w:t>Finalidad principal</w:t>
@@ -14036,7 +14208,7 @@
           </w:tcPr>
           <w:p>
             <w:pPr>
-              <w:ind w:firstLine="0"/>
+              <w:pStyle w:val="TextoTablas"/>
             </w:pPr>
             <w:r>
               <w:t>Funcional</w:t>
@@ -14049,7 +14221,7 @@
           </w:tcPr>
           <w:p>
             <w:pPr>
-              <w:ind w:firstLine="0"/>
+              <w:pStyle w:val="TextoTablas"/>
             </w:pPr>
             <w:r>
               <w:t xml:space="preserve">Verificar que los </w:t>
@@ -14073,7 +14245,7 @@
           </w:tcPr>
           <w:p>
             <w:pPr>
-              <w:ind w:firstLine="0"/>
+              <w:pStyle w:val="TextoTablas"/>
             </w:pPr>
             <w:r>
               <w:t>Seguridad</w:t>
@@ -14086,7 +14258,7 @@
           </w:tcPr>
           <w:p>
             <w:pPr>
-              <w:ind w:firstLine="0"/>
+              <w:pStyle w:val="TextoTablas"/>
             </w:pPr>
             <w:r>
               <w:t>Detectar vulnerabilidades en autenticación, autorización y manejo de datos.</w:t>
@@ -14104,7 +14276,7 @@
           </w:tcPr>
           <w:p>
             <w:pPr>
-              <w:ind w:firstLine="0"/>
+              <w:pStyle w:val="TextoTablas"/>
             </w:pPr>
             <w:r>
               <w:t>Rendimiento</w:t>
@@ -14117,7 +14289,7 @@
           </w:tcPr>
           <w:p>
             <w:pPr>
-              <w:ind w:firstLine="0"/>
+              <w:pStyle w:val="TextoTablas"/>
             </w:pPr>
             <w:r>
               <w:t>Evaluar la velocidad y capacidad de respuesta del servicio.</w:t>
@@ -14132,7 +14304,7 @@
           </w:tcPr>
           <w:p>
             <w:pPr>
-              <w:ind w:firstLine="0"/>
+              <w:pStyle w:val="TextoTablas"/>
             </w:pPr>
             <w:r>
               <w:t>Carga / estrés</w:t>
@@ -14145,7 +14317,7 @@
           </w:tcPr>
           <w:p>
             <w:pPr>
-              <w:ind w:firstLine="0"/>
+              <w:pStyle w:val="TextoTablas"/>
             </w:pPr>
             <w:r>
               <w:t>Medir el comportamiento bajo diferentes niveles de tráfico.</w:t>
@@ -14163,7 +14335,7 @@
           </w:tcPr>
           <w:p>
             <w:pPr>
-              <w:ind w:firstLine="0"/>
+              <w:pStyle w:val="TextoTablas"/>
             </w:pPr>
             <w:r>
               <w:t>Integración</w:t>
@@ -14176,7 +14348,7 @@
           </w:tcPr>
           <w:p>
             <w:pPr>
-              <w:ind w:firstLine="0"/>
+              <w:pStyle w:val="TextoTablas"/>
             </w:pPr>
             <w:r>
               <w:t>Validar la interacción entre servicios y sistemas externos.</w:t>
@@ -14191,7 +14363,7 @@
           </w:tcPr>
           <w:p>
             <w:pPr>
-              <w:ind w:firstLine="0"/>
+              <w:pStyle w:val="TextoTablas"/>
             </w:pPr>
             <w:r>
               <w:t>Regresión</w:t>
@@ -14204,7 +14376,7 @@
           </w:tcPr>
           <w:p>
             <w:pPr>
-              <w:ind w:firstLine="0"/>
+              <w:pStyle w:val="TextoTablas"/>
             </w:pPr>
             <w:r>
               <w:t>Confirmar que cambios recientes no afectaron funcionalidades existentes.</w:t>
@@ -14222,7 +14394,7 @@
           </w:tcPr>
           <w:p>
             <w:pPr>
-              <w:ind w:firstLine="0"/>
+              <w:pStyle w:val="TextoTablas"/>
             </w:pPr>
             <w:r>
               <w:t>Extremo a extremo</w:t>
@@ -14235,7 +14407,7 @@
           </w:tcPr>
           <w:p>
             <w:pPr>
-              <w:ind w:firstLine="0"/>
+              <w:pStyle w:val="TextoTablas"/>
             </w:pPr>
             <w:r>
               <w:t>Evaluar el flujo completo de funcionamiento del sistema.</w:t>
@@ -14247,14 +14419,15 @@
     <w:p/>
     <w:p>
       <w:r>
-        <w:t xml:space="preserve">En la práctica, las pruebas pueden realizarse de forma manual o automatizada. Las pruebas manuales son útiles en etapas iniciales o para explorar el comportamiento de la API, mientras que las pruebas automatizadas permiten ejecutar validaciones </w:t>
-      </w:r>
-      <w:r>
-        <w:lastRenderedPageBreak/>
-        <w:t>repetitivas de forma rápida y confiable, especialmente en entornos de integración continua.</w:t>
-      </w:r>
-    </w:p>
-    <w:p>
+        <w:t>En la práctica, las pruebas pueden realizarse de forma manual o automatizada. Las pruebas manuales son útiles en etapas iniciales o para explorar el comportamiento de la API, mientras que las pruebas automatizadas permiten ejecutar validaciones repetitivas de forma rápida y confiable, especialmente en entornos de integración continua.</w:t>
+      </w:r>
+    </w:p>
+    <w:p>
+      <w:pPr>
+        <w:rPr>
+          <w:lang w:eastAsia="es-CO"/>
+        </w:rPr>
+      </w:pPr>
       <w:r>
         <w:t xml:space="preserve">La aplicación sistemática de estas pruebas contribuye a garantizar </w:t>
       </w:r>
@@ -14266,25 +14439,6 @@
       <w:r>
         <w:t xml:space="preserve"> más estables, seguras y confiables dentro de los sistemas de información modernos.</w:t>
       </w:r>
-    </w:p>
-    <w:p/>
-    <w:p/>
-    <w:p/>
-    <w:p/>
-    <w:p/>
-    <w:p/>
-    <w:p/>
-    <w:p/>
-    <w:p/>
-    <w:p/>
-    <w:p/>
-    <w:p/>
-    <w:p>
-      <w:pPr>
-        <w:rPr>
-          <w:lang w:eastAsia="es-CO"/>
-        </w:rPr>
-      </w:pPr>
     </w:p>
     <w:p>
       <w:pPr>
@@ -15966,12 +16120,14 @@
             <w:pPr>
               <w:rPr>
                 <w:b/>
+                <w:sz w:val="24"/>
                 <w:lang w:val="es-ES_tradnl" w:eastAsia="es-CO"/>
               </w:rPr>
             </w:pPr>
             <w:r>
               <w:rPr>
                 <w:b/>
+                <w:sz w:val="24"/>
                 <w:lang w:val="es-ES_tradnl" w:eastAsia="es-CO"/>
               </w:rPr>
               <w:t>Nombre</w:t>
@@ -15987,12 +16143,14 @@
             <w:pPr>
               <w:rPr>
                 <w:b/>
+                <w:sz w:val="24"/>
                 <w:lang w:val="es-ES_tradnl" w:eastAsia="es-CO"/>
               </w:rPr>
             </w:pPr>
             <w:r>
               <w:rPr>
                 <w:b/>
+                <w:sz w:val="24"/>
                 <w:lang w:val="es-ES_tradnl" w:eastAsia="es-CO"/>
               </w:rPr>
               <w:t>Cargo</w:t>
@@ -16009,12 +16167,14 @@
               <w:ind w:firstLine="0"/>
               <w:rPr>
                 <w:b/>
+                <w:sz w:val="24"/>
                 <w:lang w:val="es-ES_tradnl" w:eastAsia="es-CO"/>
               </w:rPr>
             </w:pPr>
             <w:r>
               <w:rPr>
                 <w:b/>
+                <w:sz w:val="24"/>
                 <w:lang w:val="es-ES_tradnl" w:eastAsia="es-CO"/>
               </w:rPr>
               <w:t>Centro de Formación y Regional</w:t>
@@ -16042,6 +16202,9 @@
               </w:rPr>
             </w:pPr>
             <w:r>
+              <w:rPr>
+                <w:sz w:val="24"/>
+              </w:rPr>
               <w:t>Claudia Johanna Gómez Pérez</w:t>
             </w:r>
           </w:p>
@@ -16062,6 +16225,9 @@
               </w:rPr>
             </w:pPr>
             <w:r>
+              <w:rPr>
+                <w:sz w:val="24"/>
+              </w:rPr>
               <w:t>Profesional G06. Responsable Ecosistema Virtual de Recursos Educativos Digitales</w:t>
             </w:r>
           </w:p>
@@ -16082,6 +16248,9 @@
               </w:rPr>
             </w:pPr>
             <w:r>
+              <w:rPr>
+                <w:sz w:val="24"/>
+              </w:rPr>
               <w:t>Centro Agroturístico - Regional Santander</w:t>
             </w:r>
           </w:p>
@@ -16103,14 +16272,23 @@
               </w:rPr>
             </w:pPr>
             <w:r>
+              <w:rPr>
+                <w:sz w:val="24"/>
+              </w:rPr>
               <w:t xml:space="preserve">Diana Rocío </w:t>
             </w:r>
             <w:proofErr w:type="spellStart"/>
             <w:r>
+              <w:rPr>
+                <w:sz w:val="24"/>
+              </w:rPr>
               <w:t>Possos</w:t>
             </w:r>
             <w:proofErr w:type="spellEnd"/>
             <w:r>
+              <w:rPr>
+                <w:sz w:val="24"/>
+              </w:rPr>
               <w:t xml:space="preserve"> Beltrán</w:t>
             </w:r>
           </w:p>
@@ -16130,6 +16308,9 @@
               </w:rPr>
             </w:pPr>
             <w:r>
+              <w:rPr>
+                <w:sz w:val="24"/>
+              </w:rPr>
               <w:t>Responsable de línea de producción</w:t>
             </w:r>
           </w:p>
@@ -16149,6 +16330,9 @@
               </w:rPr>
             </w:pPr>
             <w:r>
+              <w:rPr>
+                <w:sz w:val="24"/>
+              </w:rPr>
               <w:t>Centro de Comercio y Servicios - Regional Tolima</w:t>
             </w:r>
           </w:p>
@@ -16174,6 +16358,9 @@
               </w:rPr>
             </w:pPr>
             <w:r>
+              <w:rPr>
+                <w:sz w:val="24"/>
+              </w:rPr>
               <w:t>Viviana Esperanza Herrera Quiñonez</w:t>
             </w:r>
           </w:p>
@@ -16194,6 +16381,9 @@
               </w:rPr>
             </w:pPr>
             <w:r>
+              <w:rPr>
+                <w:sz w:val="24"/>
+              </w:rPr>
               <w:t>Evaluadora instruccional</w:t>
             </w:r>
           </w:p>
@@ -16214,6 +16404,9 @@
               </w:rPr>
             </w:pPr>
             <w:r>
+              <w:rPr>
+                <w:sz w:val="24"/>
+              </w:rPr>
               <w:t>Centro de Comercio y Servicios - Regional Tolima</w:t>
             </w:r>
           </w:p>
@@ -16236,10 +16429,16 @@
             </w:pPr>
             <w:proofErr w:type="spellStart"/>
             <w:r>
+              <w:rPr>
+                <w:sz w:val="24"/>
+              </w:rPr>
               <w:t>Jose</w:t>
             </w:r>
             <w:proofErr w:type="spellEnd"/>
             <w:r>
+              <w:rPr>
+                <w:sz w:val="24"/>
+              </w:rPr>
               <w:t xml:space="preserve"> Yobani Penagos Mora</w:t>
             </w:r>
           </w:p>
@@ -16259,6 +16458,9 @@
               </w:rPr>
             </w:pPr>
             <w:r>
+              <w:rPr>
+                <w:sz w:val="24"/>
+              </w:rPr>
               <w:t>Diseñador de contenidos digitales</w:t>
             </w:r>
           </w:p>
@@ -16278,6 +16480,9 @@
               </w:rPr>
             </w:pPr>
             <w:r>
+              <w:rPr>
+                <w:sz w:val="24"/>
+              </w:rPr>
               <w:t>Centro de Comercio y Servicios - Regional Tolima</w:t>
             </w:r>
           </w:p>
@@ -16300,6 +16505,9 @@
               </w:rPr>
             </w:pPr>
             <w:r>
+              <w:rPr>
+                <w:sz w:val="24"/>
+              </w:rPr>
               <w:t>Francisco José Vásquez Suárez</w:t>
             </w:r>
           </w:p>
@@ -16320,11 +16528,15 @@
               </w:rPr>
             </w:pPr>
             <w:r>
+              <w:rPr>
+                <w:sz w:val="24"/>
+              </w:rPr>
               <w:t xml:space="preserve">Desarrollador </w:t>
             </w:r>
             <w:r>
               <w:rPr>
                 <w:rStyle w:val="Extranjerismo"/>
+                <w:sz w:val="24"/>
               </w:rPr>
               <w:t>full stack</w:t>
             </w:r>
@@ -16346,6 +16558,9 @@
               </w:rPr>
             </w:pPr>
             <w:r>
+              <w:rPr>
+                <w:sz w:val="24"/>
+              </w:rPr>
               <w:t>Centro de Comercio y Servicios - Regional Tolima</w:t>
             </w:r>
           </w:p>
@@ -16367,10 +16582,16 @@
               </w:rPr>
             </w:pPr>
             <w:r>
+              <w:rPr>
+                <w:sz w:val="24"/>
+              </w:rPr>
               <w:t xml:space="preserve">Ernesto Navarro </w:t>
             </w:r>
             <w:proofErr w:type="spellStart"/>
             <w:r>
+              <w:rPr>
+                <w:sz w:val="24"/>
+              </w:rPr>
               <w:t>Jaimes</w:t>
             </w:r>
             <w:proofErr w:type="spellEnd"/>
@@ -16391,6 +16612,9 @@
               </w:rPr>
             </w:pPr>
             <w:r>
+              <w:rPr>
+                <w:sz w:val="24"/>
+              </w:rPr>
               <w:t>Animador y productor audiovisual</w:t>
             </w:r>
           </w:p>
@@ -16410,6 +16634,9 @@
               </w:rPr>
             </w:pPr>
             <w:r>
+              <w:rPr>
+                <w:sz w:val="24"/>
+              </w:rPr>
               <w:t>Centro de Comercio y Servicios - Regional Tolima</w:t>
             </w:r>
           </w:p>
@@ -16432,6 +16659,9 @@
               </w:rPr>
             </w:pPr>
             <w:r>
+              <w:rPr>
+                <w:sz w:val="24"/>
+              </w:rPr>
               <w:t>Jorge Eduardo Rueda Peña</w:t>
             </w:r>
           </w:p>
@@ -16452,6 +16682,9 @@
               </w:rPr>
             </w:pPr>
             <w:r>
+              <w:rPr>
+                <w:sz w:val="24"/>
+              </w:rPr>
               <w:t>Evaluador de contenidos inclusivos y accesibles</w:t>
             </w:r>
           </w:p>
@@ -16472,6 +16705,9 @@
               </w:rPr>
             </w:pPr>
             <w:r>
+              <w:rPr>
+                <w:sz w:val="24"/>
+              </w:rPr>
               <w:t>Centro de Comercio y Servicios - Regional Tolima</w:t>
             </w:r>
           </w:p>
@@ -16493,7 +16729,9 @@
               </w:rPr>
             </w:pPr>
             <w:r>
-              <w:lastRenderedPageBreak/>
+              <w:rPr>
+                <w:sz w:val="24"/>
+              </w:rPr>
               <w:t>Jorge Bustos Gómez</w:t>
             </w:r>
           </w:p>
@@ -16513,6 +16751,9 @@
               </w:rPr>
             </w:pPr>
             <w:r>
+              <w:rPr>
+                <w:sz w:val="24"/>
+              </w:rPr>
               <w:t>Validador y vinculador de recursos educativos digitales</w:t>
             </w:r>
           </w:p>
@@ -16532,6 +16773,9 @@
               </w:rPr>
             </w:pPr>
             <w:r>
+              <w:rPr>
+                <w:sz w:val="24"/>
+              </w:rPr>
               <w:t>Centro de Comercio y Servicios - Regional Tolima</w:t>
             </w:r>
           </w:p>
@@ -18162,7 +18406,7 @@
   <w:abstractNum w:abstractNumId="13" w15:restartNumberingAfterBreak="0">
     <w:nsid w:val="24841872"/>
     <w:multiLevelType w:val="hybridMultilevel"/>
-    <w:tmpl w:val="F72CDF22"/>
+    <w:tmpl w:val="9F04E5F8"/>
     <w:lvl w:ilvl="0" w:tplc="240A0001">
       <w:start w:val="1"/>
       <w:numFmt w:val="bullet"/>
@@ -20335,7 +20579,7 @@
   <w:abstractNum w:abstractNumId="33" w15:restartNumberingAfterBreak="0">
     <w:nsid w:val="56AB292A"/>
     <w:multiLevelType w:val="hybridMultilevel"/>
-    <w:tmpl w:val="F954A654"/>
+    <w:tmpl w:val="9C84F130"/>
     <w:lvl w:ilvl="0" w:tplc="240A0001">
       <w:start w:val="1"/>
       <w:numFmt w:val="bullet"/>
@@ -23762,7 +24006,7 @@
 </file>
 
 <file path=customXml/itemProps1.xml><?xml version="1.0" encoding="utf-8"?>
-<ds:datastoreItem xmlns:ds="http://schemas.openxmlformats.org/officeDocument/2006/customXml" ds:itemID="{69DF22AA-7B20-41C2-BB4D-0DE400172057}">
+<ds:datastoreItem xmlns:ds="http://schemas.openxmlformats.org/officeDocument/2006/customXml" ds:itemID="{13866726-E4F6-40E6-80FC-09E4694DDBD0}">
   <ds:schemaRefs>
     <ds:schemaRef ds:uri="http://schemas.openxmlformats.org/officeDocument/2006/bibliography"/>
   </ds:schemaRefs>
@@ -23770,13 +24014,13 @@
 </file>
 
 <file path=customXml/itemProps2.xml><?xml version="1.0" encoding="utf-8"?>
-<ds:datastoreItem xmlns:ds="http://schemas.openxmlformats.org/officeDocument/2006/customXml" ds:itemID="{E6FBB78F-509D-4F5B-9510-6C8DD6D697A3}"/>
+<ds:datastoreItem xmlns:ds="http://schemas.openxmlformats.org/officeDocument/2006/customXml" ds:itemID="{B14901D2-E76A-4690-A824-2808DBDF28CC}"/>
 </file>
 
 <file path=customXml/itemProps3.xml><?xml version="1.0" encoding="utf-8"?>
-<ds:datastoreItem xmlns:ds="http://schemas.openxmlformats.org/officeDocument/2006/customXml" ds:itemID="{467EF7AA-3902-4522-9691-1967F7731457}"/>
+<ds:datastoreItem xmlns:ds="http://schemas.openxmlformats.org/officeDocument/2006/customXml" ds:itemID="{656A74F0-9830-4182-8F4E-9A19008C5A19}"/>
 </file>
 
 <file path=customXml/itemProps4.xml><?xml version="1.0" encoding="utf-8"?>
-<ds:datastoreItem xmlns:ds="http://schemas.openxmlformats.org/officeDocument/2006/customXml" ds:itemID="{01BBD1DD-792A-48A3-BD18-20C6F41487F4}"/>
+<ds:datastoreItem xmlns:ds="http://schemas.openxmlformats.org/officeDocument/2006/customXml" ds:itemID="{A2CEEA2A-E2AD-4AA3-8A42-37C18C64B075}"/>
 </file>